--- a/docs/review/packs/chapter-3.7.docx
+++ b/docs/review/packs/chapter-3.7.docx
@@ -285,7 +285,7 @@
           </w:tcPr>
           <w:p>
             <w:r>
-              <w:t>108</w:t>
+              <w:t>142</w:t>
             </w:r>
           </w:p>
         </w:tc>
@@ -4147,7 +4147,7 @@
           </w:tcPr>
           <w:p>
             <w:r>
-              <w:t>Expect a complete tear to change several examination findings, through the secondary roles.</w:t>
+              <w:t>State a direction and a flexion angle with any claim about what the ligament does.</w:t>
             </w:r>
           </w:p>
         </w:tc>
@@ -4213,7 +4213,7 @@
           </w:tcPr>
           <w:p>
             <w:r>
-              <w:t>Treat the functional loss as partly neuromuscular rather than purely mechanical.</w:t>
+              <w:t>Expect a complete tear to change several examination findings, through the secondary roles.</w:t>
             </w:r>
           </w:p>
         </w:tc>
@@ -4269,7 +4269,7 @@
           </w:tcPr>
           <w:p>
             <w:r>
-              <w:t>frcs</w:t>
+              <w:t>mrcs</w:t>
             </w:r>
           </w:p>
         </w:tc>
@@ -4279,7 +4279,7 @@
           </w:tcPr>
           <w:p>
             <w:r>
-              <w:t>Treat the four functions as unequally restorable.</w:t>
+              <w:t>Treat the functional loss as partly neuromuscular rather than purely mechanical.</w:t>
             </w:r>
           </w:p>
         </w:tc>
@@ -4335,7 +4335,7 @@
           </w:tcPr>
           <w:p>
             <w:r>
-              <w:t>frcs</w:t>
+              <w:t>mrcs</w:t>
             </w:r>
           </w:p>
         </w:tc>
@@ -4345,7 +4345,7 @@
           </w:tcPr>
           <w:p>
             <w:r>
-              <w:t>Address the secondary restraints where they are also injured, rather than relying on the graft.</w:t>
+              <w:t>Read an apportionment figure with its sectioning order in mind.</w:t>
             </w:r>
           </w:p>
         </w:tc>
@@ -4381,7 +4381,7 @@
           </w:tcPr>
           <w:p>
             <w:r>
-              <w:t>3.7.2-P1</w:t>
+              <w:t>3.7.1-P5</w:t>
             </w:r>
           </w:p>
         </w:tc>
@@ -4391,7 +4391,7 @@
           </w:tcPr>
           <w:p>
             <w:r>
-              <w:t>3.7.2</w:t>
+              <w:t>3.7.1</w:t>
             </w:r>
           </w:p>
         </w:tc>
@@ -4401,7 +4401,7 @@
           </w:tcPr>
           <w:p>
             <w:r>
-              <w:t>mrcs</w:t>
+              <w:t>frcs</w:t>
             </w:r>
           </w:p>
         </w:tc>
@@ -4411,7 +4411,7 @@
           </w:tcPr>
           <w:p>
             <w:r>
-              <w:t>Expect a combined injury to distribute load differently from the sectioning studies.</w:t>
+              <w:t>Treat the four functions as unequally restorable.</w:t>
             </w:r>
           </w:p>
         </w:tc>
@@ -4447,7 +4447,7 @@
           </w:tcPr>
           <w:p>
             <w:r>
-              <w:t>3.7.2-P2</w:t>
+              <w:t>3.7.1-P6</w:t>
             </w:r>
           </w:p>
         </w:tc>
@@ -4457,7 +4457,7 @@
           </w:tcPr>
           <w:p>
             <w:r>
-              <w:t>3.7.2</w:t>
+              <w:t>3.7.1</w:t>
             </w:r>
           </w:p>
         </w:tc>
@@ -4477,7 +4477,7 @@
           </w:tcPr>
           <w:p>
             <w:r>
-              <w:t>Treat the primary and secondary language as the framework for deciding what a reconstruction has to include.</w:t>
+              <w:t>Address the secondary restraints where they are also injured, rather than relying on the graft.</w:t>
             </w:r>
           </w:p>
         </w:tc>
@@ -4513,7 +4513,7 @@
           </w:tcPr>
           <w:p>
             <w:r>
-              <w:t>3.7.2-P3</w:t>
+              <w:t>3.7.1-P7</w:t>
             </w:r>
           </w:p>
         </w:tc>
@@ -4523,7 +4523,7 @@
           </w:tcPr>
           <w:p>
             <w:r>
-              <w:t>3.7.2</w:t>
+              <w:t>3.7.1</w:t>
             </w:r>
           </w:p>
         </w:tc>
@@ -4543,7 +4543,7 @@
           </w:tcPr>
           <w:p>
             <w:r>
-              <w:t>Assess the secondary restraints before relying on a single graft to carry rotation.</w:t>
+              <w:t>Read a construct study by which of the four functions it measured.</w:t>
             </w:r>
           </w:p>
         </w:tc>
@@ -4579,7 +4579,7 @@
           </w:tcPr>
           <w:p>
             <w:r>
-              <w:t>3.7.2-P4</w:t>
+              <w:t>3.7.2-P1</w:t>
             </w:r>
           </w:p>
         </w:tc>
@@ -4599,7 +4599,7 @@
           </w:tcPr>
           <w:p>
             <w:r>
-              <w:t>frcs</w:t>
+              <w:t>mrcs</w:t>
             </w:r>
           </w:p>
         </w:tc>
@@ -4609,7 +4609,7 @@
           </w:tcPr>
           <w:p>
             <w:r>
-              <w:t>Measure slope where the restraint is meeting an excessive load.</w:t>
+              <w:t>Expect a combined injury to distribute load differently from the sectioning studies.</w:t>
             </w:r>
           </w:p>
         </w:tc>
@@ -4645,7 +4645,7 @@
           </w:tcPr>
           <w:p>
             <w:r>
-              <w:t>3.7.3-P1</w:t>
+              <w:t>3.7.2-P2</w:t>
             </w:r>
           </w:p>
         </w:tc>
@@ -4655,7 +4655,7 @@
           </w:tcPr>
           <w:p>
             <w:r>
-              <w:t>3.7.3</w:t>
+              <w:t>3.7.2</w:t>
             </w:r>
           </w:p>
         </w:tc>
@@ -4665,7 +4665,7 @@
           </w:tcPr>
           <w:p>
             <w:r>
-              <w:t>mrcs</w:t>
+              <w:t>frcs</w:t>
             </w:r>
           </w:p>
         </w:tc>
@@ -4675,7 +4675,7 @@
           </w:tcPr>
           <w:p>
             <w:r>
-              <w:t>Expect a chronically deficient knee to be more lax than an acutely injured one.</w:t>
+              <w:t>Treat the primary and secondary language as the framework for deciding what a reconstruction has to include.</w:t>
             </w:r>
           </w:p>
         </w:tc>
@@ -4711,7 +4711,7 @@
           </w:tcPr>
           <w:p>
             <w:r>
-              <w:t>3.7.3-P2</w:t>
+              <w:t>3.7.2-P3</w:t>
             </w:r>
           </w:p>
         </w:tc>
@@ -4721,7 +4721,7 @@
           </w:tcPr>
           <w:p>
             <w:r>
-              <w:t>3.7.3</w:t>
+              <w:t>3.7.2</w:t>
             </w:r>
           </w:p>
         </w:tc>
@@ -4731,7 +4731,7 @@
           </w:tcPr>
           <w:p>
             <w:r>
-              <w:t>mrcs</w:t>
+              <w:t>frcs</w:t>
             </w:r>
           </w:p>
         </w:tc>
@@ -4741,7 +4741,7 @@
           </w:tcPr>
           <w:p>
             <w:r>
-              <w:t>Measure slope where laxity exceeds what the injury explains.</w:t>
+              <w:t>Decide whether to augment by asking which share is not being restored.</w:t>
             </w:r>
           </w:p>
         </w:tc>
@@ -4777,7 +4777,7 @@
           </w:tcPr>
           <w:p>
             <w:r>
-              <w:t>3.7.3-P3</w:t>
+              <w:t>3.7.2-P4</w:t>
             </w:r>
           </w:p>
         </w:tc>
@@ -4787,7 +4787,7 @@
           </w:tcPr>
           <w:p>
             <w:r>
-              <w:t>3.7.3</w:t>
+              <w:t>3.7.2</w:t>
             </w:r>
           </w:p>
         </w:tc>
@@ -4797,7 +4797,7 @@
           </w:tcPr>
           <w:p>
             <w:r>
-              <w:t>mrcs</w:t>
+              <w:t>frcs</w:t>
             </w:r>
           </w:p>
         </w:tc>
@@ -4807,7 +4807,7 @@
           </w:tcPr>
           <w:p>
             <w:r>
-              <w:t>Treat examination under anaesthetic as the more complete structural assessment.</w:t>
+              <w:t>Assess the secondary restraints before relying on a single graft to carry rotation.</w:t>
             </w:r>
           </w:p>
         </w:tc>
@@ -4843,7 +4843,7 @@
           </w:tcPr>
           <w:p>
             <w:r>
-              <w:t>3.7.3-P4</w:t>
+              <w:t>3.7.2-P5</w:t>
             </w:r>
           </w:p>
         </w:tc>
@@ -4853,7 +4853,7 @@
           </w:tcPr>
           <w:p>
             <w:r>
-              <w:t>3.7.3</w:t>
+              <w:t>3.7.2</w:t>
             </w:r>
           </w:p>
         </w:tc>
@@ -4873,7 +4873,7 @@
           </w:tcPr>
           <w:p>
             <w:r>
-              <w:t>Treat secondary restraint injury as the commonest reason a reconstruction underperforms without a technical error.</w:t>
+              <w:t>Measure slope where the restraint is meeting an excessive load.</w:t>
             </w:r>
           </w:p>
         </w:tc>
@@ -4909,7 +4909,7 @@
           </w:tcPr>
           <w:p>
             <w:r>
-              <w:t>3.7.3-P5</w:t>
+              <w:t>3.7.2-P6</w:t>
             </w:r>
           </w:p>
         </w:tc>
@@ -4919,7 +4919,7 @@
           </w:tcPr>
           <w:p>
             <w:r>
-              <w:t>3.7.3</w:t>
+              <w:t>3.7.2</w:t>
             </w:r>
           </w:p>
         </w:tc>
@@ -4939,7 +4939,7 @@
           </w:tcPr>
           <w:p>
             <w:r>
-              <w:t>Measure slope before revising a graft that failed without a new injury.</w:t>
+              <w:t>Read construct comparisons with the sectioning order limitation in mind.</w:t>
             </w:r>
           </w:p>
         </w:tc>
@@ -4975,7 +4975,7 @@
           </w:tcPr>
           <w:p>
             <w:r>
-              <w:t>3.7.3-P6</w:t>
+              <w:t>3.7.3-P1</w:t>
             </w:r>
           </w:p>
         </w:tc>
@@ -4995,7 +4995,7 @@
           </w:tcPr>
           <w:p>
             <w:r>
-              <w:t>frcs</w:t>
+              <w:t>mrcs</w:t>
             </w:r>
           </w:p>
         </w:tc>
@@ -5005,7 +5005,7 @@
           </w:tcPr>
           <w:p>
             <w:r>
-              <w:t>Repair the secondary restraints at the index operation rather than later.</w:t>
+              <w:t>Expect a chronically deficient knee to be more lax than an acutely injured one.</w:t>
             </w:r>
           </w:p>
         </w:tc>
@@ -5041,7 +5041,7 @@
           </w:tcPr>
           <w:p>
             <w:r>
-              <w:t>3.7.4-P1</w:t>
+              <w:t>3.7.3-P2</w:t>
             </w:r>
           </w:p>
         </w:tc>
@@ -5051,7 +5051,7 @@
           </w:tcPr>
           <w:p>
             <w:r>
-              <w:t>3.7.4</w:t>
+              <w:t>3.7.3</w:t>
             </w:r>
           </w:p>
         </w:tc>
@@ -5071,7 +5071,7 @@
           </w:tcPr>
           <w:p>
             <w:r>
-              <w:t>Treat the two bundle model as functionally useful and anatomically approximate.</w:t>
+              <w:t>Measure slope where laxity exceeds what the injury explains.</w:t>
             </w:r>
           </w:p>
         </w:tc>
@@ -5107,7 +5107,7 @@
           </w:tcPr>
           <w:p>
             <w:r>
-              <w:t>3.7.4-P2</w:t>
+              <w:t>3.7.3-P3</w:t>
             </w:r>
           </w:p>
         </w:tc>
@@ -5117,7 +5117,7 @@
           </w:tcPr>
           <w:p>
             <w:r>
-              <w:t>3.7.4</w:t>
+              <w:t>3.7.3</w:t>
             </w:r>
           </w:p>
         </w:tc>
@@ -5137,7 +5137,7 @@
           </w:tcPr>
           <w:p>
             <w:r>
-              <w:t>Expect a partial tear to produce angle specific findings.</w:t>
+              <w:t>Treat examination under anaesthetic as the more complete structural assessment.</w:t>
             </w:r>
           </w:p>
         </w:tc>
@@ -5173,7 +5173,7 @@
           </w:tcPr>
           <w:p>
             <w:r>
-              <w:t>3.7.4-P3</w:t>
+              <w:t>3.7.3-P4</w:t>
             </w:r>
           </w:p>
         </w:tc>
@@ -5183,7 +5183,7 @@
           </w:tcPr>
           <w:p>
             <w:r>
-              <w:t>3.7.4</w:t>
+              <w:t>3.7.3</w:t>
             </w:r>
           </w:p>
         </w:tc>
@@ -5193,7 +5193,7 @@
           </w:tcPr>
           <w:p>
             <w:r>
-              <w:t>mrcs</w:t>
+              <w:t>frcs</w:t>
             </w:r>
           </w:p>
         </w:tc>
@@ -5203,7 +5203,7 @@
           </w:tcPr>
           <w:p>
             <w:r>
-              <w:t>Place a femoral tunnel knowing it is the main determinant of length change behaviour.</w:t>
+              <w:t>Treat secondary restraint injury as the commonest reason a reconstruction underperforms without a technical error.</w:t>
             </w:r>
           </w:p>
         </w:tc>
@@ -5239,7 +5239,7 @@
           </w:tcPr>
           <w:p>
             <w:r>
-              <w:t>3.7.4-P4</w:t>
+              <w:t>3.7.3-P5</w:t>
             </w:r>
           </w:p>
         </w:tc>
@@ -5249,7 +5249,7 @@
           </w:tcPr>
           <w:p>
             <w:r>
-              <w:t>3.7.4</w:t>
+              <w:t>3.7.3</w:t>
             </w:r>
           </w:p>
         </w:tc>
@@ -5259,7 +5259,7 @@
           </w:tcPr>
           <w:p>
             <w:r>
-              <w:t>mrcs</w:t>
+              <w:t>frcs</w:t>
             </w:r>
           </w:p>
         </w:tc>
@@ -5269,7 +5269,7 @@
           </w:tcPr>
           <w:p>
             <w:r>
-              <w:t>Avoid quoting a single tension figure for the whole ligament.</w:t>
+              <w:t>Measure slope before revising a graft that failed without a new injury.</w:t>
             </w:r>
           </w:p>
         </w:tc>
@@ -5305,7 +5305,7 @@
           </w:tcPr>
           <w:p>
             <w:r>
-              <w:t>3.7.4-P5</w:t>
+              <w:t>3.7.3-P6</w:t>
             </w:r>
           </w:p>
         </w:tc>
@@ -5315,7 +5315,7 @@
           </w:tcPr>
           <w:p>
             <w:r>
-              <w:t>3.7.4</w:t>
+              <w:t>3.7.3</w:t>
             </w:r>
           </w:p>
         </w:tc>
@@ -5335,7 +5335,7 @@
           </w:tcPr>
           <w:p>
             <w:r>
-              <w:t>Treat the bundle model as the mechanical content of the tunnel position debate.</w:t>
+              <w:t>Repair the secondary restraints at the index operation rather than later.</w:t>
             </w:r>
           </w:p>
         </w:tc>
@@ -5371,7 +5371,7 @@
           </w:tcPr>
           <w:p>
             <w:r>
-              <w:t>3.7.4-P6</w:t>
+              <w:t>3.7.4-P1</w:t>
             </w:r>
           </w:p>
         </w:tc>
@@ -5391,7 +5391,7 @@
           </w:tcPr>
           <w:p>
             <w:r>
-              <w:t>frcs</w:t>
+              <w:t>mrcs</w:t>
             </w:r>
           </w:p>
         </w:tc>
@@ -5401,7 +5401,7 @@
           </w:tcPr>
           <w:p>
             <w:r>
-              <w:t>Place the graft in the native footprint centre rather than aiming at a bundle.</w:t>
+              <w:t>Treat the two bundle model as functionally useful and anatomically approximate.</w:t>
             </w:r>
           </w:p>
         </w:tc>
@@ -5437,7 +5437,7 @@
           </w:tcPr>
           <w:p>
             <w:r>
-              <w:t>3.7.5-P1</w:t>
+              <w:t>3.7.4-P2</w:t>
             </w:r>
           </w:p>
         </w:tc>
@@ -5447,7 +5447,7 @@
           </w:tcPr>
           <w:p>
             <w:r>
-              <w:t>3.7.5</w:t>
+              <w:t>3.7.4</w:t>
             </w:r>
           </w:p>
         </w:tc>
@@ -5467,7 +5467,7 @@
           </w:tcPr>
           <w:p>
             <w:r>
-              <w:t>Expect a partial tear with an endpoint to involve this bundle commonly.</w:t>
+              <w:t>Expect a partial tear to produce angle specific findings.</w:t>
             </w:r>
           </w:p>
         </w:tc>
@@ -5503,7 +5503,7 @@
           </w:tcPr>
           <w:p>
             <w:r>
-              <w:t>3.7.5-P2</w:t>
+              <w:t>3.7.4-P3</w:t>
             </w:r>
           </w:p>
         </w:tc>
@@ -5513,7 +5513,7 @@
           </w:tcPr>
           <w:p>
             <w:r>
-              <w:t>3.7.5</w:t>
+              <w:t>3.7.4</w:t>
             </w:r>
           </w:p>
         </w:tc>
@@ -5533,7 +5533,7 @@
           </w:tcPr>
           <w:p>
             <w:r>
-              <w:t>Place a single graft knowing it approximates this bundle's behaviour most closely.</w:t>
+              <w:t>Place a femoral tunnel knowing it is the main determinant of length change behaviour.</w:t>
             </w:r>
           </w:p>
         </w:tc>
@@ -5569,7 +5569,7 @@
           </w:tcPr>
           <w:p>
             <w:r>
-              <w:t>3.7.5-P3</w:t>
+              <w:t>3.7.4-P4</w:t>
             </w:r>
           </w:p>
         </w:tc>
@@ -5579,7 +5579,7 @@
           </w:tcPr>
           <w:p>
             <w:r>
-              <w:t>3.7.5</w:t>
+              <w:t>3.7.4</w:t>
             </w:r>
           </w:p>
         </w:tc>
@@ -5589,7 +5589,7 @@
           </w:tcPr>
           <w:p>
             <w:r>
-              <w:t>frcs</w:t>
+              <w:t>mrcs</w:t>
             </w:r>
           </w:p>
         </w:tc>
@@ -5599,7 +5599,7 @@
           </w:tcPr>
           <w:p>
             <w:r>
-              <w:t>Treat the anteromedial bundle as the behaviour a single bundle reconstruction most nearly reproduces, and treat that as a partial restoration rather than a success.</w:t>
+              <w:t>Avoid quoting a single tension figure for the whole ligament.</w:t>
             </w:r>
           </w:p>
         </w:tc>
@@ -5635,7 +5635,7 @@
           </w:tcPr>
           <w:p>
             <w:r>
-              <w:t>3.7.5-P4</w:t>
+              <w:t>3.7.4-P5</w:t>
             </w:r>
           </w:p>
         </w:tc>
@@ -5645,7 +5645,7 @@
           </w:tcPr>
           <w:p>
             <w:r>
-              <w:t>3.7.5</w:t>
+              <w:t>3.7.4</w:t>
             </w:r>
           </w:p>
         </w:tc>
@@ -5665,7 +5665,7 @@
           </w:tcPr>
           <w:p>
             <w:r>
-              <w:t>Expect a more anteromedial tunnel to restore translation and leave rotation.</w:t>
+              <w:t>Treat the bundle model as the mechanical content of the tunnel position debate.</w:t>
             </w:r>
           </w:p>
         </w:tc>
@@ -5701,7 +5701,7 @@
           </w:tcPr>
           <w:p>
             <w:r>
-              <w:t>3.7.5-P5</w:t>
+              <w:t>3.7.4-P6</w:t>
             </w:r>
           </w:p>
         </w:tc>
@@ -5711,7 +5711,7 @@
           </w:tcPr>
           <w:p>
             <w:r>
-              <w:t>3.7.5</w:t>
+              <w:t>3.7.4</w:t>
             </w:r>
           </w:p>
         </w:tc>
@@ -5731,7 +5731,7 @@
           </w:tcPr>
           <w:p>
             <w:r>
-              <w:t>Treat a normal arthrometer reading as evidence about this bundle only.</w:t>
+              <w:t>Place the graft in the native footprint centre rather than aiming at a bundle.</w:t>
             </w:r>
           </w:p>
         </w:tc>
@@ -5767,7 +5767,7 @@
           </w:tcPr>
           <w:p>
             <w:r>
-              <w:t>3.7.6-P1</w:t>
+              <w:t>3.7.4-P7</w:t>
             </w:r>
           </w:p>
         </w:tc>
@@ -5777,7 +5777,7 @@
           </w:tcPr>
           <w:p>
             <w:r>
-              <w:t>3.7.6</w:t>
+              <w:t>3.7.4</w:t>
             </w:r>
           </w:p>
         </w:tc>
@@ -5787,7 +5787,7 @@
           </w:tcPr>
           <w:p>
             <w:r>
-              <w:t>mrcs</w:t>
+              <w:t>frcs</w:t>
             </w:r>
           </w:p>
         </w:tc>
@@ -5797,7 +5797,7 @@
           </w:tcPr>
           <w:p>
             <w:r>
-              <w:t>Assess rotation near extension, since that is where this bundle's share is highest.</w:t>
+              <w:t>State the gap between cadaveric and clinical evidence when the double bundle question arises.</w:t>
             </w:r>
           </w:p>
         </w:tc>
@@ -5833,7 +5833,7 @@
           </w:tcPr>
           <w:p>
             <w:r>
-              <w:t>3.7.6-P2</w:t>
+              <w:t>3.7.5-P1</w:t>
             </w:r>
           </w:p>
         </w:tc>
@@ -5843,7 +5843,7 @@
           </w:tcPr>
           <w:p>
             <w:r>
-              <w:t>3.7.6</w:t>
+              <w:t>3.7.5</w:t>
             </w:r>
           </w:p>
         </w:tc>
@@ -5863,7 +5863,7 @@
           </w:tcPr>
           <w:p>
             <w:r>
-              <w:t>Expect a near normal drawer at 90 degrees in a knee with a positive pivot shift.</w:t>
+              <w:t>Read a test at 90 degrees as sampling this bundle rather than the whole ligament.</w:t>
             </w:r>
           </w:p>
         </w:tc>
@@ -5899,7 +5899,7 @@
           </w:tcPr>
           <w:p>
             <w:r>
-              <w:t>3.7.6-P3</w:t>
+              <w:t>3.7.5-P2</w:t>
             </w:r>
           </w:p>
         </w:tc>
@@ -5909,7 +5909,7 @@
           </w:tcPr>
           <w:p>
             <w:r>
-              <w:t>3.7.6</w:t>
+              <w:t>3.7.5</w:t>
             </w:r>
           </w:p>
         </w:tc>
@@ -5929,7 +5929,7 @@
           </w:tcPr>
           <w:p>
             <w:r>
-              <w:t>Treat isolated injury to this bundle as uncommon and the sectioning evidence as the main source.</w:t>
+              <w:t>Expect a partial tear with an endpoint to involve this bundle commonly.</w:t>
             </w:r>
           </w:p>
         </w:tc>
@@ -5965,7 +5965,7 @@
           </w:tcPr>
           <w:p>
             <w:r>
-              <w:t>3.7.6-P4</w:t>
+              <w:t>3.7.5-P3</w:t>
             </w:r>
           </w:p>
         </w:tc>
@@ -5975,7 +5975,7 @@
           </w:tcPr>
           <w:p>
             <w:r>
-              <w:t>3.7.6</w:t>
+              <w:t>3.7.5</w:t>
             </w:r>
           </w:p>
         </w:tc>
@@ -5985,7 +5985,7 @@
           </w:tcPr>
           <w:p>
             <w:r>
-              <w:t>frcs</w:t>
+              <w:t>mrcs</w:t>
             </w:r>
           </w:p>
         </w:tc>
@@ -5995,7 +5995,7 @@
           </w:tcPr>
           <w:p>
             <w:r>
-              <w:t>Treat this bundle's behaviour as the half a reconstruction most often fails to restore, and treat residual rotational laxity as the expected sign of it.</w:t>
+              <w:t>Place a single graft knowing it approximates this bundle's behaviour most closely.</w:t>
             </w:r>
           </w:p>
         </w:tc>
@@ -6031,7 +6031,7 @@
           </w:tcPr>
           <w:p>
             <w:r>
-              <w:t>3.7.6-P5</w:t>
+              <w:t>3.7.5-P4</w:t>
             </w:r>
           </w:p>
         </w:tc>
@@ -6041,7 +6041,7 @@
           </w:tcPr>
           <w:p>
             <w:r>
-              <w:t>3.7.6</w:t>
+              <w:t>3.7.5</w:t>
             </w:r>
           </w:p>
         </w:tc>
@@ -6061,7 +6061,7 @@
           </w:tcPr>
           <w:p>
             <w:r>
-              <w:t>Place the femoral tunnel to reproduce near extension rotational control.</w:t>
+              <w:t>Treat the anteromedial bundle as the behaviour a single bundle reconstruction most nearly reproduces, and treat that as a partial restoration rather than a success.</w:t>
             </w:r>
           </w:p>
         </w:tc>
@@ -6097,7 +6097,7 @@
           </w:tcPr>
           <w:p>
             <w:r>
-              <w:t>3.7.6-P6</w:t>
+              <w:t>3.7.5-P5</w:t>
             </w:r>
           </w:p>
         </w:tc>
@@ -6107,7 +6107,7 @@
           </w:tcPr>
           <w:p>
             <w:r>
-              <w:t>3.7.6</w:t>
+              <w:t>3.7.5</w:t>
             </w:r>
           </w:p>
         </w:tc>
@@ -6127,7 +6127,7 @@
           </w:tcPr>
           <w:p>
             <w:r>
-              <w:t>Consider lateral augmentation where rotational laxity is high or the knee is a revision.</w:t>
+              <w:t>Expect a more anteromedial tunnel to restore translation and leave rotation.</w:t>
             </w:r>
           </w:p>
         </w:tc>
@@ -6163,7 +6163,7 @@
           </w:tcPr>
           <w:p>
             <w:r>
-              <w:t>3.7.6-P7</w:t>
+              <w:t>3.7.5-P6</w:t>
             </w:r>
           </w:p>
         </w:tc>
@@ -6173,7 +6173,7 @@
           </w:tcPr>
           <w:p>
             <w:r>
-              <w:t>3.7.6</w:t>
+              <w:t>3.7.5</w:t>
             </w:r>
           </w:p>
         </w:tc>
@@ -6193,7 +6193,7 @@
           </w:tcPr>
           <w:p>
             <w:r>
-              <w:t>Measure slope, which raises the demand on this control.</w:t>
+              <w:t>Treat a normal arthrometer reading as evidence about this bundle only.</w:t>
             </w:r>
           </w:p>
         </w:tc>
@@ -6229,7 +6229,7 @@
           </w:tcPr>
           <w:p>
             <w:r>
-              <w:t>3.7.6-P8</w:t>
+              <w:t>3.7.6-P1</w:t>
             </w:r>
           </w:p>
         </w:tc>
@@ -6249,7 +6249,7 @@
           </w:tcPr>
           <w:p>
             <w:r>
-              <w:t>frcs</w:t>
+              <w:t>mrcs</w:t>
             </w:r>
           </w:p>
         </w:tc>
@@ -6259,7 +6259,7 @@
           </w:tcPr>
           <w:p>
             <w:r>
-              <w:t>Expect residual rotational laxity to be the sign that this behaviour was not restored.</w:t>
+              <w:t>Assess rotation near extension, since that is where this bundle's share is highest.</w:t>
             </w:r>
           </w:p>
         </w:tc>
@@ -6295,7 +6295,7 @@
           </w:tcPr>
           <w:p>
             <w:r>
-              <w:t>3.7.7-P1</w:t>
+              <w:t>3.7.6-P2</w:t>
             </w:r>
           </w:p>
         </w:tc>
@@ -6305,7 +6305,7 @@
           </w:tcPr>
           <w:p>
             <w:r>
-              <w:t>3.7.7</w:t>
+              <w:t>3.7.6</w:t>
             </w:r>
           </w:p>
         </w:tc>
@@ -6325,7 +6325,7 @@
           </w:tcPr>
           <w:p>
             <w:r>
-              <w:t>Assess rotation near extension and record the grade, accepting its modest reliability.</w:t>
+              <w:t>Expect a near normal drawer at 90 degrees in a knee with a positive pivot shift.</w:t>
             </w:r>
           </w:p>
         </w:tc>
@@ -6361,7 +6361,7 @@
           </w:tcPr>
           <w:p>
             <w:r>
-              <w:t>3.7.7-P2</w:t>
+              <w:t>3.7.6-P3</w:t>
             </w:r>
           </w:p>
         </w:tc>
@@ -6371,7 +6371,7 @@
           </w:tcPr>
           <w:p>
             <w:r>
-              <w:t>3.7.7</w:t>
+              <w:t>3.7.6</w:t>
             </w:r>
           </w:p>
         </w:tc>
@@ -6391,7 +6391,7 @@
           </w:tcPr>
           <w:p>
             <w:r>
-              <w:t>Measure slope and plateau morphology where rotatory laxity is prominent.</w:t>
+              <w:t>Compare bundles by strain rather than by force, given their different dimensions.</w:t>
             </w:r>
           </w:p>
         </w:tc>
@@ -6427,7 +6427,7 @@
           </w:tcPr>
           <w:p>
             <w:r>
-              <w:t>3.7.7-P3</w:t>
+              <w:t>3.7.6-P4</w:t>
             </w:r>
           </w:p>
         </w:tc>
@@ -6437,7 +6437,7 @@
           </w:tcPr>
           <w:p>
             <w:r>
-              <w:t>3.7.7</w:t>
+              <w:t>3.7.6</w:t>
             </w:r>
           </w:p>
         </w:tc>
@@ -6457,7 +6457,7 @@
           </w:tcPr>
           <w:p>
             <w:r>
-              <w:t>Treat rotatory laxity as a combined motion rather than a single measurement.</w:t>
+              <w:t>Treat isolated injury to this bundle as uncommon and the sectioning evidence as the main source.</w:t>
             </w:r>
           </w:p>
         </w:tc>
@@ -6493,7 +6493,7 @@
           </w:tcPr>
           <w:p>
             <w:r>
-              <w:t>3.7.7-P4</w:t>
+              <w:t>3.7.6-P5</w:t>
             </w:r>
           </w:p>
         </w:tc>
@@ -6503,7 +6503,7 @@
           </w:tcPr>
           <w:p>
             <w:r>
-              <w:t>3.7.7</w:t>
+              <w:t>3.7.6</w:t>
             </w:r>
           </w:p>
         </w:tc>
@@ -6523,7 +6523,7 @@
           </w:tcPr>
           <w:p>
             <w:r>
-              <w:t>Treat rotational control as the outcome that decides whether a pivoting athlete is satisfied, and as the one the evidence base measures least well.</w:t>
+              <w:t>Treat this bundle's behaviour as the half a reconstruction most often fails to restore, and treat residual rotational laxity as the expected sign of it.</w:t>
             </w:r>
           </w:p>
         </w:tc>
@@ -6559,7 +6559,7 @@
           </w:tcPr>
           <w:p>
             <w:r>
-              <w:t>3.7.7-P5</w:t>
+              <w:t>3.7.6-P6</w:t>
             </w:r>
           </w:p>
         </w:tc>
@@ -6569,7 +6569,7 @@
           </w:tcPr>
           <w:p>
             <w:r>
-              <w:t>3.7.7</w:t>
+              <w:t>3.7.6</w:t>
             </w:r>
           </w:p>
         </w:tc>
@@ -6589,7 +6589,7 @@
           </w:tcPr>
           <w:p>
             <w:r>
-              <w:t>Consider lateral augmentation by rotational demand and laxity grade rather than by translation.</w:t>
+              <w:t>Place the femoral tunnel to reproduce near extension rotational control.</w:t>
             </w:r>
           </w:p>
         </w:tc>
@@ -6625,7 +6625,7 @@
           </w:tcPr>
           <w:p>
             <w:r>
-              <w:t>3.7.7-P6</w:t>
+              <w:t>3.7.6-P7</w:t>
             </w:r>
           </w:p>
         </w:tc>
@@ -6635,7 +6635,7 @@
           </w:tcPr>
           <w:p>
             <w:r>
-              <w:t>3.7.7</w:t>
+              <w:t>3.7.6</w:t>
             </w:r>
           </w:p>
         </w:tc>
@@ -6655,7 +6655,7 @@
           </w:tcPr>
           <w:p>
             <w:r>
-              <w:t>Repair the lateral posterior horn where it is torn, on rotational grounds.</w:t>
+              <w:t>Consider lateral augmentation where rotational laxity is high or the knee is a revision.</w:t>
             </w:r>
           </w:p>
         </w:tc>
@@ -6691,7 +6691,7 @@
           </w:tcPr>
           <w:p>
             <w:r>
-              <w:t>3.7.7-P7</w:t>
+              <w:t>3.7.6-P8</w:t>
             </w:r>
           </w:p>
         </w:tc>
@@ -6701,7 +6701,7 @@
           </w:tcPr>
           <w:p>
             <w:r>
-              <w:t>3.7.7</w:t>
+              <w:t>3.7.6</w:t>
             </w:r>
           </w:p>
         </w:tc>
@@ -6721,7 +6721,7 @@
           </w:tcPr>
           <w:p>
             <w:r>
-              <w:t>Measure slope in a pivoting athlete, particularly before revision.</w:t>
+              <w:t>Measure slope, which raises the demand on this control.</w:t>
             </w:r>
           </w:p>
         </w:tc>
@@ -6757,7 +6757,7 @@
           </w:tcPr>
           <w:p>
             <w:r>
-              <w:t>3.7.8-P1</w:t>
+              <w:t>3.7.6-P9</w:t>
             </w:r>
           </w:p>
         </w:tc>
@@ -6767,7 +6767,7 @@
           </w:tcPr>
           <w:p>
             <w:r>
-              <w:t>3.7.8</w:t>
+              <w:t>3.7.6</w:t>
             </w:r>
           </w:p>
         </w:tc>
@@ -6777,7 +6777,7 @@
           </w:tcPr>
           <w:p>
             <w:r>
-              <w:t>mrcs</w:t>
+              <w:t>frcs</w:t>
             </w:r>
           </w:p>
         </w:tc>
@@ -6787,7 +6787,7 @@
           </w:tcPr>
           <w:p>
             <w:r>
-              <w:t>Applied load and flexion angle, both of which must be stated.</w:t>
+              <w:t>Expect residual rotational laxity to be the sign that this behaviour was not restored.</w:t>
             </w:r>
           </w:p>
         </w:tc>
@@ -6823,7 +6823,7 @@
           </w:tcPr>
           <w:p>
             <w:r>
-              <w:t>3.7.8-P2</w:t>
+              <w:t>3.7.7-P1</w:t>
             </w:r>
           </w:p>
         </w:tc>
@@ -6833,7 +6833,7 @@
           </w:tcPr>
           <w:p>
             <w:r>
-              <w:t>3.7.8</w:t>
+              <w:t>3.7.7</w:t>
             </w:r>
           </w:p>
         </w:tc>
@@ -6853,7 +6853,7 @@
           </w:tcPr>
           <w:p>
             <w:r>
-              <w:t>Treat the 3 millimetre threshold as a convention rather than a boundary.</w:t>
+              <w:t>Assess rotation near extension and record the grade, accepting its modest reliability.</w:t>
             </w:r>
           </w:p>
         </w:tc>
@@ -6889,7 +6889,7 @@
           </w:tcPr>
           <w:p>
             <w:r>
-              <w:t>3.7.8-P3</w:t>
+              <w:t>3.7.7-P2</w:t>
             </w:r>
           </w:p>
         </w:tc>
@@ -6899,7 +6899,7 @@
           </w:tcPr>
           <w:p>
             <w:r>
-              <w:t>3.7.8</w:t>
+              <w:t>3.7.7</w:t>
             </w:r>
           </w:p>
         </w:tc>
@@ -6919,7 +6919,7 @@
           </w:tcPr>
           <w:p>
             <w:r>
-              <w:t>Recognise that translation dominates the literature because it is measurable, not because it matters most.</w:t>
+              <w:t>Measure slope and plateau morphology where rotatory laxity is prominent.</w:t>
             </w:r>
           </w:p>
         </w:tc>
@@ -6955,7 +6955,7 @@
           </w:tcPr>
           <w:p>
             <w:r>
-              <w:t>3.7.8-P4</w:t>
+              <w:t>3.7.7-P3</w:t>
             </w:r>
           </w:p>
         </w:tc>
@@ -6965,7 +6965,7 @@
           </w:tcPr>
           <w:p>
             <w:r>
-              <w:t>3.7.8</w:t>
+              <w:t>3.7.7</w:t>
             </w:r>
           </w:p>
         </w:tc>
@@ -6975,7 +6975,7 @@
           </w:tcPr>
           <w:p>
             <w:r>
-              <w:t>frcs</w:t>
+              <w:t>mrcs</w:t>
             </w:r>
           </w:p>
         </w:tc>
@@ -6985,7 +6985,7 @@
           </w:tcPr>
           <w:p>
             <w:r>
-              <w:t>Treat restored anterior translation as a necessary and insufficient result.</w:t>
+              <w:t>Treat rotatory laxity as a combined motion rather than a single measurement.</w:t>
             </w:r>
           </w:p>
         </w:tc>
@@ -7021,7 +7021,7 @@
           </w:tcPr>
           <w:p>
             <w:r>
-              <w:t>3.7.8-P5</w:t>
+              <w:t>3.7.7-P4</w:t>
             </w:r>
           </w:p>
         </w:tc>
@@ -7031,7 +7031,7 @@
           </w:tcPr>
           <w:p>
             <w:r>
-              <w:t>3.7.8</w:t>
+              <w:t>3.7.7</w:t>
             </w:r>
           </w:p>
         </w:tc>
@@ -7051,7 +7051,7 @@
           </w:tcPr>
           <w:p>
             <w:r>
-              <w:t>Treat restored translation as the threshold rather than the goal.</w:t>
+              <w:t>Treat rotational control as the outcome that decides whether a pivoting athlete is satisfied, and as the one the evidence base measures least well.</w:t>
             </w:r>
           </w:p>
         </w:tc>
@@ -7087,7 +7087,7 @@
           </w:tcPr>
           <w:p>
             <w:r>
-              <w:t>3.7.8-P6</w:t>
+              <w:t>3.7.7-P5</w:t>
             </w:r>
           </w:p>
         </w:tc>
@@ -7097,7 +7097,7 @@
           </w:tcPr>
           <w:p>
             <w:r>
-              <w:t>3.7.8</w:t>
+              <w:t>3.7.7</w:t>
             </w:r>
           </w:p>
         </w:tc>
@@ -7117,7 +7117,7 @@
           </w:tcPr>
           <w:p>
             <w:r>
-              <w:t>Measure serially where progressive laxity is suspected, rather than once.</w:t>
+              <w:t>Consider lateral augmentation by rotational demand and laxity grade rather than by translation.</w:t>
             </w:r>
           </w:p>
         </w:tc>
@@ -7153,7 +7153,7 @@
           </w:tcPr>
           <w:p>
             <w:r>
-              <w:t>3.7.9-P1</w:t>
+              <w:t>3.7.7-P6</w:t>
             </w:r>
           </w:p>
         </w:tc>
@@ -7163,7 +7163,7 @@
           </w:tcPr>
           <w:p>
             <w:r>
-              <w:t>3.7.9</w:t>
+              <w:t>3.7.7</w:t>
             </w:r>
           </w:p>
         </w:tc>
@@ -7173,7 +7173,7 @@
           </w:tcPr>
           <w:p>
             <w:r>
-              <w:t>mrcs</w:t>
+              <w:t>frcs</w:t>
             </w:r>
           </w:p>
         </w:tc>
@@ -7183,7 +7183,7 @@
           </w:tcPr>
           <w:p>
             <w:r>
-              <w:t>Treat instrumented measures as research tools without a clinical threshold.</w:t>
+              <w:t>Repair the lateral posterior horn where it is torn, on rotational grounds.</w:t>
             </w:r>
           </w:p>
         </w:tc>
@@ -7219,7 +7219,7 @@
           </w:tcPr>
           <w:p>
             <w:r>
-              <w:t>3.7.9-P2</w:t>
+              <w:t>3.7.7-P7</w:t>
             </w:r>
           </w:p>
         </w:tc>
@@ -7229,7 +7229,7 @@
           </w:tcPr>
           <w:p>
             <w:r>
-              <w:t>3.7.9</w:t>
+              <w:t>3.7.7</w:t>
             </w:r>
           </w:p>
         </w:tc>
@@ -7249,7 +7249,7 @@
           </w:tcPr>
           <w:p>
             <w:r>
-              <w:t>Treat the pivot shift as the clinical sign that corresponds to what the patient reports, and treat its measurement as the weakest link in the whole chapter.</w:t>
+              <w:t>Measure slope in a pivoting athlete, particularly before revision.</w:t>
             </w:r>
           </w:p>
         </w:tc>
@@ -7285,7 +7285,7 @@
           </w:tcPr>
           <w:p>
             <w:r>
-              <w:t>3.7.9-P3</w:t>
+              <w:t>3.7.8-P1</w:t>
             </w:r>
           </w:p>
         </w:tc>
@@ -7295,7 +7295,7 @@
           </w:tcPr>
           <w:p>
             <w:r>
-              <w:t>3.7.9</w:t>
+              <w:t>3.7.8</w:t>
             </w:r>
           </w:p>
         </w:tc>
@@ -7305,7 +7305,7 @@
           </w:tcPr>
           <w:p>
             <w:r>
-              <w:t>frcs</w:t>
+              <w:t>mrcs</w:t>
             </w:r>
           </w:p>
         </w:tc>
@@ -7315,7 +7315,7 @@
           </w:tcPr>
           <w:p>
             <w:r>
-              <w:t>Check the pivot shift under anaesthetic after fixation, before leaving theatre.</w:t>
+              <w:t>Applied load and flexion angle, both of which must be stated.</w:t>
             </w:r>
           </w:p>
         </w:tc>
@@ -7351,7 +7351,7 @@
           </w:tcPr>
           <w:p>
             <w:r>
-              <w:t>3.7.9-P4</w:t>
+              <w:t>3.7.8-P2</w:t>
             </w:r>
           </w:p>
         </w:tc>
@@ -7361,7 +7361,7 @@
           </w:tcPr>
           <w:p>
             <w:r>
-              <w:t>3.7.9</w:t>
+              <w:t>3.7.8</w:t>
             </w:r>
           </w:p>
         </w:tc>
@@ -7371,7 +7371,7 @@
           </w:tcPr>
           <w:p>
             <w:r>
-              <w:t>frcs</w:t>
+              <w:t>mrcs</w:t>
             </w:r>
           </w:p>
         </w:tc>
@@ -7381,7 +7381,7 @@
           </w:tcPr>
           <w:p>
             <w:r>
-              <w:t>Address slope and lateral meniscal pathology as part of abolishing the sign.</w:t>
+              <w:t>State load, angle and the instrument's limit of agreement with any figure.</w:t>
             </w:r>
           </w:p>
         </w:tc>
@@ -7417,7 +7417,7 @@
           </w:tcPr>
           <w:p>
             <w:r>
-              <w:t>3.7.10-P1</w:t>
+              <w:t>3.7.8-P3</w:t>
             </w:r>
           </w:p>
         </w:tc>
@@ -7427,7 +7427,7 @@
           </w:tcPr>
           <w:p>
             <w:r>
-              <w:t>3.7.10</w:t>
+              <w:t>3.7.8</w:t>
             </w:r>
           </w:p>
         </w:tc>
@@ -7437,7 +7437,7 @@
           </w:tcPr>
           <w:p>
             <w:r>
-              <w:t>frcs</w:t>
+              <w:t>mrcs</w:t>
             </w:r>
           </w:p>
         </w:tc>
@@ -7447,7 +7447,7 @@
           </w:tcPr>
           <w:p>
             <w:r>
-              <w:t>Treat the strain data as the mechanical basis of rehabilitation protocols, and treat the protocols as having outrun the data.</w:t>
+              <w:t>Treat the 3 millimetre threshold as a convention rather than a boundary.</w:t>
             </w:r>
           </w:p>
         </w:tc>
@@ -7483,7 +7483,7 @@
           </w:tcPr>
           <w:p>
             <w:r>
-              <w:t>3.7.10-P2</w:t>
+              <w:t>3.7.8-P4</w:t>
             </w:r>
           </w:p>
         </w:tc>
@@ -7493,7 +7493,7 @@
           </w:tcPr>
           <w:p>
             <w:r>
-              <w:t>3.7.10</w:t>
+              <w:t>3.7.8</w:t>
             </w:r>
           </w:p>
         </w:tc>
@@ -7503,7 +7503,7 @@
           </w:tcPr>
           <w:p>
             <w:r>
-              <w:t>frcs</w:t>
+              <w:t>mrcs</w:t>
             </w:r>
           </w:p>
         </w:tc>
@@ -7513,7 +7513,7 @@
           </w:tcPr>
           <w:p>
             <w:r>
-              <w:t>Protect the graft in the first months by angle and by loading mode.</w:t>
+              <w:t>Read the curve shape and the endpoint rather than the number alone.</w:t>
             </w:r>
           </w:p>
         </w:tc>
@@ -7549,7 +7549,7 @@
           </w:tcPr>
           <w:p>
             <w:r>
-              <w:t>3.7.10-P3</w:t>
+              <w:t>3.7.8-P5</w:t>
             </w:r>
           </w:p>
         </w:tc>
@@ -7559,7 +7559,7 @@
           </w:tcPr>
           <w:p>
             <w:r>
-              <w:t>3.7.10</w:t>
+              <w:t>3.7.8</w:t>
             </w:r>
           </w:p>
         </w:tc>
@@ -7569,7 +7569,7 @@
           </w:tcPr>
           <w:p>
             <w:r>
-              <w:t>frcs</w:t>
+              <w:t>mrcs</w:t>
             </w:r>
           </w:p>
         </w:tc>
@@ -7579,7 +7579,7 @@
           </w:tcPr>
           <w:p>
             <w:r>
-              <w:t>Follow outcome based protocols rather than strain based ones where they differ.</w:t>
+              <w:t>Recognise that translation dominates the literature because it is measurable, not because it matters most.</w:t>
             </w:r>
           </w:p>
         </w:tc>
@@ -7615,7 +7615,7 @@
           </w:tcPr>
           <w:p>
             <w:r>
-              <w:t>3.7.11-P1</w:t>
+              <w:t>3.7.8-P6</w:t>
             </w:r>
           </w:p>
         </w:tc>
@@ -7625,7 +7625,7 @@
           </w:tcPr>
           <w:p>
             <w:r>
-              <w:t>3.7.11</w:t>
+              <w:t>3.7.8</w:t>
             </w:r>
           </w:p>
         </w:tc>
@@ -7635,7 +7635,7 @@
           </w:tcPr>
           <w:p>
             <w:r>
-              <w:t>mrcs</w:t>
+              <w:t>frcs</w:t>
             </w:r>
           </w:p>
         </w:tc>
@@ -7645,7 +7645,7 @@
           </w:tcPr>
           <w:p>
             <w:r>
-              <w:t>Expect downhill running to load the ligament more than level running.</w:t>
+              <w:t>Treat restored anterior translation as a necessary and insufficient result.</w:t>
             </w:r>
           </w:p>
         </w:tc>
@@ -7681,7 +7681,7 @@
           </w:tcPr>
           <w:p>
             <w:r>
-              <w:t>3.7.11-P2</w:t>
+              <w:t>3.7.8-P7</w:t>
             </w:r>
           </w:p>
         </w:tc>
@@ -7691,7 +7691,7 @@
           </w:tcPr>
           <w:p>
             <w:r>
-              <w:t>3.7.11</w:t>
+              <w:t>3.7.8</w:t>
             </w:r>
           </w:p>
         </w:tc>
@@ -7701,7 +7701,7 @@
           </w:tcPr>
           <w:p>
             <w:r>
-              <w:t>mrcs</w:t>
+              <w:t>frcs</w:t>
             </w:r>
           </w:p>
         </w:tc>
@@ -7711,7 +7711,7 @@
           </w:tcPr>
           <w:p>
             <w:r>
-              <w:t>Treat fatigue as a loading variable rather than only a performance one.</w:t>
+              <w:t>Treat restored translation as the threshold rather than the goal.</w:t>
             </w:r>
           </w:p>
         </w:tc>
@@ -7747,7 +7747,7 @@
           </w:tcPr>
           <w:p>
             <w:r>
-              <w:t>3.7.11-P3</w:t>
+              <w:t>3.7.8-P8</w:t>
             </w:r>
           </w:p>
         </w:tc>
@@ -7757,7 +7757,7 @@
           </w:tcPr>
           <w:p>
             <w:r>
-              <w:t>3.7.11</w:t>
+              <w:t>3.7.8</w:t>
             </w:r>
           </w:p>
         </w:tc>
@@ -7777,7 +7777,7 @@
           </w:tcPr>
           <w:p>
             <w:r>
-              <w:t>Treat running as the benchmark the other activities are read against, and as the milestone whose safety is mechanically defensible rather than conventional.</w:t>
+              <w:t>Measure serially where progressive laxity is suspected, rather than once.</w:t>
             </w:r>
           </w:p>
         </w:tc>
@@ -7813,7 +7813,7 @@
           </w:tcPr>
           <w:p>
             <w:r>
-              <w:t>3.7.11-P4</w:t>
+              <w:t>3.7.9-P1</w:t>
             </w:r>
           </w:p>
         </w:tc>
@@ -7823,7 +7823,7 @@
           </w:tcPr>
           <w:p>
             <w:r>
-              <w:t>3.7.11</w:t>
+              <w:t>3.7.9</w:t>
             </w:r>
           </w:p>
         </w:tc>
@@ -7833,7 +7833,7 @@
           </w:tcPr>
           <w:p>
             <w:r>
-              <w:t>frcs</w:t>
+              <w:t>mrcs</w:t>
             </w:r>
           </w:p>
         </w:tc>
@@ -7843,7 +7843,7 @@
           </w:tcPr>
           <w:p>
             <w:r>
-              <w:t>Treat gradient and surface as part of the prescription.</w:t>
+              <w:t>Grade under anaesthetic where the grade will change the operation.</w:t>
             </w:r>
           </w:p>
         </w:tc>
@@ -7879,7 +7879,7 @@
           </w:tcPr>
           <w:p>
             <w:r>
-              <w:t>3.7.12-P1</w:t>
+              <w:t>3.7.9-P2</w:t>
             </w:r>
           </w:p>
         </w:tc>
@@ -7889,7 +7889,7 @@
           </w:tcPr>
           <w:p>
             <w:r>
-              <w:t>3.7.12</w:t>
+              <w:t>3.7.9</w:t>
             </w:r>
           </w:p>
         </w:tc>
@@ -7909,7 +7909,7 @@
           </w:tcPr>
           <w:p>
             <w:r>
-              <w:t>Address hip and trunk control, which set the position the knee lands in.</w:t>
+              <w:t>Read a high grade as suggesting injury beyond the cruciate alone.</w:t>
             </w:r>
           </w:p>
         </w:tc>
@@ -7945,7 +7945,7 @@
           </w:tcPr>
           <w:p>
             <w:r>
-              <w:t>3.7.12-P2</w:t>
+              <w:t>3.7.9-P3</w:t>
             </w:r>
           </w:p>
         </w:tc>
@@ -7955,7 +7955,7 @@
           </w:tcPr>
           <w:p>
             <w:r>
-              <w:t>3.7.12</w:t>
+              <w:t>3.7.9</w:t>
             </w:r>
           </w:p>
         </w:tc>
@@ -7965,7 +7965,7 @@
           </w:tcPr>
           <w:p>
             <w:r>
-              <w:t>frcs</w:t>
+              <w:t>mrcs</w:t>
             </w:r>
           </w:p>
         </w:tc>
@@ -7975,7 +7975,7 @@
           </w:tcPr>
           <w:p>
             <w:r>
-              <w:t>Treat landing mechanics as modifiable risk with modest predictive value for an individual, which is the honest position the prevention literature supports.</w:t>
+              <w:t>Treat instrumented measures as research tools without a clinical threshold.</w:t>
             </w:r>
           </w:p>
         </w:tc>
@@ -8011,7 +8011,7 @@
           </w:tcPr>
           <w:p>
             <w:r>
-              <w:t>3.7.12-P3</w:t>
+              <w:t>3.7.9-P4</w:t>
             </w:r>
           </w:p>
         </w:tc>
@@ -8021,7 +8021,7 @@
           </w:tcPr>
           <w:p>
             <w:r>
-              <w:t>3.7.12</w:t>
+              <w:t>3.7.9</w:t>
             </w:r>
           </w:p>
         </w:tc>
@@ -8041,7 +8041,7 @@
           </w:tcPr>
           <w:p>
             <w:r>
-              <w:t>Expect landing asymmetry to persist after reconstruction with normal laxity.</w:t>
+              <w:t>Treat the pivot shift as the clinical sign that corresponds to what the patient reports, and treat its measurement as the weakest link in the whole chapter.</w:t>
             </w:r>
           </w:p>
         </w:tc>
@@ -8077,7 +8077,7 @@
           </w:tcPr>
           <w:p>
             <w:r>
-              <w:t>3.7.12-P4</w:t>
+              <w:t>3.7.9-P5</w:t>
             </w:r>
           </w:p>
         </w:tc>
@@ -8087,7 +8087,7 @@
           </w:tcPr>
           <w:p>
             <w:r>
-              <w:t>3.7.12</w:t>
+              <w:t>3.7.9</w:t>
             </w:r>
           </w:p>
         </w:tc>
@@ -8107,7 +8107,7 @@
           </w:tcPr>
           <w:p>
             <w:r>
-              <w:t>Measure slope where loading risk seems disproportionate to the injury.</w:t>
+              <w:t>Check the pivot shift under anaesthetic after fixation, before leaving theatre.</w:t>
             </w:r>
           </w:p>
         </w:tc>
@@ -8143,7 +8143,7 @@
           </w:tcPr>
           <w:p>
             <w:r>
-              <w:t>3.7.12-P5</w:t>
+              <w:t>3.7.9-P6</w:t>
             </w:r>
           </w:p>
         </w:tc>
@@ -8153,7 +8153,7 @@
           </w:tcPr>
           <w:p>
             <w:r>
-              <w:t>3.7.12</w:t>
+              <w:t>3.7.9</w:t>
             </w:r>
           </w:p>
         </w:tc>
@@ -8173,7 +8173,7 @@
           </w:tcPr>
           <w:p>
             <w:r>
-              <w:t>Keep population risk reduction and individual prediction apart when counselling.</w:t>
+              <w:t>Add a lateral procedure where a residual shift is anticipated or demonstrated.</w:t>
             </w:r>
           </w:p>
         </w:tc>
@@ -8209,7 +8209,7 @@
           </w:tcPr>
           <w:p>
             <w:r>
-              <w:t>3.7.13-P1</w:t>
+              <w:t>3.7.9-P7</w:t>
             </w:r>
           </w:p>
         </w:tc>
@@ -8219,7 +8219,7 @@
           </w:tcPr>
           <w:p>
             <w:r>
-              <w:t>3.7.13</w:t>
+              <w:t>3.7.9</w:t>
             </w:r>
           </w:p>
         </w:tc>
@@ -8229,7 +8229,7 @@
           </w:tcPr>
           <w:p>
             <w:r>
-              <w:t>mrcs</w:t>
+              <w:t>frcs</w:t>
             </w:r>
           </w:p>
         </w:tc>
@@ -8239,7 +8239,7 @@
           </w:tcPr>
           <w:p>
             <w:r>
-              <w:t>Expect combined loading to reduce the failure load in each direction.</w:t>
+              <w:t>Address slope and lateral meniscal pathology as part of abolishing the sign.</w:t>
             </w:r>
           </w:p>
         </w:tc>
@@ -8275,7 +8275,7 @@
           </w:tcPr>
           <w:p>
             <w:r>
-              <w:t>3.7.13-P2</w:t>
+              <w:t>3.7.9-P8</w:t>
             </w:r>
           </w:p>
         </w:tc>
@@ -8285,7 +8285,7 @@
           </w:tcPr>
           <w:p>
             <w:r>
-              <w:t>3.7.13</w:t>
+              <w:t>3.7.9</w:t>
             </w:r>
           </w:p>
         </w:tc>
@@ -8305,7 +8305,7 @@
           </w:tcPr>
           <w:p>
             <w:r>
-              <w:t>Treat cutting as the activity that defines the reconstruction's job.</w:t>
+              <w:t>State the sign's reliability limits when it is used to compare treatments.</w:t>
             </w:r>
           </w:p>
         </w:tc>
@@ -8341,7 +8341,7 @@
           </w:tcPr>
           <w:p>
             <w:r>
-              <w:t>3.7.13-P3</w:t>
+              <w:t>3.7.10-P1</w:t>
             </w:r>
           </w:p>
         </w:tc>
@@ -8351,7 +8351,7 @@
           </w:tcPr>
           <w:p>
             <w:r>
-              <w:t>3.7.13</w:t>
+              <w:t>3.7.10</w:t>
             </w:r>
           </w:p>
         </w:tc>
@@ -8361,7 +8361,7 @@
           </w:tcPr>
           <w:p>
             <w:r>
-              <w:t>frcs</w:t>
+              <w:t>mrcs</w:t>
             </w:r>
           </w:p>
         </w:tc>
@@ -8371,7 +8371,7 @@
           </w:tcPr>
           <w:p>
             <w:r>
-              <w:t>Consider lateral augmentation in a pivoting athlete, on this activity's mechanics.</w:t>
+              <w:t>Stage rehabilitation by flexion angle, since strain is angle dependent.</w:t>
             </w:r>
           </w:p>
         </w:tc>
@@ -8407,7 +8407,7 @@
           </w:tcPr>
           <w:p>
             <w:r>
-              <w:t>3.7.13-P4</w:t>
+              <w:t>3.7.10-P2</w:t>
             </w:r>
           </w:p>
         </w:tc>
@@ -8417,7 +8417,7 @@
           </w:tcPr>
           <w:p>
             <w:r>
-              <w:t>3.7.13</w:t>
+              <w:t>3.7.10</w:t>
             </w:r>
           </w:p>
         </w:tc>
@@ -8437,7 +8437,7 @@
           </w:tcPr>
           <w:p>
             <w:r>
-              <w:t>Measure slope before revising a graft that failed without a new injury.</w:t>
+              <w:t>Treat the strain data as the mechanical basis of rehabilitation protocols, and treat the protocols as having outrun the data.</w:t>
             </w:r>
           </w:p>
         </w:tc>
@@ -8473,7 +8473,7 @@
           </w:tcPr>
           <w:p>
             <w:r>
-              <w:t>3.7.13-P5</w:t>
+              <w:t>3.7.10-P3</w:t>
             </w:r>
           </w:p>
         </w:tc>
@@ -8483,7 +8483,7 @@
           </w:tcPr>
           <w:p>
             <w:r>
-              <w:t>3.7.13</w:t>
+              <w:t>3.7.10</w:t>
             </w:r>
           </w:p>
         </w:tc>
@@ -8503,7 +8503,7 @@
           </w:tcPr>
           <w:p>
             <w:r>
-              <w:t>Repair the lateral posterior horn where torn.</w:t>
+              <w:t>Protect the graft in the first months by angle and by loading mode.</w:t>
             </w:r>
           </w:p>
         </w:tc>
@@ -8539,7 +8539,7 @@
           </w:tcPr>
           <w:p>
             <w:r>
-              <w:t>3.7.14-P1</w:t>
+              <w:t>3.7.10-P4</w:t>
             </w:r>
           </w:p>
         </w:tc>
@@ -8549,7 +8549,7 @@
           </w:tcPr>
           <w:p>
             <w:r>
-              <w:t>3.7.14</w:t>
+              <w:t>3.7.10</w:t>
             </w:r>
           </w:p>
         </w:tc>
@@ -8559,7 +8559,7 @@
           </w:tcPr>
           <w:p>
             <w:r>
-              <w:t>mrcs</w:t>
+              <w:t>frcs</w:t>
             </w:r>
           </w:p>
         </w:tc>
@@ -8569,7 +8569,7 @@
           </w:tcPr>
           <w:p>
             <w:r>
-              <w:t>Expect the associated injuries the mechanism predicts and look for them.</w:t>
+              <w:t>Follow outcome based protocols rather than strain based ones where they differ.</w:t>
             </w:r>
           </w:p>
         </w:tc>
@@ -8605,7 +8605,7 @@
           </w:tcPr>
           <w:p>
             <w:r>
-              <w:t>3.7.14-P2</w:t>
+              <w:t>3.7.10-P5</w:t>
             </w:r>
           </w:p>
         </w:tc>
@@ -8615,7 +8615,7 @@
           </w:tcPr>
           <w:p>
             <w:r>
-              <w:t>3.7.14</w:t>
+              <w:t>3.7.10</w:t>
             </w:r>
           </w:p>
         </w:tc>
@@ -8625,7 +8625,7 @@
           </w:tcPr>
           <w:p>
             <w:r>
-              <w:t>mrcs</w:t>
+              <w:t>frcs</w:t>
             </w:r>
           </w:p>
         </w:tc>
@@ -8635,7 +8635,7 @@
           </w:tcPr>
           <w:p>
             <w:r>
-              <w:t>Treat screening as measuring risk factors rather than establishing mechanism.</w:t>
+              <w:t>State that graft strain in a patient is not measured when discussing protocol choices.</w:t>
             </w:r>
           </w:p>
         </w:tc>
@@ -8671,7 +8671,7 @@
           </w:tcPr>
           <w:p>
             <w:r>
-              <w:t>3.7.14-P3</w:t>
+              <w:t>3.7.11-P1</w:t>
             </w:r>
           </w:p>
         </w:tc>
@@ -8681,7 +8681,7 @@
           </w:tcPr>
           <w:p>
             <w:r>
-              <w:t>3.7.14</w:t>
+              <w:t>3.7.11</w:t>
             </w:r>
           </w:p>
         </w:tc>
@@ -8691,7 +8691,7 @@
           </w:tcPr>
           <w:p>
             <w:r>
-              <w:t>frcs</w:t>
+              <w:t>mrcs</w:t>
             </w:r>
           </w:p>
         </w:tc>
@@ -8701,7 +8701,7 @@
           </w:tcPr>
           <w:p>
             <w:r>
-              <w:t>Treat the mechanism as settled in outline and unsettled in detail.</w:t>
+              <w:t>Compare activities by peak strain and by direction rather than by force.</w:t>
             </w:r>
           </w:p>
         </w:tc>
@@ -8737,7 +8737,7 @@
           </w:tcPr>
           <w:p>
             <w:r>
-              <w:t>3.7.14-P4</w:t>
+              <w:t>3.7.11-P2</w:t>
             </w:r>
           </w:p>
         </w:tc>
@@ -8747,7 +8747,7 @@
           </w:tcPr>
           <w:p>
             <w:r>
-              <w:t>3.7.14</w:t>
+              <w:t>3.7.11</w:t>
             </w:r>
           </w:p>
         </w:tc>
@@ -8757,7 +8757,7 @@
           </w:tcPr>
           <w:p>
             <w:r>
-              <w:t>frcs</w:t>
+              <w:t>mrcs</w:t>
             </w:r>
           </w:p>
         </w:tc>
@@ -8767,7 +8767,7 @@
           </w:tcPr>
           <w:p>
             <w:r>
-              <w:t>Measure slope in a young pivoting athlete, particularly before revision.</w:t>
+              <w:t>Expect downhill running to load the ligament more than level running.</w:t>
             </w:r>
           </w:p>
         </w:tc>
@@ -8803,7 +8803,7 @@
           </w:tcPr>
           <w:p>
             <w:r>
-              <w:t>3.7.14-P5</w:t>
+              <w:t>3.7.11-P3</w:t>
             </w:r>
           </w:p>
         </w:tc>
@@ -8813,7 +8813,7 @@
           </w:tcPr>
           <w:p>
             <w:r>
-              <w:t>3.7.14</w:t>
+              <w:t>3.7.11</w:t>
             </w:r>
           </w:p>
         </w:tc>
@@ -8823,7 +8823,7 @@
           </w:tcPr>
           <w:p>
             <w:r>
-              <w:t>frcs</w:t>
+              <w:t>mrcs</w:t>
             </w:r>
           </w:p>
         </w:tc>
@@ -8833,7 +8833,7 @@
           </w:tcPr>
           <w:p>
             <w:r>
-              <w:t>Treat previous injury as the strongest risk factor when counselling.</w:t>
+              <w:t>Treat fatigue as a loading variable rather than only a performance one.</w:t>
             </w:r>
           </w:p>
         </w:tc>
@@ -8869,7 +8869,7 @@
           </w:tcPr>
           <w:p>
             <w:r>
-              <w:t>3.7.15-P1</w:t>
+              <w:t>3.7.11-P4</w:t>
             </w:r>
           </w:p>
         </w:tc>
@@ -8879,7 +8879,7 @@
           </w:tcPr>
           <w:p>
             <w:r>
-              <w:t>3.7.15</w:t>
+              <w:t>3.7.11</w:t>
             </w:r>
           </w:p>
         </w:tc>
@@ -8899,7 +8899,7 @@
           </w:tcPr>
           <w:p>
             <w:r>
-              <w:t>Treat the hormonal evidence as inconsistent rather than established.</w:t>
+              <w:t>Read running loading estimates as modelled rather than measured.</w:t>
             </w:r>
           </w:p>
         </w:tc>
@@ -8935,7 +8935,7 @@
           </w:tcPr>
           <w:p>
             <w:r>
-              <w:t>3.7.15-P2</w:t>
+              <w:t>3.7.11-P5</w:t>
             </w:r>
           </w:p>
         </w:tc>
@@ -8945,7 +8945,7 @@
           </w:tcPr>
           <w:p>
             <w:r>
-              <w:t>3.7.15</w:t>
+              <w:t>3.7.11</w:t>
             </w:r>
           </w:p>
         </w:tc>
@@ -8955,7 +8955,7 @@
           </w:tcPr>
           <w:p>
             <w:r>
-              <w:t>frcs</w:t>
+              <w:t>mrcs</w:t>
             </w:r>
           </w:p>
         </w:tc>
@@ -8965,7 +8965,7 @@
           </w:tcPr>
           <w:p>
             <w:r>
-              <w:t>Treat the rate difference as established and the mechanism as partly explained, and treat that as the basis for prevention rather than for prognosis.</w:t>
+              <w:t>Compare activities by peak strain, not peak force.</w:t>
             </w:r>
           </w:p>
         </w:tc>
@@ -9001,7 +9001,7 @@
           </w:tcPr>
           <w:p>
             <w:r>
-              <w:t>3.7.15-P3</w:t>
+              <w:t>3.7.11-P6</w:t>
             </w:r>
           </w:p>
         </w:tc>
@@ -9011,7 +9011,7 @@
           </w:tcPr>
           <w:p>
             <w:r>
-              <w:t>3.7.15</w:t>
+              <w:t>3.7.11</w:t>
             </w:r>
           </w:p>
         </w:tc>
@@ -9031,7 +9031,7 @@
           </w:tcPr>
           <w:p>
             <w:r>
-              <w:t>Consider lateral augmentation in a young female pivoting athlete, on registry reinjury data.</w:t>
+              <w:t>Treat running as the benchmark the other activities are read against, and as the milestone whose safety is mechanically defensible rather than conventional.</w:t>
             </w:r>
           </w:p>
         </w:tc>
@@ -9067,7 +9067,7 @@
           </w:tcPr>
           <w:p>
             <w:r>
-              <w:t>3.7.15-P4</w:t>
+              <w:t>3.7.11-P7</w:t>
             </w:r>
           </w:p>
         </w:tc>
@@ -9077,7 +9077,7 @@
           </w:tcPr>
           <w:p>
             <w:r>
-              <w:t>3.7.15</w:t>
+              <w:t>3.7.11</w:t>
             </w:r>
           </w:p>
         </w:tc>
@@ -9097,7 +9097,7 @@
           </w:tcPr>
           <w:p>
             <w:r>
-              <w:t>Measure slope where a graft failed without a new injury.</w:t>
+              <w:t>Stage return to running by criteria rather than by interval.</w:t>
             </w:r>
           </w:p>
         </w:tc>
@@ -9133,7 +9133,7 @@
           </w:tcPr>
           <w:p>
             <w:r>
-              <w:t>3.7.16-P1</w:t>
+              <w:t>3.7.11-P8</w:t>
             </w:r>
           </w:p>
         </w:tc>
@@ -9143,7 +9143,7 @@
           </w:tcPr>
           <w:p>
             <w:r>
-              <w:t>3.7.16</w:t>
+              <w:t>3.7.11</w:t>
             </w:r>
           </w:p>
         </w:tc>
@@ -9153,7 +9153,7 @@
           </w:tcPr>
           <w:p>
             <w:r>
-              <w:t>mrcs</w:t>
+              <w:t>frcs</w:t>
             </w:r>
           </w:p>
         </w:tc>
@@ -9163,7 +9163,7 @@
           </w:tcPr>
           <w:p>
             <w:r>
-              <w:t>Expect fixation to be the limiting factor early and the graft later.</w:t>
+              <w:t>Delay for a concurrent meniscal repair on its own grounds rather than the graft's.</w:t>
             </w:r>
           </w:p>
         </w:tc>
@@ -9199,7 +9199,7 @@
           </w:tcPr>
           <w:p>
             <w:r>
-              <w:t>3.7.16-P2</w:t>
+              <w:t>3.7.11-P9</w:t>
             </w:r>
           </w:p>
         </w:tc>
@@ -9209,7 +9209,7 @@
           </w:tcPr>
           <w:p>
             <w:r>
-              <w:t>3.7.16</w:t>
+              <w:t>3.7.11</w:t>
             </w:r>
           </w:p>
         </w:tc>
@@ -9229,7 +9229,7 @@
           </w:tcPr>
           <w:p>
             <w:r>
-              <w:t>Treat graft choice as a trade rather than a ranking.</w:t>
+              <w:t>Treat gradient and surface as part of the prescription.</w:t>
             </w:r>
           </w:p>
         </w:tc>
@@ -9265,7 +9265,7 @@
           </w:tcPr>
           <w:p>
             <w:r>
-              <w:t>3.7.16-P3</w:t>
+              <w:t>3.7.11-P10</w:t>
             </w:r>
           </w:p>
         </w:tc>
@@ -9275,7 +9275,7 @@
           </w:tcPr>
           <w:p>
             <w:r>
-              <w:t>3.7.16</w:t>
+              <w:t>3.7.11</w:t>
             </w:r>
           </w:p>
         </w:tc>
@@ -9295,7 +9295,7 @@
           </w:tcPr>
           <w:p>
             <w:r>
-              <w:t>Avoid allograft in young active patients, on registry failure data.</w:t>
+              <w:t>State that graft load during running is not measured in patients.</w:t>
             </w:r>
           </w:p>
         </w:tc>
@@ -9331,7 +9331,7 @@
           </w:tcPr>
           <w:p>
             <w:r>
-              <w:t>3.7.16-P4</w:t>
+              <w:t>3.7.12-P1</w:t>
             </w:r>
           </w:p>
         </w:tc>
@@ -9341,7 +9341,7 @@
           </w:tcPr>
           <w:p>
             <w:r>
-              <w:t>3.7.16</w:t>
+              <w:t>3.7.12</w:t>
             </w:r>
           </w:p>
         </w:tc>
@@ -9351,7 +9351,7 @@
           </w:tcPr>
           <w:p>
             <w:r>
-              <w:t>fellowship</w:t>
+              <w:t>mrcs</w:t>
             </w:r>
           </w:p>
         </w:tc>
@@ -9361,7 +9361,7 @@
           </w:tcPr>
           <w:p>
             <w:r>
-              <w:t>Plan revision graft choice from tunnel condition and available autograft rather than from the primary algorithm.</w:t>
+              <w:t>Address hip and trunk control, which set the position the knee lands in.</w:t>
             </w:r>
           </w:p>
         </w:tc>
@@ -9397,7 +9397,7 @@
           </w:tcPr>
           <w:p>
             <w:r>
-              <w:t>3.7.17-P1</w:t>
+              <w:t>3.7.12-P2</w:t>
             </w:r>
           </w:p>
         </w:tc>
@@ -9407,7 +9407,7 @@
           </w:tcPr>
           <w:p>
             <w:r>
-              <w:t>3.7.17</w:t>
+              <w:t>3.7.12</w:t>
             </w:r>
           </w:p>
         </w:tc>
@@ -9427,7 +9427,7 @@
           </w:tcPr>
           <w:p>
             <w:r>
-              <w:t>Place fixation close to the joint line where the technique allows, to reduce graft motion.</w:t>
+              <w:t>Read landing ligament loading as modelled rather than measured.</w:t>
             </w:r>
           </w:p>
         </w:tc>
@@ -9463,7 +9463,7 @@
           </w:tcPr>
           <w:p>
             <w:r>
-              <w:t>3.7.17-P2</w:t>
+              <w:t>3.7.12-P3</w:t>
             </w:r>
           </w:p>
         </w:tc>
@@ -9473,7 +9473,7 @@
           </w:tcPr>
           <w:p>
             <w:r>
-              <w:t>3.7.17</w:t>
+              <w:t>3.7.12</w:t>
             </w:r>
           </w:p>
         </w:tc>
@@ -9483,7 +9483,7 @@
           </w:tcPr>
           <w:p>
             <w:r>
-              <w:t>mrcs</w:t>
+              <w:t>frcs</w:t>
             </w:r>
           </w:p>
         </w:tc>
@@ -9493,7 +9493,7 @@
           </w:tcPr>
           <w:p>
             <w:r>
-              <w:t>Expect a deep flexion strength deficit after harvest and rehabilitate it.</w:t>
+              <w:t>Treat landing mechanics as modifiable risk with modest predictive value for an individual, which is the honest position the prevention literature supports.</w:t>
             </w:r>
           </w:p>
         </w:tc>
@@ -9529,7 +9529,7 @@
           </w:tcPr>
           <w:p>
             <w:r>
-              <w:t>3.7.17-P3</w:t>
+              <w:t>3.7.12-P4</w:t>
             </w:r>
           </w:p>
         </w:tc>
@@ -9539,7 +9539,7 @@
           </w:tcPr>
           <w:p>
             <w:r>
-              <w:t>3.7.17</w:t>
+              <w:t>3.7.12</w:t>
             </w:r>
           </w:p>
         </w:tc>
@@ -9549,7 +9549,7 @@
           </w:tcPr>
           <w:p>
             <w:r>
-              <w:t>mrcs</w:t>
+              <w:t>frcs</w:t>
             </w:r>
           </w:p>
         </w:tc>
@@ -9559,7 +9559,7 @@
           </w:tcPr>
           <w:p>
             <w:r>
-              <w:t>Expect slower healing at the interface than with a bone to bone graft.</w:t>
+              <w:t>Expect landing asymmetry to persist after reconstruction with normal laxity.</w:t>
             </w:r>
           </w:p>
         </w:tc>
@@ -9595,7 +9595,7 @@
           </w:tcPr>
           <w:p>
             <w:r>
-              <w:t>3.7.17-P4</w:t>
+              <w:t>3.7.12-P5</w:t>
             </w:r>
           </w:p>
         </w:tc>
@@ -9605,7 +9605,7 @@
           </w:tcPr>
           <w:p>
             <w:r>
-              <w:t>3.7.17</w:t>
+              <w:t>3.7.12</w:t>
             </w:r>
           </w:p>
         </w:tc>
@@ -9625,7 +9625,7 @@
           </w:tcPr>
           <w:p>
             <w:r>
-              <w:t>Treat diameter as the variable that matters most and the one the donor tendon may not allow.</w:t>
+              <w:t>Measure slope where loading risk seems disproportionate to the injury.</w:t>
             </w:r>
           </w:p>
         </w:tc>
@@ -9661,7 +9661,7 @@
           </w:tcPr>
           <w:p>
             <w:r>
-              <w:t>3.7.17-P5</w:t>
+              <w:t>3.7.12-P6</w:t>
             </w:r>
           </w:p>
         </w:tc>
@@ -9671,7 +9671,7 @@
           </w:tcPr>
           <w:p>
             <w:r>
-              <w:t>3.7.17</w:t>
+              <w:t>3.7.12</w:t>
             </w:r>
           </w:p>
         </w:tc>
@@ -9691,7 +9691,7 @@
           </w:tcPr>
           <w:p>
             <w:r>
-              <w:t>Assess tendon size before surgery rather than discovering it during.</w:t>
+              <w:t>Keep population risk reduction and individual prediction apart when counselling.</w:t>
             </w:r>
           </w:p>
         </w:tc>
@@ -9727,7 +9727,7 @@
           </w:tcPr>
           <w:p>
             <w:r>
-              <w:t>3.7.17-P6</w:t>
+              <w:t>3.7.13-P1</w:t>
             </w:r>
           </w:p>
         </w:tc>
@@ -9737,7 +9737,7 @@
           </w:tcPr>
           <w:p>
             <w:r>
-              <w:t>3.7.17</w:t>
+              <w:t>3.7.13</w:t>
             </w:r>
           </w:p>
         </w:tc>
@@ -9747,7 +9747,7 @@
           </w:tcPr>
           <w:p>
             <w:r>
-              <w:t>fellowship</w:t>
+              <w:t>mrcs</w:t>
             </w:r>
           </w:p>
         </w:tc>
@@ -9757,7 +9757,7 @@
           </w:tcPr>
           <w:p>
             <w:r>
-              <w:t>Treat a regenerated tendon as unreliable graft material.</w:t>
+              <w:t>Expect combined loading to reduce the failure load in each direction.</w:t>
             </w:r>
           </w:p>
         </w:tc>
@@ -9793,7 +9793,7 @@
           </w:tcPr>
           <w:p>
             <w:r>
-              <w:t>3.7.17-P7</w:t>
+              <w:t>3.7.13-P2</w:t>
             </w:r>
           </w:p>
         </w:tc>
@@ -9803,7 +9803,7 @@
           </w:tcPr>
           <w:p>
             <w:r>
-              <w:t>3.7.17</w:t>
+              <w:t>3.7.13</w:t>
             </w:r>
           </w:p>
         </w:tc>
@@ -9813,7 +9813,7 @@
           </w:tcPr>
           <w:p>
             <w:r>
-              <w:t>fellowship</w:t>
+              <w:t>frcs</w:t>
             </w:r>
           </w:p>
         </w:tc>
@@ -9823,7 +9823,7 @@
           </w:tcPr>
           <w:p>
             <w:r>
-              <w:t>Measure tunnel width before planning a single stage revision.</w:t>
+              <w:t>Treat cutting as the activity that defines the reconstruction's job.</w:t>
             </w:r>
           </w:p>
         </w:tc>
@@ -9859,7 +9859,7 @@
           </w:tcPr>
           <w:p>
             <w:r>
-              <w:t>3.7.17-P8</w:t>
+              <w:t>3.7.13-P3</w:t>
             </w:r>
           </w:p>
         </w:tc>
@@ -9869,7 +9869,7 @@
           </w:tcPr>
           <w:p>
             <w:r>
-              <w:t>3.7.17</w:t>
+              <w:t>3.7.13</w:t>
             </w:r>
           </w:p>
         </w:tc>
@@ -9879,7 +9879,7 @@
           </w:tcPr>
           <w:p>
             <w:r>
-              <w:t>fellowship</w:t>
+              <w:t>frcs</w:t>
             </w:r>
           </w:p>
         </w:tc>
@@ -9889,7 +9889,7 @@
           </w:tcPr>
           <w:p>
             <w:r>
-              <w:t>Consider lateral augmentation to share load where diameter is inadequate.</w:t>
+              <w:t>Consider lateral augmentation in a pivoting athlete, on this activity's mechanics.</w:t>
             </w:r>
           </w:p>
         </w:tc>
@@ -9925,7 +9925,7 @@
           </w:tcPr>
           <w:p>
             <w:r>
-              <w:t>3.7.17-P9</w:t>
+              <w:t>3.7.13-P4</w:t>
             </w:r>
           </w:p>
         </w:tc>
@@ -9935,7 +9935,7 @@
           </w:tcPr>
           <w:p>
             <w:r>
-              <w:t>3.7.17</w:t>
+              <w:t>3.7.13</w:t>
             </w:r>
           </w:p>
         </w:tc>
@@ -9945,7 +9945,7 @@
           </w:tcPr>
           <w:p>
             <w:r>
-              <w:t>fellowship</w:t>
+              <w:t>frcs</w:t>
             </w:r>
           </w:p>
         </w:tc>
@@ -9955,7 +9955,7 @@
           </w:tcPr>
           <w:p>
             <w:r>
-              <w:t>Plan the graft source before theatre in any revision.</w:t>
+              <w:t>Measure slope before revising a graft that failed without a new injury.</w:t>
             </w:r>
           </w:p>
         </w:tc>
@@ -9991,7 +9991,7 @@
           </w:tcPr>
           <w:p>
             <w:r>
-              <w:t>3.7.18-P1</w:t>
+              <w:t>3.7.13-P5</w:t>
             </w:r>
           </w:p>
         </w:tc>
@@ -10001,7 +10001,7 @@
           </w:tcPr>
           <w:p>
             <w:r>
-              <w:t>3.7.18</w:t>
+              <w:t>3.7.13</w:t>
             </w:r>
           </w:p>
         </w:tc>
@@ -10011,7 +10011,7 @@
           </w:tcPr>
           <w:p>
             <w:r>
-              <w:t>mrcs</w:t>
+              <w:t>frcs</w:t>
             </w:r>
           </w:p>
         </w:tc>
@@ -10021,7 +10021,7 @@
           </w:tcPr>
           <w:p>
             <w:r>
-              <w:t>Expect marginally lower measured laxity and a small effect size.</w:t>
+              <w:t>Repair the lateral posterior horn where torn.</w:t>
             </w:r>
           </w:p>
         </w:tc>
@@ -10057,7 +10057,7 @@
           </w:tcPr>
           <w:p>
             <w:r>
-              <w:t>3.7.18-P2</w:t>
+              <w:t>3.7.13-P6</w:t>
             </w:r>
           </w:p>
         </w:tc>
@@ -10067,7 +10067,7 @@
           </w:tcPr>
           <w:p>
             <w:r>
-              <w:t>3.7.18</w:t>
+              <w:t>3.7.13</w:t>
             </w:r>
           </w:p>
         </w:tc>
@@ -10077,7 +10077,7 @@
           </w:tcPr>
           <w:p>
             <w:r>
-              <w:t>mrcs</w:t>
+              <w:t>frcs</w:t>
             </w:r>
           </w:p>
         </w:tc>
@@ -10087,7 +10087,7 @@
           </w:tcPr>
           <w:p>
             <w:r>
-              <w:t>Measure patellar height after harvest where extensor symptoms persist.</w:t>
+              <w:t>State that no assessment reproduces an unanticipated cut when discussing return to sport.</w:t>
             </w:r>
           </w:p>
         </w:tc>
@@ -10123,7 +10123,7 @@
           </w:tcPr>
           <w:p>
             <w:r>
-              <w:t>3.7.18-P3</w:t>
+              <w:t>3.7.14-P1</w:t>
             </w:r>
           </w:p>
         </w:tc>
@@ -10133,7 +10133,7 @@
           </w:tcPr>
           <w:p>
             <w:r>
-              <w:t>3.7.18</w:t>
+              <w:t>3.7.14</w:t>
             </w:r>
           </w:p>
         </w:tc>
@@ -10153,7 +10153,7 @@
           </w:tcPr>
           <w:p>
             <w:r>
-              <w:t>Expect less tunnel widening, which matters if revision is later needed.</w:t>
+              <w:t>Expect the associated injuries the mechanism predicts and look for them.</w:t>
             </w:r>
           </w:p>
         </w:tc>
@@ -10189,7 +10189,7 @@
           </w:tcPr>
           <w:p>
             <w:r>
-              <w:t>3.7.18-P4</w:t>
+              <w:t>3.7.14-P2</w:t>
             </w:r>
           </w:p>
         </w:tc>
@@ -10199,7 +10199,7 @@
           </w:tcPr>
           <w:p>
             <w:r>
-              <w:t>3.7.18</w:t>
+              <w:t>3.7.14</w:t>
             </w:r>
           </w:p>
         </w:tc>
@@ -10209,7 +10209,7 @@
           </w:tcPr>
           <w:p>
             <w:r>
-              <w:t>frcs</w:t>
+              <w:t>mrcs</w:t>
             </w:r>
           </w:p>
         </w:tc>
@@ -10219,7 +10219,7 @@
           </w:tcPr>
           <w:p>
             <w:r>
-              <w:t>Treat this graft as the choice where failure rate matters more than donor site, and the hamstring graft as the reverse.</w:t>
+              <w:t>Read bone bruise patterns as evidence about the position at injury.</w:t>
             </w:r>
           </w:p>
         </w:tc>
@@ -10255,7 +10255,7 @@
           </w:tcPr>
           <w:p>
             <w:r>
-              <w:t>3.7.18-P5</w:t>
+              <w:t>3.7.14-P3</w:t>
             </w:r>
           </w:p>
         </w:tc>
@@ -10265,7 +10265,7 @@
           </w:tcPr>
           <w:p>
             <w:r>
-              <w:t>3.7.18</w:t>
+              <w:t>3.7.14</w:t>
             </w:r>
           </w:p>
         </w:tc>
@@ -10275,7 +10275,7 @@
           </w:tcPr>
           <w:p>
             <w:r>
-              <w:t>frcs</w:t>
+              <w:t>mrcs</w:t>
             </w:r>
           </w:p>
         </w:tc>
@@ -10285,7 +10285,7 @@
           </w:tcPr>
           <w:p>
             <w:r>
-              <w:t>Consider it where revision is foreseeable, for tunnel preservation.</w:t>
+              <w:t>Treat screening as measuring risk factors rather than establishing mechanism.</w:t>
             </w:r>
           </w:p>
         </w:tc>
@@ -10321,7 +10321,7 @@
           </w:tcPr>
           <w:p>
             <w:r>
-              <w:t>3.7.18-P6</w:t>
+              <w:t>3.7.14-P4</w:t>
             </w:r>
           </w:p>
         </w:tc>
@@ -10331,7 +10331,7 @@
           </w:tcPr>
           <w:p>
             <w:r>
-              <w:t>3.7.18</w:t>
+              <w:t>3.7.14</w:t>
             </w:r>
           </w:p>
         </w:tc>
@@ -10351,7 +10351,7 @@
           </w:tcPr>
           <w:p>
             <w:r>
-              <w:t>Assess occupation and kneeling demand before choosing.</w:t>
+              <w:t>Treat the mechanism as settled in outline and unsettled in detail.</w:t>
             </w:r>
           </w:p>
         </w:tc>
@@ -10387,7 +10387,7 @@
           </w:tcPr>
           <w:p>
             <w:r>
-              <w:t>3.7.18-P7</w:t>
+              <w:t>3.7.14-P5</w:t>
             </w:r>
           </w:p>
         </w:tc>
@@ -10397,7 +10397,7 @@
           </w:tcPr>
           <w:p>
             <w:r>
-              <w:t>3.7.18</w:t>
+              <w:t>3.7.14</w:t>
             </w:r>
           </w:p>
         </w:tc>
@@ -10407,7 +10407,7 @@
           </w:tcPr>
           <w:p>
             <w:r>
-              <w:t>fellowship</w:t>
+              <w:t>frcs</w:t>
             </w:r>
           </w:p>
         </w:tc>
@@ -10417,7 +10417,7 @@
           </w:tcPr>
           <w:p>
             <w:r>
-              <w:t>Consider bone plugs where a tunnel defect will not hold a soft tissue graft.</w:t>
+              <w:t>Measure slope in a young pivoting athlete, particularly before revision.</w:t>
             </w:r>
           </w:p>
         </w:tc>
@@ -10453,7 +10453,7 @@
           </w:tcPr>
           <w:p>
             <w:r>
-              <w:t>3.7.19-P1</w:t>
+              <w:t>3.7.14-P6</w:t>
             </w:r>
           </w:p>
         </w:tc>
@@ -10463,7 +10463,7 @@
           </w:tcPr>
           <w:p>
             <w:r>
-              <w:t>3.7.19</w:t>
+              <w:t>3.7.14</w:t>
             </w:r>
           </w:p>
         </w:tc>
@@ -10473,7 +10473,7 @@
           </w:tcPr>
           <w:p>
             <w:r>
-              <w:t>mrcs</w:t>
+              <w:t>frcs</w:t>
             </w:r>
           </w:p>
         </w:tc>
@@ -10483,7 +10483,7 @@
           </w:tcPr>
           <w:p>
             <w:r>
-              <w:t>Expect tendon to bone healing at the soft tissue end.</w:t>
+              <w:t>Treat previous injury as the strongest risk factor when counselling.</w:t>
             </w:r>
           </w:p>
         </w:tc>
@@ -10519,7 +10519,7 @@
           </w:tcPr>
           <w:p>
             <w:r>
-              <w:t>3.7.19-P2</w:t>
+              <w:t>3.7.14-P7</w:t>
             </w:r>
           </w:p>
         </w:tc>
@@ -10529,7 +10529,7 @@
           </w:tcPr>
           <w:p>
             <w:r>
-              <w:t>3.7.19</w:t>
+              <w:t>3.7.14</w:t>
             </w:r>
           </w:p>
         </w:tc>
@@ -10549,7 +10549,7 @@
           </w:tcPr>
           <w:p>
             <w:r>
-              <w:t>Treat this graft as the answer to a diameter problem and as the graft whose long term evidence is still accumulating.</w:t>
+              <w:t>State that no measurement predicts an individual injury.</w:t>
             </w:r>
           </w:p>
         </w:tc>
@@ -10585,7 +10585,7 @@
           </w:tcPr>
           <w:p>
             <w:r>
-              <w:t>3.7.19-P3</w:t>
+              <w:t>3.7.15-P1</w:t>
             </w:r>
           </w:p>
         </w:tc>
@@ -10595,7 +10595,7 @@
           </w:tcPr>
           <w:p>
             <w:r>
-              <w:t>3.7.19</w:t>
+              <w:t>3.7.15</w:t>
             </w:r>
           </w:p>
         </w:tc>
@@ -10605,7 +10605,7 @@
           </w:tcPr>
           <w:p>
             <w:r>
-              <w:t>frcs</w:t>
+              <w:t>mrcs</w:t>
             </w:r>
           </w:p>
         </w:tc>
@@ -10615,7 +10615,7 @@
           </w:tcPr>
           <w:p>
             <w:r>
-              <w:t>Use it where diameter cannot be achieved from the hamstrings.</w:t>
+              <w:t>Treat the hormonal evidence as inconsistent rather than established.</w:t>
             </w:r>
           </w:p>
         </w:tc>
@@ -10651,7 +10651,7 @@
           </w:tcPr>
           <w:p>
             <w:r>
-              <w:t>3.7.19-P4</w:t>
+              <w:t>3.7.15-P2</w:t>
             </w:r>
           </w:p>
         </w:tc>
@@ -10661,7 +10661,7 @@
           </w:tcPr>
           <w:p>
             <w:r>
-              <w:t>3.7.19</w:t>
+              <w:t>3.7.15</w:t>
             </w:r>
           </w:p>
         </w:tc>
@@ -10681,7 +10681,7 @@
           </w:tcPr>
           <w:p>
             <w:r>
-              <w:t>Expect harvest quality to depend on familiarity more than for a simpler harvest.</w:t>
+              <w:t>Treat the rate difference as established and the mechanism as partly explained, and treat that as the basis for prevention rather than for prognosis.</w:t>
             </w:r>
           </w:p>
         </w:tc>
@@ -10717,7 +10717,7 @@
           </w:tcPr>
           <w:p>
             <w:r>
-              <w:t>3.7.19-P5</w:t>
+              <w:t>3.7.15-P3</w:t>
             </w:r>
           </w:p>
         </w:tc>
@@ -10727,7 +10727,7 @@
           </w:tcPr>
           <w:p>
             <w:r>
-              <w:t>3.7.19</w:t>
+              <w:t>3.7.15</w:t>
             </w:r>
           </w:p>
         </w:tc>
@@ -10737,7 +10737,7 @@
           </w:tcPr>
           <w:p>
             <w:r>
-              <w:t>fellowship</w:t>
+              <w:t>frcs</w:t>
             </w:r>
           </w:p>
         </w:tc>
@@ -10747,7 +10747,7 @@
           </w:tcPr>
           <w:p>
             <w:r>
-              <w:t>Measure tendon thickness on imaging before planning the harvest.</w:t>
+              <w:t>Consider lateral augmentation in a young female pivoting athlete, on registry reinjury data.</w:t>
             </w:r>
           </w:p>
         </w:tc>
@@ -10783,7 +10783,7 @@
           </w:tcPr>
           <w:p>
             <w:r>
-              <w:t>3.7.19-P6</w:t>
+              <w:t>3.7.15-P4</w:t>
             </w:r>
           </w:p>
         </w:tc>
@@ -10793,7 +10793,7 @@
           </w:tcPr>
           <w:p>
             <w:r>
-              <w:t>3.7.19</w:t>
+              <w:t>3.7.15</w:t>
             </w:r>
           </w:p>
         </w:tc>
@@ -10803,7 +10803,7 @@
           </w:tcPr>
           <w:p>
             <w:r>
-              <w:t>fellowship</w:t>
+              <w:t>frcs</w:t>
             </w:r>
           </w:p>
         </w:tc>
@@ -10813,7 +10813,7 @@
           </w:tcPr>
           <w:p>
             <w:r>
-              <w:t>Consider it first in revision where other donor sites are used.</w:t>
+              <w:t>Measure slope where a graft failed without a new injury.</w:t>
             </w:r>
           </w:p>
         </w:tc>
@@ -10849,7 +10849,7 @@
           </w:tcPr>
           <w:p>
             <w:r>
-              <w:t>3.7.19-P7</w:t>
+              <w:t>3.7.16-P1</w:t>
             </w:r>
           </w:p>
         </w:tc>
@@ -10859,7 +10859,7 @@
           </w:tcPr>
           <w:p>
             <w:r>
-              <w:t>3.7.19</w:t>
+              <w:t>3.7.16</w:t>
             </w:r>
           </w:p>
         </w:tc>
@@ -10869,7 +10869,7 @@
           </w:tcPr>
           <w:p>
             <w:r>
-              <w:t>fellowship</w:t>
+              <w:t>mrcs</w:t>
             </w:r>
           </w:p>
         </w:tc>
@@ -10879,7 +10879,7 @@
           </w:tcPr>
           <w:p>
             <w:r>
-              <w:t>Expect small numbers in the revision evidence for this graft.</w:t>
+              <w:t>Expect fixation to be the limiting factor early and the graft later.</w:t>
             </w:r>
           </w:p>
         </w:tc>
@@ -10915,7 +10915,7 @@
           </w:tcPr>
           <w:p>
             <w:r>
-              <w:t>3.7.20-P1</w:t>
+              <w:t>3.7.16-P2</w:t>
             </w:r>
           </w:p>
         </w:tc>
@@ -10925,7 +10925,7 @@
           </w:tcPr>
           <w:p>
             <w:r>
-              <w:t>3.7.20</w:t>
+              <w:t>3.7.16</w:t>
             </w:r>
           </w:p>
         </w:tc>
@@ -10945,7 +10945,7 @@
           </w:tcPr>
           <w:p>
             <w:r>
-              <w:t>Place tunnels anatomically, since position dominates every other variable.</w:t>
+              <w:t>Read time zero testing as describing the day of surgery only.</w:t>
             </w:r>
           </w:p>
         </w:tc>
@@ -10981,7 +10981,7 @@
           </w:tcPr>
           <w:p>
             <w:r>
-              <w:t>3.7.20-P2</w:t>
+              <w:t>3.7.16-P3</w:t>
             </w:r>
           </w:p>
         </w:tc>
@@ -10991,7 +10991,7 @@
           </w:tcPr>
           <w:p>
             <w:r>
-              <w:t>3.7.20</w:t>
+              <w:t>3.7.16</w:t>
             </w:r>
           </w:p>
         </w:tc>
@@ -11001,7 +11001,7 @@
           </w:tcPr>
           <w:p>
             <w:r>
-              <w:t>mrcs</w:t>
+              <w:t>frcs</w:t>
             </w:r>
           </w:p>
         </w:tc>
@@ -11011,7 +11011,7 @@
           </w:tcPr>
           <w:p>
             <w:r>
-              <w:t>Expect measured laxity to change over the first year without a new injury.</w:t>
+              <w:t>Treat graft choice as a trade rather than a ranking.</w:t>
             </w:r>
           </w:p>
         </w:tc>
@@ -11047,7 +11047,7 @@
           </w:tcPr>
           <w:p>
             <w:r>
-              <w:t>3.7.20-P3</w:t>
+              <w:t>3.7.16-P4</w:t>
             </w:r>
           </w:p>
         </w:tc>
@@ -11057,7 +11057,7 @@
           </w:tcPr>
           <w:p>
             <w:r>
-              <w:t>3.7.20</w:t>
+              <w:t>3.7.16</w:t>
             </w:r>
           </w:p>
         </w:tc>
@@ -11077,7 +11077,7 @@
           </w:tcPr>
           <w:p>
             <w:r>
-              <w:t>Treat the reconstruction as a construct in an environment rather than as an operation.</w:t>
+              <w:t>Avoid allograft in young active patients, on registry failure data.</w:t>
             </w:r>
           </w:p>
         </w:tc>
@@ -11113,7 +11113,7 @@
           </w:tcPr>
           <w:p>
             <w:r>
-              <w:t>3.7.20-P4</w:t>
+              <w:t>3.7.16-P5</w:t>
             </w:r>
           </w:p>
         </w:tc>
@@ -11123,7 +11123,7 @@
           </w:tcPr>
           <w:p>
             <w:r>
-              <w:t>3.7.20</w:t>
+              <w:t>3.7.16</w:t>
             </w:r>
           </w:p>
         </w:tc>
@@ -11143,7 +11143,7 @@
           </w:tcPr>
           <w:p>
             <w:r>
-              <w:t>Measure slope in every revision, since it is the commonest unaddressed factor.</w:t>
+              <w:t>Read time zero comparisons as a small part of the clinical choice.</w:t>
             </w:r>
           </w:p>
         </w:tc>
@@ -11179,6 +11179,2118 @@
           </w:tcPr>
           <w:p>
             <w:r>
+              <w:t>3.7.16-P6</w:t>
+            </w:r>
+          </w:p>
+        </w:tc>
+        <w:tc>
+          <w:tcPr>
+            <w:tcW w:type="dxa" w:w="706"/>
+          </w:tcPr>
+          <w:p>
+            <w:r>
+              <w:t>3.7.16</w:t>
+            </w:r>
+          </w:p>
+        </w:tc>
+        <w:tc>
+          <w:tcPr>
+            <w:tcW w:type="dxa" w:w="988"/>
+          </w:tcPr>
+          <w:p>
+            <w:r>
+              <w:t>fellowship</w:t>
+            </w:r>
+          </w:p>
+        </w:tc>
+        <w:tc>
+          <w:tcPr>
+            <w:tcW w:type="dxa" w:w="5927"/>
+          </w:tcPr>
+          <w:p>
+            <w:r>
+              <w:t>Plan revision graft choice from tunnel condition and available autograft rather than from the primary algorithm.</w:t>
+            </w:r>
+          </w:p>
+        </w:tc>
+        <w:tc>
+          <w:tcPr>
+            <w:tcW w:type="dxa" w:w="1411"/>
+          </w:tcPr>
+          <w:p>
+            <w:r/>
+          </w:p>
+        </w:tc>
+        <w:tc>
+          <w:tcPr>
+            <w:tcW w:type="dxa" w:w="1835"/>
+          </w:tcPr>
+          <w:p>
+            <w:r/>
+          </w:p>
+        </w:tc>
+        <w:tc>
+          <w:tcPr>
+            <w:tcW w:type="dxa" w:w="2258"/>
+          </w:tcPr>
+          <w:p>
+            <w:r/>
+          </w:p>
+        </w:tc>
+      </w:tr>
+      <w:tr>
+        <w:tc>
+          <w:tcPr>
+            <w:tcW w:type="dxa" w:w="988"/>
+          </w:tcPr>
+          <w:p>
+            <w:r>
+              <w:t>3.7.16-P7</w:t>
+            </w:r>
+          </w:p>
+        </w:tc>
+        <w:tc>
+          <w:tcPr>
+            <w:tcW w:type="dxa" w:w="706"/>
+          </w:tcPr>
+          <w:p>
+            <w:r>
+              <w:t>3.7.16</w:t>
+            </w:r>
+          </w:p>
+        </w:tc>
+        <w:tc>
+          <w:tcPr>
+            <w:tcW w:type="dxa" w:w="988"/>
+          </w:tcPr>
+          <w:p>
+            <w:r>
+              <w:t>fellowship</w:t>
+            </w:r>
+          </w:p>
+        </w:tc>
+        <w:tc>
+          <w:tcPr>
+            <w:tcW w:type="dxa" w:w="5927"/>
+          </w:tcPr>
+          <w:p>
+            <w:r>
+              <w:t>Stage with bone grafting where tunnels are wide or confluent.</w:t>
+            </w:r>
+          </w:p>
+        </w:tc>
+        <w:tc>
+          <w:tcPr>
+            <w:tcW w:type="dxa" w:w="1411"/>
+          </w:tcPr>
+          <w:p>
+            <w:r/>
+          </w:p>
+        </w:tc>
+        <w:tc>
+          <w:tcPr>
+            <w:tcW w:type="dxa" w:w="1835"/>
+          </w:tcPr>
+          <w:p>
+            <w:r/>
+          </w:p>
+        </w:tc>
+        <w:tc>
+          <w:tcPr>
+            <w:tcW w:type="dxa" w:w="2258"/>
+          </w:tcPr>
+          <w:p>
+            <w:r/>
+          </w:p>
+        </w:tc>
+      </w:tr>
+      <w:tr>
+        <w:tc>
+          <w:tcPr>
+            <w:tcW w:type="dxa" w:w="988"/>
+          </w:tcPr>
+          <w:p>
+            <w:r>
+              <w:t>3.7.16-P8</w:t>
+            </w:r>
+          </w:p>
+        </w:tc>
+        <w:tc>
+          <w:tcPr>
+            <w:tcW w:type="dxa" w:w="706"/>
+          </w:tcPr>
+          <w:p>
+            <w:r>
+              <w:t>3.7.16</w:t>
+            </w:r>
+          </w:p>
+        </w:tc>
+        <w:tc>
+          <w:tcPr>
+            <w:tcW w:type="dxa" w:w="988"/>
+          </w:tcPr>
+          <w:p>
+            <w:r>
+              <w:t>fellowship</w:t>
+            </w:r>
+          </w:p>
+        </w:tc>
+        <w:tc>
+          <w:tcPr>
+            <w:tcW w:type="dxa" w:w="5927"/>
+          </w:tcPr>
+          <w:p>
+            <w:r>
+              <w:t>Accept allograft more readily in revision and in multiligament reconstruction.</w:t>
+            </w:r>
+          </w:p>
+        </w:tc>
+        <w:tc>
+          <w:tcPr>
+            <w:tcW w:type="dxa" w:w="1411"/>
+          </w:tcPr>
+          <w:p>
+            <w:r/>
+          </w:p>
+        </w:tc>
+        <w:tc>
+          <w:tcPr>
+            <w:tcW w:type="dxa" w:w="1835"/>
+          </w:tcPr>
+          <w:p>
+            <w:r/>
+          </w:p>
+        </w:tc>
+        <w:tc>
+          <w:tcPr>
+            <w:tcW w:type="dxa" w:w="2258"/>
+          </w:tcPr>
+          <w:p>
+            <w:r/>
+          </w:p>
+        </w:tc>
+      </w:tr>
+      <w:tr>
+        <w:tc>
+          <w:tcPr>
+            <w:tcW w:type="dxa" w:w="988"/>
+          </w:tcPr>
+          <w:p>
+            <w:r>
+              <w:t>3.7.16-P9</w:t>
+            </w:r>
+          </w:p>
+        </w:tc>
+        <w:tc>
+          <w:tcPr>
+            <w:tcW w:type="dxa" w:w="706"/>
+          </w:tcPr>
+          <w:p>
+            <w:r>
+              <w:t>3.7.16</w:t>
+            </w:r>
+          </w:p>
+        </w:tc>
+        <w:tc>
+          <w:tcPr>
+            <w:tcW w:type="dxa" w:w="988"/>
+          </w:tcPr>
+          <w:p>
+            <w:r>
+              <w:t>fellowship</w:t>
+            </w:r>
+          </w:p>
+        </w:tc>
+        <w:tc>
+          <w:tcPr>
+            <w:tcW w:type="dxa" w:w="5927"/>
+          </w:tcPr>
+          <w:p>
+            <w:r>
+              <w:t>State that fixation choice in compromised bone rests on principle rather than data.</w:t>
+            </w:r>
+          </w:p>
+        </w:tc>
+        <w:tc>
+          <w:tcPr>
+            <w:tcW w:type="dxa" w:w="1411"/>
+          </w:tcPr>
+          <w:p>
+            <w:r/>
+          </w:p>
+        </w:tc>
+        <w:tc>
+          <w:tcPr>
+            <w:tcW w:type="dxa" w:w="1835"/>
+          </w:tcPr>
+          <w:p>
+            <w:r/>
+          </w:p>
+        </w:tc>
+        <w:tc>
+          <w:tcPr>
+            <w:tcW w:type="dxa" w:w="2258"/>
+          </w:tcPr>
+          <w:p>
+            <w:r/>
+          </w:p>
+        </w:tc>
+      </w:tr>
+      <w:tr>
+        <w:tc>
+          <w:tcPr>
+            <w:tcW w:type="dxa" w:w="988"/>
+          </w:tcPr>
+          <w:p>
+            <w:r>
+              <w:t>3.7.17-P1</w:t>
+            </w:r>
+          </w:p>
+        </w:tc>
+        <w:tc>
+          <w:tcPr>
+            <w:tcW w:type="dxa" w:w="706"/>
+          </w:tcPr>
+          <w:p>
+            <w:r>
+              <w:t>3.7.17</w:t>
+            </w:r>
+          </w:p>
+        </w:tc>
+        <w:tc>
+          <w:tcPr>
+            <w:tcW w:type="dxa" w:w="988"/>
+          </w:tcPr>
+          <w:p>
+            <w:r>
+              <w:t>mrcs</w:t>
+            </w:r>
+          </w:p>
+        </w:tc>
+        <w:tc>
+          <w:tcPr>
+            <w:tcW w:type="dxa" w:w="5927"/>
+          </w:tcPr>
+          <w:p>
+            <w:r>
+              <w:t>Place fixation close to the joint line where the technique allows, to reduce graft motion.</w:t>
+            </w:r>
+          </w:p>
+        </w:tc>
+        <w:tc>
+          <w:tcPr>
+            <w:tcW w:type="dxa" w:w="1411"/>
+          </w:tcPr>
+          <w:p>
+            <w:r/>
+          </w:p>
+        </w:tc>
+        <w:tc>
+          <w:tcPr>
+            <w:tcW w:type="dxa" w:w="1835"/>
+          </w:tcPr>
+          <w:p>
+            <w:r/>
+          </w:p>
+        </w:tc>
+        <w:tc>
+          <w:tcPr>
+            <w:tcW w:type="dxa" w:w="2258"/>
+          </w:tcPr>
+          <w:p>
+            <w:r/>
+          </w:p>
+        </w:tc>
+      </w:tr>
+      <w:tr>
+        <w:tc>
+          <w:tcPr>
+            <w:tcW w:type="dxa" w:w="988"/>
+          </w:tcPr>
+          <w:p>
+            <w:r>
+              <w:t>3.7.17-P2</w:t>
+            </w:r>
+          </w:p>
+        </w:tc>
+        <w:tc>
+          <w:tcPr>
+            <w:tcW w:type="dxa" w:w="706"/>
+          </w:tcPr>
+          <w:p>
+            <w:r>
+              <w:t>3.7.17</w:t>
+            </w:r>
+          </w:p>
+        </w:tc>
+        <w:tc>
+          <w:tcPr>
+            <w:tcW w:type="dxa" w:w="988"/>
+          </w:tcPr>
+          <w:p>
+            <w:r>
+              <w:t>mrcs</w:t>
+            </w:r>
+          </w:p>
+        </w:tc>
+        <w:tc>
+          <w:tcPr>
+            <w:tcW w:type="dxa" w:w="5927"/>
+          </w:tcPr>
+          <w:p>
+            <w:r>
+              <w:t>Expect a deep flexion strength deficit after harvest and rehabilitate it.</w:t>
+            </w:r>
+          </w:p>
+        </w:tc>
+        <w:tc>
+          <w:tcPr>
+            <w:tcW w:type="dxa" w:w="1411"/>
+          </w:tcPr>
+          <w:p>
+            <w:r/>
+          </w:p>
+        </w:tc>
+        <w:tc>
+          <w:tcPr>
+            <w:tcW w:type="dxa" w:w="1835"/>
+          </w:tcPr>
+          <w:p>
+            <w:r/>
+          </w:p>
+        </w:tc>
+        <w:tc>
+          <w:tcPr>
+            <w:tcW w:type="dxa" w:w="2258"/>
+          </w:tcPr>
+          <w:p>
+            <w:r/>
+          </w:p>
+        </w:tc>
+      </w:tr>
+      <w:tr>
+        <w:tc>
+          <w:tcPr>
+            <w:tcW w:type="dxa" w:w="988"/>
+          </w:tcPr>
+          <w:p>
+            <w:r>
+              <w:t>3.7.17-P3</w:t>
+            </w:r>
+          </w:p>
+        </w:tc>
+        <w:tc>
+          <w:tcPr>
+            <w:tcW w:type="dxa" w:w="706"/>
+          </w:tcPr>
+          <w:p>
+            <w:r>
+              <w:t>3.7.17</w:t>
+            </w:r>
+          </w:p>
+        </w:tc>
+        <w:tc>
+          <w:tcPr>
+            <w:tcW w:type="dxa" w:w="988"/>
+          </w:tcPr>
+          <w:p>
+            <w:r>
+              <w:t>mrcs</w:t>
+            </w:r>
+          </w:p>
+        </w:tc>
+        <w:tc>
+          <w:tcPr>
+            <w:tcW w:type="dxa" w:w="5927"/>
+          </w:tcPr>
+          <w:p>
+            <w:r>
+              <w:t>Expect slower healing at the interface than with a bone to bone graft.</w:t>
+            </w:r>
+          </w:p>
+        </w:tc>
+        <w:tc>
+          <w:tcPr>
+            <w:tcW w:type="dxa" w:w="1411"/>
+          </w:tcPr>
+          <w:p>
+            <w:r/>
+          </w:p>
+        </w:tc>
+        <w:tc>
+          <w:tcPr>
+            <w:tcW w:type="dxa" w:w="1835"/>
+          </w:tcPr>
+          <w:p>
+            <w:r/>
+          </w:p>
+        </w:tc>
+        <w:tc>
+          <w:tcPr>
+            <w:tcW w:type="dxa" w:w="2258"/>
+          </w:tcPr>
+          <w:p>
+            <w:r/>
+          </w:p>
+        </w:tc>
+      </w:tr>
+      <w:tr>
+        <w:tc>
+          <w:tcPr>
+            <w:tcW w:type="dxa" w:w="988"/>
+          </w:tcPr>
+          <w:p>
+            <w:r>
+              <w:t>3.7.17-P4</w:t>
+            </w:r>
+          </w:p>
+        </w:tc>
+        <w:tc>
+          <w:tcPr>
+            <w:tcW w:type="dxa" w:w="706"/>
+          </w:tcPr>
+          <w:p>
+            <w:r>
+              <w:t>3.7.17</w:t>
+            </w:r>
+          </w:p>
+        </w:tc>
+        <w:tc>
+          <w:tcPr>
+            <w:tcW w:type="dxa" w:w="988"/>
+          </w:tcPr>
+          <w:p>
+            <w:r>
+              <w:t>frcs</w:t>
+            </w:r>
+          </w:p>
+        </w:tc>
+        <w:tc>
+          <w:tcPr>
+            <w:tcW w:type="dxa" w:w="5927"/>
+          </w:tcPr>
+          <w:p>
+            <w:r>
+              <w:t>Treat diameter as the variable that matters most and the one the donor tendon may not allow.</w:t>
+            </w:r>
+          </w:p>
+        </w:tc>
+        <w:tc>
+          <w:tcPr>
+            <w:tcW w:type="dxa" w:w="1411"/>
+          </w:tcPr>
+          <w:p>
+            <w:r/>
+          </w:p>
+        </w:tc>
+        <w:tc>
+          <w:tcPr>
+            <w:tcW w:type="dxa" w:w="1835"/>
+          </w:tcPr>
+          <w:p>
+            <w:r/>
+          </w:p>
+        </w:tc>
+        <w:tc>
+          <w:tcPr>
+            <w:tcW w:type="dxa" w:w="2258"/>
+          </w:tcPr>
+          <w:p>
+            <w:r/>
+          </w:p>
+        </w:tc>
+      </w:tr>
+      <w:tr>
+        <w:tc>
+          <w:tcPr>
+            <w:tcW w:type="dxa" w:w="988"/>
+          </w:tcPr>
+          <w:p>
+            <w:r>
+              <w:t>3.7.17-P5</w:t>
+            </w:r>
+          </w:p>
+        </w:tc>
+        <w:tc>
+          <w:tcPr>
+            <w:tcW w:type="dxa" w:w="706"/>
+          </w:tcPr>
+          <w:p>
+            <w:r>
+              <w:t>3.7.17</w:t>
+            </w:r>
+          </w:p>
+        </w:tc>
+        <w:tc>
+          <w:tcPr>
+            <w:tcW w:type="dxa" w:w="988"/>
+          </w:tcPr>
+          <w:p>
+            <w:r>
+              <w:t>frcs</w:t>
+            </w:r>
+          </w:p>
+        </w:tc>
+        <w:tc>
+          <w:tcPr>
+            <w:tcW w:type="dxa" w:w="5927"/>
+          </w:tcPr>
+          <w:p>
+            <w:r>
+              <w:t>Assess tendon size before surgery rather than discovering it during.</w:t>
+            </w:r>
+          </w:p>
+        </w:tc>
+        <w:tc>
+          <w:tcPr>
+            <w:tcW w:type="dxa" w:w="1411"/>
+          </w:tcPr>
+          <w:p>
+            <w:r/>
+          </w:p>
+        </w:tc>
+        <w:tc>
+          <w:tcPr>
+            <w:tcW w:type="dxa" w:w="1835"/>
+          </w:tcPr>
+          <w:p>
+            <w:r/>
+          </w:p>
+        </w:tc>
+        <w:tc>
+          <w:tcPr>
+            <w:tcW w:type="dxa" w:w="2258"/>
+          </w:tcPr>
+          <w:p>
+            <w:r/>
+          </w:p>
+        </w:tc>
+      </w:tr>
+      <w:tr>
+        <w:tc>
+          <w:tcPr>
+            <w:tcW w:type="dxa" w:w="988"/>
+          </w:tcPr>
+          <w:p>
+            <w:r>
+              <w:t>3.7.17-P6</w:t>
+            </w:r>
+          </w:p>
+        </w:tc>
+        <w:tc>
+          <w:tcPr>
+            <w:tcW w:type="dxa" w:w="706"/>
+          </w:tcPr>
+          <w:p>
+            <w:r>
+              <w:t>3.7.17</w:t>
+            </w:r>
+          </w:p>
+        </w:tc>
+        <w:tc>
+          <w:tcPr>
+            <w:tcW w:type="dxa" w:w="988"/>
+          </w:tcPr>
+          <w:p>
+            <w:r>
+              <w:t>fellowship</w:t>
+            </w:r>
+          </w:p>
+        </w:tc>
+        <w:tc>
+          <w:tcPr>
+            <w:tcW w:type="dxa" w:w="5927"/>
+          </w:tcPr>
+          <w:p>
+            <w:r>
+              <w:t>Treat a regenerated tendon as unreliable graft material.</w:t>
+            </w:r>
+          </w:p>
+        </w:tc>
+        <w:tc>
+          <w:tcPr>
+            <w:tcW w:type="dxa" w:w="1411"/>
+          </w:tcPr>
+          <w:p>
+            <w:r/>
+          </w:p>
+        </w:tc>
+        <w:tc>
+          <w:tcPr>
+            <w:tcW w:type="dxa" w:w="1835"/>
+          </w:tcPr>
+          <w:p>
+            <w:r/>
+          </w:p>
+        </w:tc>
+        <w:tc>
+          <w:tcPr>
+            <w:tcW w:type="dxa" w:w="2258"/>
+          </w:tcPr>
+          <w:p>
+            <w:r/>
+          </w:p>
+        </w:tc>
+      </w:tr>
+      <w:tr>
+        <w:tc>
+          <w:tcPr>
+            <w:tcW w:type="dxa" w:w="988"/>
+          </w:tcPr>
+          <w:p>
+            <w:r>
+              <w:t>3.7.17-P7</w:t>
+            </w:r>
+          </w:p>
+        </w:tc>
+        <w:tc>
+          <w:tcPr>
+            <w:tcW w:type="dxa" w:w="706"/>
+          </w:tcPr>
+          <w:p>
+            <w:r>
+              <w:t>3.7.17</w:t>
+            </w:r>
+          </w:p>
+        </w:tc>
+        <w:tc>
+          <w:tcPr>
+            <w:tcW w:type="dxa" w:w="988"/>
+          </w:tcPr>
+          <w:p>
+            <w:r>
+              <w:t>fellowship</w:t>
+            </w:r>
+          </w:p>
+        </w:tc>
+        <w:tc>
+          <w:tcPr>
+            <w:tcW w:type="dxa" w:w="5927"/>
+          </w:tcPr>
+          <w:p>
+            <w:r>
+              <w:t>Measure tunnel width before planning a single stage revision.</w:t>
+            </w:r>
+          </w:p>
+        </w:tc>
+        <w:tc>
+          <w:tcPr>
+            <w:tcW w:type="dxa" w:w="1411"/>
+          </w:tcPr>
+          <w:p>
+            <w:r/>
+          </w:p>
+        </w:tc>
+        <w:tc>
+          <w:tcPr>
+            <w:tcW w:type="dxa" w:w="1835"/>
+          </w:tcPr>
+          <w:p>
+            <w:r/>
+          </w:p>
+        </w:tc>
+        <w:tc>
+          <w:tcPr>
+            <w:tcW w:type="dxa" w:w="2258"/>
+          </w:tcPr>
+          <w:p>
+            <w:r/>
+          </w:p>
+        </w:tc>
+      </w:tr>
+      <w:tr>
+        <w:tc>
+          <w:tcPr>
+            <w:tcW w:type="dxa" w:w="988"/>
+          </w:tcPr>
+          <w:p>
+            <w:r>
+              <w:t>3.7.17-P8</w:t>
+            </w:r>
+          </w:p>
+        </w:tc>
+        <w:tc>
+          <w:tcPr>
+            <w:tcW w:type="dxa" w:w="706"/>
+          </w:tcPr>
+          <w:p>
+            <w:r>
+              <w:t>3.7.17</w:t>
+            </w:r>
+          </w:p>
+        </w:tc>
+        <w:tc>
+          <w:tcPr>
+            <w:tcW w:type="dxa" w:w="988"/>
+          </w:tcPr>
+          <w:p>
+            <w:r>
+              <w:t>fellowship</w:t>
+            </w:r>
+          </w:p>
+        </w:tc>
+        <w:tc>
+          <w:tcPr>
+            <w:tcW w:type="dxa" w:w="5927"/>
+          </w:tcPr>
+          <w:p>
+            <w:r>
+              <w:t>Consider lateral augmentation to share load where diameter is inadequate.</w:t>
+            </w:r>
+          </w:p>
+        </w:tc>
+        <w:tc>
+          <w:tcPr>
+            <w:tcW w:type="dxa" w:w="1411"/>
+          </w:tcPr>
+          <w:p>
+            <w:r/>
+          </w:p>
+        </w:tc>
+        <w:tc>
+          <w:tcPr>
+            <w:tcW w:type="dxa" w:w="1835"/>
+          </w:tcPr>
+          <w:p>
+            <w:r/>
+          </w:p>
+        </w:tc>
+        <w:tc>
+          <w:tcPr>
+            <w:tcW w:type="dxa" w:w="2258"/>
+          </w:tcPr>
+          <w:p>
+            <w:r/>
+          </w:p>
+        </w:tc>
+      </w:tr>
+      <w:tr>
+        <w:tc>
+          <w:tcPr>
+            <w:tcW w:type="dxa" w:w="988"/>
+          </w:tcPr>
+          <w:p>
+            <w:r>
+              <w:t>3.7.17-P9</w:t>
+            </w:r>
+          </w:p>
+        </w:tc>
+        <w:tc>
+          <w:tcPr>
+            <w:tcW w:type="dxa" w:w="706"/>
+          </w:tcPr>
+          <w:p>
+            <w:r>
+              <w:t>3.7.17</w:t>
+            </w:r>
+          </w:p>
+        </w:tc>
+        <w:tc>
+          <w:tcPr>
+            <w:tcW w:type="dxa" w:w="988"/>
+          </w:tcPr>
+          <w:p>
+            <w:r>
+              <w:t>fellowship</w:t>
+            </w:r>
+          </w:p>
+        </w:tc>
+        <w:tc>
+          <w:tcPr>
+            <w:tcW w:type="dxa" w:w="5927"/>
+          </w:tcPr>
+          <w:p>
+            <w:r>
+              <w:t>Plan the graft source before theatre in any revision.</w:t>
+            </w:r>
+          </w:p>
+        </w:tc>
+        <w:tc>
+          <w:tcPr>
+            <w:tcW w:type="dxa" w:w="1411"/>
+          </w:tcPr>
+          <w:p>
+            <w:r/>
+          </w:p>
+        </w:tc>
+        <w:tc>
+          <w:tcPr>
+            <w:tcW w:type="dxa" w:w="1835"/>
+          </w:tcPr>
+          <w:p>
+            <w:r/>
+          </w:p>
+        </w:tc>
+        <w:tc>
+          <w:tcPr>
+            <w:tcW w:type="dxa" w:w="2258"/>
+          </w:tcPr>
+          <w:p>
+            <w:r/>
+          </w:p>
+        </w:tc>
+      </w:tr>
+      <w:tr>
+        <w:tc>
+          <w:tcPr>
+            <w:tcW w:type="dxa" w:w="988"/>
+          </w:tcPr>
+          <w:p>
+            <w:r>
+              <w:t>3.7.18-P1</w:t>
+            </w:r>
+          </w:p>
+        </w:tc>
+        <w:tc>
+          <w:tcPr>
+            <w:tcW w:type="dxa" w:w="706"/>
+          </w:tcPr>
+          <w:p>
+            <w:r>
+              <w:t>3.7.18</w:t>
+            </w:r>
+          </w:p>
+        </w:tc>
+        <w:tc>
+          <w:tcPr>
+            <w:tcW w:type="dxa" w:w="988"/>
+          </w:tcPr>
+          <w:p>
+            <w:r>
+              <w:t>mrcs</w:t>
+            </w:r>
+          </w:p>
+        </w:tc>
+        <w:tc>
+          <w:tcPr>
+            <w:tcW w:type="dxa" w:w="5927"/>
+          </w:tcPr>
+          <w:p>
+            <w:r>
+              <w:t>Expect marginally lower measured laxity and a small effect size.</w:t>
+            </w:r>
+          </w:p>
+        </w:tc>
+        <w:tc>
+          <w:tcPr>
+            <w:tcW w:type="dxa" w:w="1411"/>
+          </w:tcPr>
+          <w:p>
+            <w:r/>
+          </w:p>
+        </w:tc>
+        <w:tc>
+          <w:tcPr>
+            <w:tcW w:type="dxa" w:w="1835"/>
+          </w:tcPr>
+          <w:p>
+            <w:r/>
+          </w:p>
+        </w:tc>
+        <w:tc>
+          <w:tcPr>
+            <w:tcW w:type="dxa" w:w="2258"/>
+          </w:tcPr>
+          <w:p>
+            <w:r/>
+          </w:p>
+        </w:tc>
+      </w:tr>
+      <w:tr>
+        <w:tc>
+          <w:tcPr>
+            <w:tcW w:type="dxa" w:w="988"/>
+          </w:tcPr>
+          <w:p>
+            <w:r>
+              <w:t>3.7.18-P2</w:t>
+            </w:r>
+          </w:p>
+        </w:tc>
+        <w:tc>
+          <w:tcPr>
+            <w:tcW w:type="dxa" w:w="706"/>
+          </w:tcPr>
+          <w:p>
+            <w:r>
+              <w:t>3.7.18</w:t>
+            </w:r>
+          </w:p>
+        </w:tc>
+        <w:tc>
+          <w:tcPr>
+            <w:tcW w:type="dxa" w:w="988"/>
+          </w:tcPr>
+          <w:p>
+            <w:r>
+              <w:t>mrcs</w:t>
+            </w:r>
+          </w:p>
+        </w:tc>
+        <w:tc>
+          <w:tcPr>
+            <w:tcW w:type="dxa" w:w="5927"/>
+          </w:tcPr>
+          <w:p>
+            <w:r>
+              <w:t>Measure patellar height after harvest where extensor symptoms persist.</w:t>
+            </w:r>
+          </w:p>
+        </w:tc>
+        <w:tc>
+          <w:tcPr>
+            <w:tcW w:type="dxa" w:w="1411"/>
+          </w:tcPr>
+          <w:p>
+            <w:r/>
+          </w:p>
+        </w:tc>
+        <w:tc>
+          <w:tcPr>
+            <w:tcW w:type="dxa" w:w="1835"/>
+          </w:tcPr>
+          <w:p>
+            <w:r/>
+          </w:p>
+        </w:tc>
+        <w:tc>
+          <w:tcPr>
+            <w:tcW w:type="dxa" w:w="2258"/>
+          </w:tcPr>
+          <w:p>
+            <w:r/>
+          </w:p>
+        </w:tc>
+      </w:tr>
+      <w:tr>
+        <w:tc>
+          <w:tcPr>
+            <w:tcW w:type="dxa" w:w="988"/>
+          </w:tcPr>
+          <w:p>
+            <w:r>
+              <w:t>3.7.18-P3</w:t>
+            </w:r>
+          </w:p>
+        </w:tc>
+        <w:tc>
+          <w:tcPr>
+            <w:tcW w:type="dxa" w:w="706"/>
+          </w:tcPr>
+          <w:p>
+            <w:r>
+              <w:t>3.7.18</w:t>
+            </w:r>
+          </w:p>
+        </w:tc>
+        <w:tc>
+          <w:tcPr>
+            <w:tcW w:type="dxa" w:w="988"/>
+          </w:tcPr>
+          <w:p>
+            <w:r>
+              <w:t>mrcs</w:t>
+            </w:r>
+          </w:p>
+        </w:tc>
+        <w:tc>
+          <w:tcPr>
+            <w:tcW w:type="dxa" w:w="5927"/>
+          </w:tcPr>
+          <w:p>
+            <w:r>
+              <w:t>Expect less tunnel widening, which matters if revision is later needed.</w:t>
+            </w:r>
+          </w:p>
+        </w:tc>
+        <w:tc>
+          <w:tcPr>
+            <w:tcW w:type="dxa" w:w="1411"/>
+          </w:tcPr>
+          <w:p>
+            <w:r/>
+          </w:p>
+        </w:tc>
+        <w:tc>
+          <w:tcPr>
+            <w:tcW w:type="dxa" w:w="1835"/>
+          </w:tcPr>
+          <w:p>
+            <w:r/>
+          </w:p>
+        </w:tc>
+        <w:tc>
+          <w:tcPr>
+            <w:tcW w:type="dxa" w:w="2258"/>
+          </w:tcPr>
+          <w:p>
+            <w:r/>
+          </w:p>
+        </w:tc>
+      </w:tr>
+      <w:tr>
+        <w:tc>
+          <w:tcPr>
+            <w:tcW w:type="dxa" w:w="988"/>
+          </w:tcPr>
+          <w:p>
+            <w:r>
+              <w:t>3.7.18-P4</w:t>
+            </w:r>
+          </w:p>
+        </w:tc>
+        <w:tc>
+          <w:tcPr>
+            <w:tcW w:type="dxa" w:w="706"/>
+          </w:tcPr>
+          <w:p>
+            <w:r>
+              <w:t>3.7.18</w:t>
+            </w:r>
+          </w:p>
+        </w:tc>
+        <w:tc>
+          <w:tcPr>
+            <w:tcW w:type="dxa" w:w="988"/>
+          </w:tcPr>
+          <w:p>
+            <w:r>
+              <w:t>frcs</w:t>
+            </w:r>
+          </w:p>
+        </w:tc>
+        <w:tc>
+          <w:tcPr>
+            <w:tcW w:type="dxa" w:w="5927"/>
+          </w:tcPr>
+          <w:p>
+            <w:r>
+              <w:t>Treat this graft as the choice where failure rate matters more than donor site, and the hamstring graft as the reverse.</w:t>
+            </w:r>
+          </w:p>
+        </w:tc>
+        <w:tc>
+          <w:tcPr>
+            <w:tcW w:type="dxa" w:w="1411"/>
+          </w:tcPr>
+          <w:p>
+            <w:r/>
+          </w:p>
+        </w:tc>
+        <w:tc>
+          <w:tcPr>
+            <w:tcW w:type="dxa" w:w="1835"/>
+          </w:tcPr>
+          <w:p>
+            <w:r/>
+          </w:p>
+        </w:tc>
+        <w:tc>
+          <w:tcPr>
+            <w:tcW w:type="dxa" w:w="2258"/>
+          </w:tcPr>
+          <w:p>
+            <w:r/>
+          </w:p>
+        </w:tc>
+      </w:tr>
+      <w:tr>
+        <w:tc>
+          <w:tcPr>
+            <w:tcW w:type="dxa" w:w="988"/>
+          </w:tcPr>
+          <w:p>
+            <w:r>
+              <w:t>3.7.18-P5</w:t>
+            </w:r>
+          </w:p>
+        </w:tc>
+        <w:tc>
+          <w:tcPr>
+            <w:tcW w:type="dxa" w:w="706"/>
+          </w:tcPr>
+          <w:p>
+            <w:r>
+              <w:t>3.7.18</w:t>
+            </w:r>
+          </w:p>
+        </w:tc>
+        <w:tc>
+          <w:tcPr>
+            <w:tcW w:type="dxa" w:w="988"/>
+          </w:tcPr>
+          <w:p>
+            <w:r>
+              <w:t>frcs</w:t>
+            </w:r>
+          </w:p>
+        </w:tc>
+        <w:tc>
+          <w:tcPr>
+            <w:tcW w:type="dxa" w:w="5927"/>
+          </w:tcPr>
+          <w:p>
+            <w:r>
+              <w:t>Consider it where revision is foreseeable, for tunnel preservation.</w:t>
+            </w:r>
+          </w:p>
+        </w:tc>
+        <w:tc>
+          <w:tcPr>
+            <w:tcW w:type="dxa" w:w="1411"/>
+          </w:tcPr>
+          <w:p>
+            <w:r/>
+          </w:p>
+        </w:tc>
+        <w:tc>
+          <w:tcPr>
+            <w:tcW w:type="dxa" w:w="1835"/>
+          </w:tcPr>
+          <w:p>
+            <w:r/>
+          </w:p>
+        </w:tc>
+        <w:tc>
+          <w:tcPr>
+            <w:tcW w:type="dxa" w:w="2258"/>
+          </w:tcPr>
+          <w:p>
+            <w:r/>
+          </w:p>
+        </w:tc>
+      </w:tr>
+      <w:tr>
+        <w:tc>
+          <w:tcPr>
+            <w:tcW w:type="dxa" w:w="988"/>
+          </w:tcPr>
+          <w:p>
+            <w:r>
+              <w:t>3.7.18-P6</w:t>
+            </w:r>
+          </w:p>
+        </w:tc>
+        <w:tc>
+          <w:tcPr>
+            <w:tcW w:type="dxa" w:w="706"/>
+          </w:tcPr>
+          <w:p>
+            <w:r>
+              <w:t>3.7.18</w:t>
+            </w:r>
+          </w:p>
+        </w:tc>
+        <w:tc>
+          <w:tcPr>
+            <w:tcW w:type="dxa" w:w="988"/>
+          </w:tcPr>
+          <w:p>
+            <w:r>
+              <w:t>frcs</w:t>
+            </w:r>
+          </w:p>
+        </w:tc>
+        <w:tc>
+          <w:tcPr>
+            <w:tcW w:type="dxa" w:w="5927"/>
+          </w:tcPr>
+          <w:p>
+            <w:r>
+              <w:t>Assess occupation and kneeling demand before choosing.</w:t>
+            </w:r>
+          </w:p>
+        </w:tc>
+        <w:tc>
+          <w:tcPr>
+            <w:tcW w:type="dxa" w:w="1411"/>
+          </w:tcPr>
+          <w:p>
+            <w:r/>
+          </w:p>
+        </w:tc>
+        <w:tc>
+          <w:tcPr>
+            <w:tcW w:type="dxa" w:w="1835"/>
+          </w:tcPr>
+          <w:p>
+            <w:r/>
+          </w:p>
+        </w:tc>
+        <w:tc>
+          <w:tcPr>
+            <w:tcW w:type="dxa" w:w="2258"/>
+          </w:tcPr>
+          <w:p>
+            <w:r/>
+          </w:p>
+        </w:tc>
+      </w:tr>
+      <w:tr>
+        <w:tc>
+          <w:tcPr>
+            <w:tcW w:type="dxa" w:w="988"/>
+          </w:tcPr>
+          <w:p>
+            <w:r>
+              <w:t>3.7.18-P7</w:t>
+            </w:r>
+          </w:p>
+        </w:tc>
+        <w:tc>
+          <w:tcPr>
+            <w:tcW w:type="dxa" w:w="706"/>
+          </w:tcPr>
+          <w:p>
+            <w:r>
+              <w:t>3.7.18</w:t>
+            </w:r>
+          </w:p>
+        </w:tc>
+        <w:tc>
+          <w:tcPr>
+            <w:tcW w:type="dxa" w:w="988"/>
+          </w:tcPr>
+          <w:p>
+            <w:r>
+              <w:t>fellowship</w:t>
+            </w:r>
+          </w:p>
+        </w:tc>
+        <w:tc>
+          <w:tcPr>
+            <w:tcW w:type="dxa" w:w="5927"/>
+          </w:tcPr>
+          <w:p>
+            <w:r>
+              <w:t>Consider bone plugs where a tunnel defect will not hold a soft tissue graft.</w:t>
+            </w:r>
+          </w:p>
+        </w:tc>
+        <w:tc>
+          <w:tcPr>
+            <w:tcW w:type="dxa" w:w="1411"/>
+          </w:tcPr>
+          <w:p>
+            <w:r/>
+          </w:p>
+        </w:tc>
+        <w:tc>
+          <w:tcPr>
+            <w:tcW w:type="dxa" w:w="1835"/>
+          </w:tcPr>
+          <w:p>
+            <w:r/>
+          </w:p>
+        </w:tc>
+        <w:tc>
+          <w:tcPr>
+            <w:tcW w:type="dxa" w:w="2258"/>
+          </w:tcPr>
+          <w:p>
+            <w:r/>
+          </w:p>
+        </w:tc>
+      </w:tr>
+      <w:tr>
+        <w:tc>
+          <w:tcPr>
+            <w:tcW w:type="dxa" w:w="988"/>
+          </w:tcPr>
+          <w:p>
+            <w:r>
+              <w:t>3.7.19-P1</w:t>
+            </w:r>
+          </w:p>
+        </w:tc>
+        <w:tc>
+          <w:tcPr>
+            <w:tcW w:type="dxa" w:w="706"/>
+          </w:tcPr>
+          <w:p>
+            <w:r>
+              <w:t>3.7.19</w:t>
+            </w:r>
+          </w:p>
+        </w:tc>
+        <w:tc>
+          <w:tcPr>
+            <w:tcW w:type="dxa" w:w="988"/>
+          </w:tcPr>
+          <w:p>
+            <w:r>
+              <w:t>mrcs</w:t>
+            </w:r>
+          </w:p>
+        </w:tc>
+        <w:tc>
+          <w:tcPr>
+            <w:tcW w:type="dxa" w:w="5927"/>
+          </w:tcPr>
+          <w:p>
+            <w:r>
+              <w:t>Expect tendon to bone healing at the soft tissue end.</w:t>
+            </w:r>
+          </w:p>
+        </w:tc>
+        <w:tc>
+          <w:tcPr>
+            <w:tcW w:type="dxa" w:w="1411"/>
+          </w:tcPr>
+          <w:p>
+            <w:r/>
+          </w:p>
+        </w:tc>
+        <w:tc>
+          <w:tcPr>
+            <w:tcW w:type="dxa" w:w="1835"/>
+          </w:tcPr>
+          <w:p>
+            <w:r/>
+          </w:p>
+        </w:tc>
+        <w:tc>
+          <w:tcPr>
+            <w:tcW w:type="dxa" w:w="2258"/>
+          </w:tcPr>
+          <w:p>
+            <w:r/>
+          </w:p>
+        </w:tc>
+      </w:tr>
+      <w:tr>
+        <w:tc>
+          <w:tcPr>
+            <w:tcW w:type="dxa" w:w="988"/>
+          </w:tcPr>
+          <w:p>
+            <w:r>
+              <w:t>3.7.19-P2</w:t>
+            </w:r>
+          </w:p>
+        </w:tc>
+        <w:tc>
+          <w:tcPr>
+            <w:tcW w:type="dxa" w:w="706"/>
+          </w:tcPr>
+          <w:p>
+            <w:r>
+              <w:t>3.7.19</w:t>
+            </w:r>
+          </w:p>
+        </w:tc>
+        <w:tc>
+          <w:tcPr>
+            <w:tcW w:type="dxa" w:w="988"/>
+          </w:tcPr>
+          <w:p>
+            <w:r>
+              <w:t>mrcs</w:t>
+            </w:r>
+          </w:p>
+        </w:tc>
+        <w:tc>
+          <w:tcPr>
+            <w:tcW w:type="dxa" w:w="5927"/>
+          </w:tcPr>
+          <w:p>
+            <w:r>
+              <w:t>Read the clinical evidence as shorter and smaller than for the other autografts.</w:t>
+            </w:r>
+          </w:p>
+        </w:tc>
+        <w:tc>
+          <w:tcPr>
+            <w:tcW w:type="dxa" w:w="1411"/>
+          </w:tcPr>
+          <w:p>
+            <w:r/>
+          </w:p>
+        </w:tc>
+        <w:tc>
+          <w:tcPr>
+            <w:tcW w:type="dxa" w:w="1835"/>
+          </w:tcPr>
+          <w:p>
+            <w:r/>
+          </w:p>
+        </w:tc>
+        <w:tc>
+          <w:tcPr>
+            <w:tcW w:type="dxa" w:w="2258"/>
+          </w:tcPr>
+          <w:p>
+            <w:r/>
+          </w:p>
+        </w:tc>
+      </w:tr>
+      <w:tr>
+        <w:tc>
+          <w:tcPr>
+            <w:tcW w:type="dxa" w:w="988"/>
+          </w:tcPr>
+          <w:p>
+            <w:r>
+              <w:t>3.7.19-P3</w:t>
+            </w:r>
+          </w:p>
+        </w:tc>
+        <w:tc>
+          <w:tcPr>
+            <w:tcW w:type="dxa" w:w="706"/>
+          </w:tcPr>
+          <w:p>
+            <w:r>
+              <w:t>3.7.19</w:t>
+            </w:r>
+          </w:p>
+        </w:tc>
+        <w:tc>
+          <w:tcPr>
+            <w:tcW w:type="dxa" w:w="988"/>
+          </w:tcPr>
+          <w:p>
+            <w:r>
+              <w:t>frcs</w:t>
+            </w:r>
+          </w:p>
+        </w:tc>
+        <w:tc>
+          <w:tcPr>
+            <w:tcW w:type="dxa" w:w="5927"/>
+          </w:tcPr>
+          <w:p>
+            <w:r>
+              <w:t>Treat this graft as the answer to a diameter problem and as the graft whose long term evidence is still accumulating.</w:t>
+            </w:r>
+          </w:p>
+        </w:tc>
+        <w:tc>
+          <w:tcPr>
+            <w:tcW w:type="dxa" w:w="1411"/>
+          </w:tcPr>
+          <w:p>
+            <w:r/>
+          </w:p>
+        </w:tc>
+        <w:tc>
+          <w:tcPr>
+            <w:tcW w:type="dxa" w:w="1835"/>
+          </w:tcPr>
+          <w:p>
+            <w:r/>
+          </w:p>
+        </w:tc>
+        <w:tc>
+          <w:tcPr>
+            <w:tcW w:type="dxa" w:w="2258"/>
+          </w:tcPr>
+          <w:p>
+            <w:r/>
+          </w:p>
+        </w:tc>
+      </w:tr>
+      <w:tr>
+        <w:tc>
+          <w:tcPr>
+            <w:tcW w:type="dxa" w:w="988"/>
+          </w:tcPr>
+          <w:p>
+            <w:r>
+              <w:t>3.7.19-P4</w:t>
+            </w:r>
+          </w:p>
+        </w:tc>
+        <w:tc>
+          <w:tcPr>
+            <w:tcW w:type="dxa" w:w="706"/>
+          </w:tcPr>
+          <w:p>
+            <w:r>
+              <w:t>3.7.19</w:t>
+            </w:r>
+          </w:p>
+        </w:tc>
+        <w:tc>
+          <w:tcPr>
+            <w:tcW w:type="dxa" w:w="988"/>
+          </w:tcPr>
+          <w:p>
+            <w:r>
+              <w:t>frcs</w:t>
+            </w:r>
+          </w:p>
+        </w:tc>
+        <w:tc>
+          <w:tcPr>
+            <w:tcW w:type="dxa" w:w="5927"/>
+          </w:tcPr>
+          <w:p>
+            <w:r>
+              <w:t>Use it where diameter cannot be achieved from the hamstrings.</w:t>
+            </w:r>
+          </w:p>
+        </w:tc>
+        <w:tc>
+          <w:tcPr>
+            <w:tcW w:type="dxa" w:w="1411"/>
+          </w:tcPr>
+          <w:p>
+            <w:r/>
+          </w:p>
+        </w:tc>
+        <w:tc>
+          <w:tcPr>
+            <w:tcW w:type="dxa" w:w="1835"/>
+          </w:tcPr>
+          <w:p>
+            <w:r/>
+          </w:p>
+        </w:tc>
+        <w:tc>
+          <w:tcPr>
+            <w:tcW w:type="dxa" w:w="2258"/>
+          </w:tcPr>
+          <w:p>
+            <w:r/>
+          </w:p>
+        </w:tc>
+      </w:tr>
+      <w:tr>
+        <w:tc>
+          <w:tcPr>
+            <w:tcW w:type="dxa" w:w="988"/>
+          </w:tcPr>
+          <w:p>
+            <w:r>
+              <w:t>3.7.19-P5</w:t>
+            </w:r>
+          </w:p>
+        </w:tc>
+        <w:tc>
+          <w:tcPr>
+            <w:tcW w:type="dxa" w:w="706"/>
+          </w:tcPr>
+          <w:p>
+            <w:r>
+              <w:t>3.7.19</w:t>
+            </w:r>
+          </w:p>
+        </w:tc>
+        <w:tc>
+          <w:tcPr>
+            <w:tcW w:type="dxa" w:w="988"/>
+          </w:tcPr>
+          <w:p>
+            <w:r>
+              <w:t>frcs</w:t>
+            </w:r>
+          </w:p>
+        </w:tc>
+        <w:tc>
+          <w:tcPr>
+            <w:tcW w:type="dxa" w:w="5927"/>
+          </w:tcPr>
+          <w:p>
+            <w:r>
+              <w:t>Expect harvest quality to depend on familiarity more than for a simpler harvest.</w:t>
+            </w:r>
+          </w:p>
+        </w:tc>
+        <w:tc>
+          <w:tcPr>
+            <w:tcW w:type="dxa" w:w="1411"/>
+          </w:tcPr>
+          <w:p>
+            <w:r/>
+          </w:p>
+        </w:tc>
+        <w:tc>
+          <w:tcPr>
+            <w:tcW w:type="dxa" w:w="1835"/>
+          </w:tcPr>
+          <w:p>
+            <w:r/>
+          </w:p>
+        </w:tc>
+        <w:tc>
+          <w:tcPr>
+            <w:tcW w:type="dxa" w:w="2258"/>
+          </w:tcPr>
+          <w:p>
+            <w:r/>
+          </w:p>
+        </w:tc>
+      </w:tr>
+      <w:tr>
+        <w:tc>
+          <w:tcPr>
+            <w:tcW w:type="dxa" w:w="988"/>
+          </w:tcPr>
+          <w:p>
+            <w:r>
+              <w:t>3.7.19-P6</w:t>
+            </w:r>
+          </w:p>
+        </w:tc>
+        <w:tc>
+          <w:tcPr>
+            <w:tcW w:type="dxa" w:w="706"/>
+          </w:tcPr>
+          <w:p>
+            <w:r>
+              <w:t>3.7.19</w:t>
+            </w:r>
+          </w:p>
+        </w:tc>
+        <w:tc>
+          <w:tcPr>
+            <w:tcW w:type="dxa" w:w="988"/>
+          </w:tcPr>
+          <w:p>
+            <w:r>
+              <w:t>fellowship</w:t>
+            </w:r>
+          </w:p>
+        </w:tc>
+        <w:tc>
+          <w:tcPr>
+            <w:tcW w:type="dxa" w:w="5927"/>
+          </w:tcPr>
+          <w:p>
+            <w:r>
+              <w:t>Measure tendon thickness on imaging before planning the harvest.</w:t>
+            </w:r>
+          </w:p>
+        </w:tc>
+        <w:tc>
+          <w:tcPr>
+            <w:tcW w:type="dxa" w:w="1411"/>
+          </w:tcPr>
+          <w:p>
+            <w:r/>
+          </w:p>
+        </w:tc>
+        <w:tc>
+          <w:tcPr>
+            <w:tcW w:type="dxa" w:w="1835"/>
+          </w:tcPr>
+          <w:p>
+            <w:r/>
+          </w:p>
+        </w:tc>
+        <w:tc>
+          <w:tcPr>
+            <w:tcW w:type="dxa" w:w="2258"/>
+          </w:tcPr>
+          <w:p>
+            <w:r/>
+          </w:p>
+        </w:tc>
+      </w:tr>
+      <w:tr>
+        <w:tc>
+          <w:tcPr>
+            <w:tcW w:type="dxa" w:w="988"/>
+          </w:tcPr>
+          <w:p>
+            <w:r>
+              <w:t>3.7.19-P7</w:t>
+            </w:r>
+          </w:p>
+        </w:tc>
+        <w:tc>
+          <w:tcPr>
+            <w:tcW w:type="dxa" w:w="706"/>
+          </w:tcPr>
+          <w:p>
+            <w:r>
+              <w:t>3.7.19</w:t>
+            </w:r>
+          </w:p>
+        </w:tc>
+        <w:tc>
+          <w:tcPr>
+            <w:tcW w:type="dxa" w:w="988"/>
+          </w:tcPr>
+          <w:p>
+            <w:r>
+              <w:t>fellowship</w:t>
+            </w:r>
+          </w:p>
+        </w:tc>
+        <w:tc>
+          <w:tcPr>
+            <w:tcW w:type="dxa" w:w="5927"/>
+          </w:tcPr>
+          <w:p>
+            <w:r>
+              <w:t>Consider it first in revision where other donor sites are used.</w:t>
+            </w:r>
+          </w:p>
+        </w:tc>
+        <w:tc>
+          <w:tcPr>
+            <w:tcW w:type="dxa" w:w="1411"/>
+          </w:tcPr>
+          <w:p>
+            <w:r/>
+          </w:p>
+        </w:tc>
+        <w:tc>
+          <w:tcPr>
+            <w:tcW w:type="dxa" w:w="1835"/>
+          </w:tcPr>
+          <w:p>
+            <w:r/>
+          </w:p>
+        </w:tc>
+        <w:tc>
+          <w:tcPr>
+            <w:tcW w:type="dxa" w:w="2258"/>
+          </w:tcPr>
+          <w:p>
+            <w:r/>
+          </w:p>
+        </w:tc>
+      </w:tr>
+      <w:tr>
+        <w:tc>
+          <w:tcPr>
+            <w:tcW w:type="dxa" w:w="988"/>
+          </w:tcPr>
+          <w:p>
+            <w:r>
+              <w:t>3.7.19-P8</w:t>
+            </w:r>
+          </w:p>
+        </w:tc>
+        <w:tc>
+          <w:tcPr>
+            <w:tcW w:type="dxa" w:w="706"/>
+          </w:tcPr>
+          <w:p>
+            <w:r>
+              <w:t>3.7.19</w:t>
+            </w:r>
+          </w:p>
+        </w:tc>
+        <w:tc>
+          <w:tcPr>
+            <w:tcW w:type="dxa" w:w="988"/>
+          </w:tcPr>
+          <w:p>
+            <w:r>
+              <w:t>fellowship</w:t>
+            </w:r>
+          </w:p>
+        </w:tc>
+        <w:tc>
+          <w:tcPr>
+            <w:tcW w:type="dxa" w:w="5927"/>
+          </w:tcPr>
+          <w:p>
+            <w:r>
+              <w:t>Expect small numbers in the revision evidence for this graft.</w:t>
+            </w:r>
+          </w:p>
+        </w:tc>
+        <w:tc>
+          <w:tcPr>
+            <w:tcW w:type="dxa" w:w="1411"/>
+          </w:tcPr>
+          <w:p>
+            <w:r/>
+          </w:p>
+        </w:tc>
+        <w:tc>
+          <w:tcPr>
+            <w:tcW w:type="dxa" w:w="1835"/>
+          </w:tcPr>
+          <w:p>
+            <w:r/>
+          </w:p>
+        </w:tc>
+        <w:tc>
+          <w:tcPr>
+            <w:tcW w:type="dxa" w:w="2258"/>
+          </w:tcPr>
+          <w:p>
+            <w:r/>
+          </w:p>
+        </w:tc>
+      </w:tr>
+      <w:tr>
+        <w:tc>
+          <w:tcPr>
+            <w:tcW w:type="dxa" w:w="988"/>
+          </w:tcPr>
+          <w:p>
+            <w:r>
+              <w:t>3.7.20-P1</w:t>
+            </w:r>
+          </w:p>
+        </w:tc>
+        <w:tc>
+          <w:tcPr>
+            <w:tcW w:type="dxa" w:w="706"/>
+          </w:tcPr>
+          <w:p>
+            <w:r>
+              <w:t>3.7.20</w:t>
+            </w:r>
+          </w:p>
+        </w:tc>
+        <w:tc>
+          <w:tcPr>
+            <w:tcW w:type="dxa" w:w="988"/>
+          </w:tcPr>
+          <w:p>
+            <w:r>
+              <w:t>mrcs</w:t>
+            </w:r>
+          </w:p>
+        </w:tc>
+        <w:tc>
+          <w:tcPr>
+            <w:tcW w:type="dxa" w:w="5927"/>
+          </w:tcPr>
+          <w:p>
+            <w:r>
+              <w:t>Place tunnels anatomically, since position dominates every other variable.</w:t>
+            </w:r>
+          </w:p>
+        </w:tc>
+        <w:tc>
+          <w:tcPr>
+            <w:tcW w:type="dxa" w:w="1411"/>
+          </w:tcPr>
+          <w:p>
+            <w:r/>
+          </w:p>
+        </w:tc>
+        <w:tc>
+          <w:tcPr>
+            <w:tcW w:type="dxa" w:w="1835"/>
+          </w:tcPr>
+          <w:p>
+            <w:r/>
+          </w:p>
+        </w:tc>
+        <w:tc>
+          <w:tcPr>
+            <w:tcW w:type="dxa" w:w="2258"/>
+          </w:tcPr>
+          <w:p>
+            <w:r/>
+          </w:p>
+        </w:tc>
+      </w:tr>
+      <w:tr>
+        <w:tc>
+          <w:tcPr>
+            <w:tcW w:type="dxa" w:w="988"/>
+          </w:tcPr>
+          <w:p>
+            <w:r>
+              <w:t>3.7.20-P2</w:t>
+            </w:r>
+          </w:p>
+        </w:tc>
+        <w:tc>
+          <w:tcPr>
+            <w:tcW w:type="dxa" w:w="706"/>
+          </w:tcPr>
+          <w:p>
+            <w:r>
+              <w:t>3.7.20</w:t>
+            </w:r>
+          </w:p>
+        </w:tc>
+        <w:tc>
+          <w:tcPr>
+            <w:tcW w:type="dxa" w:w="988"/>
+          </w:tcPr>
+          <w:p>
+            <w:r>
+              <w:t>mrcs</w:t>
+            </w:r>
+          </w:p>
+        </w:tc>
+        <w:tc>
+          <w:tcPr>
+            <w:tcW w:type="dxa" w:w="5927"/>
+          </w:tcPr>
+          <w:p>
+            <w:r>
+              <w:t>Expect measured laxity to change over the first year without a new injury.</w:t>
+            </w:r>
+          </w:p>
+        </w:tc>
+        <w:tc>
+          <w:tcPr>
+            <w:tcW w:type="dxa" w:w="1411"/>
+          </w:tcPr>
+          <w:p>
+            <w:r/>
+          </w:p>
+        </w:tc>
+        <w:tc>
+          <w:tcPr>
+            <w:tcW w:type="dxa" w:w="1835"/>
+          </w:tcPr>
+          <w:p>
+            <w:r/>
+          </w:p>
+        </w:tc>
+        <w:tc>
+          <w:tcPr>
+            <w:tcW w:type="dxa" w:w="2258"/>
+          </w:tcPr>
+          <w:p>
+            <w:r/>
+          </w:p>
+        </w:tc>
+      </w:tr>
+      <w:tr>
+        <w:tc>
+          <w:tcPr>
+            <w:tcW w:type="dxa" w:w="988"/>
+          </w:tcPr>
+          <w:p>
+            <w:r>
+              <w:t>3.7.20-P3</w:t>
+            </w:r>
+          </w:p>
+        </w:tc>
+        <w:tc>
+          <w:tcPr>
+            <w:tcW w:type="dxa" w:w="706"/>
+          </w:tcPr>
+          <w:p>
+            <w:r>
+              <w:t>3.7.20</w:t>
+            </w:r>
+          </w:p>
+        </w:tc>
+        <w:tc>
+          <w:tcPr>
+            <w:tcW w:type="dxa" w:w="988"/>
+          </w:tcPr>
+          <w:p>
+            <w:r>
+              <w:t>frcs</w:t>
+            </w:r>
+          </w:p>
+        </w:tc>
+        <w:tc>
+          <w:tcPr>
+            <w:tcW w:type="dxa" w:w="5927"/>
+          </w:tcPr>
+          <w:p>
+            <w:r>
+              <w:t>Treat the reconstruction as a construct in an environment rather than as an operation.</w:t>
+            </w:r>
+          </w:p>
+        </w:tc>
+        <w:tc>
+          <w:tcPr>
+            <w:tcW w:type="dxa" w:w="1411"/>
+          </w:tcPr>
+          <w:p>
+            <w:r/>
+          </w:p>
+        </w:tc>
+        <w:tc>
+          <w:tcPr>
+            <w:tcW w:type="dxa" w:w="1835"/>
+          </w:tcPr>
+          <w:p>
+            <w:r/>
+          </w:p>
+        </w:tc>
+        <w:tc>
+          <w:tcPr>
+            <w:tcW w:type="dxa" w:w="2258"/>
+          </w:tcPr>
+          <w:p>
+            <w:r/>
+          </w:p>
+        </w:tc>
+      </w:tr>
+      <w:tr>
+        <w:tc>
+          <w:tcPr>
+            <w:tcW w:type="dxa" w:w="988"/>
+          </w:tcPr>
+          <w:p>
+            <w:r>
+              <w:t>3.7.20-P4</w:t>
+            </w:r>
+          </w:p>
+        </w:tc>
+        <w:tc>
+          <w:tcPr>
+            <w:tcW w:type="dxa" w:w="706"/>
+          </w:tcPr>
+          <w:p>
+            <w:r>
+              <w:t>3.7.20</w:t>
+            </w:r>
+          </w:p>
+        </w:tc>
+        <w:tc>
+          <w:tcPr>
+            <w:tcW w:type="dxa" w:w="988"/>
+          </w:tcPr>
+          <w:p>
+            <w:r>
+              <w:t>frcs</w:t>
+            </w:r>
+          </w:p>
+        </w:tc>
+        <w:tc>
+          <w:tcPr>
+            <w:tcW w:type="dxa" w:w="5927"/>
+          </w:tcPr>
+          <w:p>
+            <w:r>
+              <w:t>Measure slope in every revision, since it is the commonest unaddressed factor.</w:t>
+            </w:r>
+          </w:p>
+        </w:tc>
+        <w:tc>
+          <w:tcPr>
+            <w:tcW w:type="dxa" w:w="1411"/>
+          </w:tcPr>
+          <w:p>
+            <w:r/>
+          </w:p>
+        </w:tc>
+        <w:tc>
+          <w:tcPr>
+            <w:tcW w:type="dxa" w:w="1835"/>
+          </w:tcPr>
+          <w:p>
+            <w:r/>
+          </w:p>
+        </w:tc>
+        <w:tc>
+          <w:tcPr>
+            <w:tcW w:type="dxa" w:w="2258"/>
+          </w:tcPr>
+          <w:p>
+            <w:r/>
+          </w:p>
+        </w:tc>
+      </w:tr>
+      <w:tr>
+        <w:tc>
+          <w:tcPr>
+            <w:tcW w:type="dxa" w:w="988"/>
+          </w:tcPr>
+          <w:p>
+            <w:r>
               <w:t>3.7.20-P5</w:t>
             </w:r>
           </w:p>
@@ -11199,6 +13311,72 @@
           </w:tcPr>
           <w:p>
             <w:r>
+              <w:t>frcs</w:t>
+            </w:r>
+          </w:p>
+        </w:tc>
+        <w:tc>
+          <w:tcPr>
+            <w:tcW w:type="dxa" w:w="5927"/>
+          </w:tcPr>
+          <w:p>
+            <w:r>
+              <w:t>Correct the environment as part of the revision rather than afterwards.</w:t>
+            </w:r>
+          </w:p>
+        </w:tc>
+        <w:tc>
+          <w:tcPr>
+            <w:tcW w:type="dxa" w:w="1411"/>
+          </w:tcPr>
+          <w:p>
+            <w:r/>
+          </w:p>
+        </w:tc>
+        <w:tc>
+          <w:tcPr>
+            <w:tcW w:type="dxa" w:w="1835"/>
+          </w:tcPr>
+          <w:p>
+            <w:r/>
+          </w:p>
+        </w:tc>
+        <w:tc>
+          <w:tcPr>
+            <w:tcW w:type="dxa" w:w="2258"/>
+          </w:tcPr>
+          <w:p>
+            <w:r/>
+          </w:p>
+        </w:tc>
+      </w:tr>
+      <w:tr>
+        <w:tc>
+          <w:tcPr>
+            <w:tcW w:type="dxa" w:w="988"/>
+          </w:tcPr>
+          <w:p>
+            <w:r>
+              <w:t>3.7.20-P6</w:t>
+            </w:r>
+          </w:p>
+        </w:tc>
+        <w:tc>
+          <w:tcPr>
+            <w:tcW w:type="dxa" w:w="706"/>
+          </w:tcPr>
+          <w:p>
+            <w:r>
+              <w:t>3.7.20</w:t>
+            </w:r>
+          </w:p>
+        </w:tc>
+        <w:tc>
+          <w:tcPr>
+            <w:tcW w:type="dxa" w:w="988"/>
+          </w:tcPr>
+          <w:p>
+            <w:r>
               <w:t>fellowship</w:t>
             </w:r>
           </w:p>
@@ -11210,6 +13388,72 @@
           <w:p>
             <w:r>
               <w:t>Plan single or two stage revision from tunnel imaging rather than from preference.</w:t>
+            </w:r>
+          </w:p>
+        </w:tc>
+        <w:tc>
+          <w:tcPr>
+            <w:tcW w:type="dxa" w:w="1411"/>
+          </w:tcPr>
+          <w:p>
+            <w:r/>
+          </w:p>
+        </w:tc>
+        <w:tc>
+          <w:tcPr>
+            <w:tcW w:type="dxa" w:w="1835"/>
+          </w:tcPr>
+          <w:p>
+            <w:r/>
+          </w:p>
+        </w:tc>
+        <w:tc>
+          <w:tcPr>
+            <w:tcW w:type="dxa" w:w="2258"/>
+          </w:tcPr>
+          <w:p>
+            <w:r/>
+          </w:p>
+        </w:tc>
+      </w:tr>
+      <w:tr>
+        <w:tc>
+          <w:tcPr>
+            <w:tcW w:type="dxa" w:w="988"/>
+          </w:tcPr>
+          <w:p>
+            <w:r>
+              <w:t>3.7.20-P7</w:t>
+            </w:r>
+          </w:p>
+        </w:tc>
+        <w:tc>
+          <w:tcPr>
+            <w:tcW w:type="dxa" w:w="706"/>
+          </w:tcPr>
+          <w:p>
+            <w:r>
+              <w:t>3.7.20</w:t>
+            </w:r>
+          </w:p>
+        </w:tc>
+        <w:tc>
+          <w:tcPr>
+            <w:tcW w:type="dxa" w:w="988"/>
+          </w:tcPr>
+          <w:p>
+            <w:r>
+              <w:t>fellowship</w:t>
+            </w:r>
+          </w:p>
+        </w:tc>
+        <w:tc>
+          <w:tcPr>
+            <w:tcW w:type="dxa" w:w="5927"/>
+          </w:tcPr>
+          <w:p>
+            <w:r>
+              <w:t>Correct slope in a knee that has failed a conventional revision.</w:t>
             </w:r>
           </w:p>
         </w:tc>

--- a/docs/review/packs/chapter-3.7.docx
+++ b/docs/review/packs/chapter-3.7.docx
@@ -285,7 +285,7 @@
           </w:tcPr>
           <w:p>
             <w:r>
-              <w:t>142</w:t>
+              <w:t>152</w:t>
             </w:r>
           </w:p>
         </w:tc>
@@ -4477,7 +4477,7 @@
           </w:tcPr>
           <w:p>
             <w:r>
-              <w:t>Address the secondary restraints where they are also injured, rather than relying on the graft.</w:t>
+              <w:t>Counsel that stability and normality are different outcomes, and name which the operation restores.</w:t>
             </w:r>
           </w:p>
         </w:tc>
@@ -4543,7 +4543,7 @@
           </w:tcPr>
           <w:p>
             <w:r>
-              <w:t>Read a construct study by which of the four functions it measured.</w:t>
+              <w:t>Address the secondary restraints where they are also injured, rather than relying on the graft.</w:t>
             </w:r>
           </w:p>
         </w:tc>
@@ -4579,7 +4579,7 @@
           </w:tcPr>
           <w:p>
             <w:r>
-              <w:t>3.7.2-P1</w:t>
+              <w:t>3.7.1-P8</w:t>
             </w:r>
           </w:p>
         </w:tc>
@@ -4589,7 +4589,7 @@
           </w:tcPr>
           <w:p>
             <w:r>
-              <w:t>3.7.2</w:t>
+              <w:t>3.7.1</w:t>
             </w:r>
           </w:p>
         </w:tc>
@@ -4599,7 +4599,7 @@
           </w:tcPr>
           <w:p>
             <w:r>
-              <w:t>mrcs</w:t>
+              <w:t>frcs</w:t>
             </w:r>
           </w:p>
         </w:tc>
@@ -4609,7 +4609,7 @@
           </w:tcPr>
           <w:p>
             <w:r>
-              <w:t>Expect a combined injury to distribute load differently from the sectioning studies.</w:t>
+              <w:t>Read a construct study by which of the four functions it measured.</w:t>
             </w:r>
           </w:p>
         </w:tc>
@@ -4645,7 +4645,7 @@
           </w:tcPr>
           <w:p>
             <w:r>
-              <w:t>3.7.2-P2</w:t>
+              <w:t>3.7.2-P1</w:t>
             </w:r>
           </w:p>
         </w:tc>
@@ -4665,7 +4665,7 @@
           </w:tcPr>
           <w:p>
             <w:r>
-              <w:t>frcs</w:t>
+              <w:t>mrcs</w:t>
             </w:r>
           </w:p>
         </w:tc>
@@ -4675,7 +4675,7 @@
           </w:tcPr>
           <w:p>
             <w:r>
-              <w:t>Treat the primary and secondary language as the framework for deciding what a reconstruction has to include.</w:t>
+              <w:t>Expect a combined injury to distribute load differently from the sectioning studies.</w:t>
             </w:r>
           </w:p>
         </w:tc>
@@ -4711,7 +4711,7 @@
           </w:tcPr>
           <w:p>
             <w:r>
-              <w:t>3.7.2-P3</w:t>
+              <w:t>3.7.2-P2</w:t>
             </w:r>
           </w:p>
         </w:tc>
@@ -4741,7 +4741,7 @@
           </w:tcPr>
           <w:p>
             <w:r>
-              <w:t>Decide whether to augment by asking which share is not being restored.</w:t>
+              <w:t>Treat the primary and secondary language as the framework for deciding what a reconstruction has to include.</w:t>
             </w:r>
           </w:p>
         </w:tc>
@@ -4777,7 +4777,7 @@
           </w:tcPr>
           <w:p>
             <w:r>
-              <w:t>3.7.2-P4</w:t>
+              <w:t>3.7.2-P3</w:t>
             </w:r>
           </w:p>
         </w:tc>
@@ -4807,7 +4807,7 @@
           </w:tcPr>
           <w:p>
             <w:r>
-              <w:t>Assess the secondary restraints before relying on a single graft to carry rotation.</w:t>
+              <w:t>Decide whether to augment by asking which share is not being restored.</w:t>
             </w:r>
           </w:p>
         </w:tc>
@@ -4843,7 +4843,7 @@
           </w:tcPr>
           <w:p>
             <w:r>
-              <w:t>3.7.2-P5</w:t>
+              <w:t>3.7.2-P4</w:t>
             </w:r>
           </w:p>
         </w:tc>
@@ -4873,7 +4873,7 @@
           </w:tcPr>
           <w:p>
             <w:r>
-              <w:t>Measure slope where the restraint is meeting an excessive load.</w:t>
+              <w:t>Assess the secondary restraints before relying on a single graft to carry rotation.</w:t>
             </w:r>
           </w:p>
         </w:tc>
@@ -4909,7 +4909,7 @@
           </w:tcPr>
           <w:p>
             <w:r>
-              <w:t>3.7.2-P6</w:t>
+              <w:t>3.7.2-P5</w:t>
             </w:r>
           </w:p>
         </w:tc>
@@ -4939,7 +4939,7 @@
           </w:tcPr>
           <w:p>
             <w:r>
-              <w:t>Read construct comparisons with the sectioning order limitation in mind.</w:t>
+              <w:t>Measure slope where the restraint is meeting an excessive load.</w:t>
             </w:r>
           </w:p>
         </w:tc>
@@ -4975,7 +4975,7 @@
           </w:tcPr>
           <w:p>
             <w:r>
-              <w:t>3.7.3-P1</w:t>
+              <w:t>3.7.2-P6</w:t>
             </w:r>
           </w:p>
         </w:tc>
@@ -4985,7 +4985,7 @@
           </w:tcPr>
           <w:p>
             <w:r>
-              <w:t>3.7.3</w:t>
+              <w:t>3.7.2</w:t>
             </w:r>
           </w:p>
         </w:tc>
@@ -4995,7 +4995,7 @@
           </w:tcPr>
           <w:p>
             <w:r>
-              <w:t>mrcs</w:t>
+              <w:t>frcs</w:t>
             </w:r>
           </w:p>
         </w:tc>
@@ -5005,7 +5005,7 @@
           </w:tcPr>
           <w:p>
             <w:r>
-              <w:t>Expect a chronically deficient knee to be more lax than an acutely injured one.</w:t>
+              <w:t>Read construct comparisons with the sectioning order limitation in mind.</w:t>
             </w:r>
           </w:p>
         </w:tc>
@@ -5041,7 +5041,7 @@
           </w:tcPr>
           <w:p>
             <w:r>
-              <w:t>3.7.3-P2</w:t>
+              <w:t>3.7.3-P1</w:t>
             </w:r>
           </w:p>
         </w:tc>
@@ -5071,7 +5071,7 @@
           </w:tcPr>
           <w:p>
             <w:r>
-              <w:t>Measure slope where laxity exceeds what the injury explains.</w:t>
+              <w:t>Expect a chronically deficient knee to be more lax than an acutely injured one.</w:t>
             </w:r>
           </w:p>
         </w:tc>
@@ -5107,7 +5107,7 @@
           </w:tcPr>
           <w:p>
             <w:r>
-              <w:t>3.7.3-P3</w:t>
+              <w:t>3.7.3-P2</w:t>
             </w:r>
           </w:p>
         </w:tc>
@@ -5137,7 +5137,7 @@
           </w:tcPr>
           <w:p>
             <w:r>
-              <w:t>Treat examination under anaesthetic as the more complete structural assessment.</w:t>
+              <w:t>Measure slope where laxity exceeds what the injury explains.</w:t>
             </w:r>
           </w:p>
         </w:tc>
@@ -5173,7 +5173,7 @@
           </w:tcPr>
           <w:p>
             <w:r>
-              <w:t>3.7.3-P4</w:t>
+              <w:t>3.7.3-P3</w:t>
             </w:r>
           </w:p>
         </w:tc>
@@ -5193,7 +5193,7 @@
           </w:tcPr>
           <w:p>
             <w:r>
-              <w:t>frcs</w:t>
+              <w:t>mrcs</w:t>
             </w:r>
           </w:p>
         </w:tc>
@@ -5203,7 +5203,7 @@
           </w:tcPr>
           <w:p>
             <w:r>
-              <w:t>Treat secondary restraint injury as the commonest reason a reconstruction underperforms without a technical error.</w:t>
+              <w:t>Treat examination under anaesthetic as the more complete structural assessment.</w:t>
             </w:r>
           </w:p>
         </w:tc>
@@ -5239,7 +5239,7 @@
           </w:tcPr>
           <w:p>
             <w:r>
-              <w:t>3.7.3-P5</w:t>
+              <w:t>3.7.3-P4</w:t>
             </w:r>
           </w:p>
         </w:tc>
@@ -5269,7 +5269,7 @@
           </w:tcPr>
           <w:p>
             <w:r>
-              <w:t>Measure slope before revising a graft that failed without a new injury.</w:t>
+              <w:t>Treat secondary restraint injury as the commonest reason a reconstruction underperforms without a technical error.</w:t>
             </w:r>
           </w:p>
         </w:tc>
@@ -5305,7 +5305,7 @@
           </w:tcPr>
           <w:p>
             <w:r>
-              <w:t>3.7.3-P6</w:t>
+              <w:t>3.7.3-P5</w:t>
             </w:r>
           </w:p>
         </w:tc>
@@ -5335,7 +5335,7 @@
           </w:tcPr>
           <w:p>
             <w:r>
-              <w:t>Repair the secondary restraints at the index operation rather than later.</w:t>
+              <w:t>Measure slope before revising a graft that failed without a new injury.</w:t>
             </w:r>
           </w:p>
         </w:tc>
@@ -5371,7 +5371,7 @@
           </w:tcPr>
           <w:p>
             <w:r>
-              <w:t>3.7.4-P1</w:t>
+              <w:t>3.7.3-P6</w:t>
             </w:r>
           </w:p>
         </w:tc>
@@ -5381,7 +5381,7 @@
           </w:tcPr>
           <w:p>
             <w:r>
-              <w:t>3.7.4</w:t>
+              <w:t>3.7.3</w:t>
             </w:r>
           </w:p>
         </w:tc>
@@ -5391,7 +5391,7 @@
           </w:tcPr>
           <w:p>
             <w:r>
-              <w:t>mrcs</w:t>
+              <w:t>frcs</w:t>
             </w:r>
           </w:p>
         </w:tc>
@@ -5401,7 +5401,7 @@
           </w:tcPr>
           <w:p>
             <w:r>
-              <w:t>Treat the two bundle model as functionally useful and anatomically approximate.</w:t>
+              <w:t>Repair the secondary restraints at the index operation rather than later.</w:t>
             </w:r>
           </w:p>
         </w:tc>
@@ -5437,7 +5437,7 @@
           </w:tcPr>
           <w:p>
             <w:r>
-              <w:t>3.7.4-P2</w:t>
+              <w:t>3.7.4-P1</w:t>
             </w:r>
           </w:p>
         </w:tc>
@@ -5467,7 +5467,7 @@
           </w:tcPr>
           <w:p>
             <w:r>
-              <w:t>Expect a partial tear to produce angle specific findings.</w:t>
+              <w:t>Treat the two bundle model as functionally useful and anatomically approximate.</w:t>
             </w:r>
           </w:p>
         </w:tc>
@@ -5503,7 +5503,7 @@
           </w:tcPr>
           <w:p>
             <w:r>
-              <w:t>3.7.4-P3</w:t>
+              <w:t>3.7.4-P2</w:t>
             </w:r>
           </w:p>
         </w:tc>
@@ -5533,7 +5533,7 @@
           </w:tcPr>
           <w:p>
             <w:r>
-              <w:t>Place a femoral tunnel knowing it is the main determinant of length change behaviour.</w:t>
+              <w:t>Expect a partial tear to produce angle specific findings.</w:t>
             </w:r>
           </w:p>
         </w:tc>
@@ -5569,7 +5569,7 @@
           </w:tcPr>
           <w:p>
             <w:r>
-              <w:t>3.7.4-P4</w:t>
+              <w:t>3.7.4-P3</w:t>
             </w:r>
           </w:p>
         </w:tc>
@@ -5599,7 +5599,7 @@
           </w:tcPr>
           <w:p>
             <w:r>
-              <w:t>Avoid quoting a single tension figure for the whole ligament.</w:t>
+              <w:t>Place a femoral tunnel knowing it is the main determinant of length change behaviour.</w:t>
             </w:r>
           </w:p>
         </w:tc>
@@ -5635,7 +5635,7 @@
           </w:tcPr>
           <w:p>
             <w:r>
-              <w:t>3.7.4-P5</w:t>
+              <w:t>3.7.4-P4</w:t>
             </w:r>
           </w:p>
         </w:tc>
@@ -5655,7 +5655,7 @@
           </w:tcPr>
           <w:p>
             <w:r>
-              <w:t>frcs</w:t>
+              <w:t>mrcs</w:t>
             </w:r>
           </w:p>
         </w:tc>
@@ -5665,7 +5665,7 @@
           </w:tcPr>
           <w:p>
             <w:r>
-              <w:t>Treat the bundle model as the mechanical content of the tunnel position debate.</w:t>
+              <w:t>Avoid quoting a single tension figure for the whole ligament.</w:t>
             </w:r>
           </w:p>
         </w:tc>
@@ -5701,7 +5701,7 @@
           </w:tcPr>
           <w:p>
             <w:r>
-              <w:t>3.7.4-P6</w:t>
+              <w:t>3.7.4-P5</w:t>
             </w:r>
           </w:p>
         </w:tc>
@@ -5731,7 +5731,7 @@
           </w:tcPr>
           <w:p>
             <w:r>
-              <w:t>Place the graft in the native footprint centre rather than aiming at a bundle.</w:t>
+              <w:t>Treat the bundle model as the mechanical content of the tunnel position debate.</w:t>
             </w:r>
           </w:p>
         </w:tc>
@@ -5767,7 +5767,7 @@
           </w:tcPr>
           <w:p>
             <w:r>
-              <w:t>3.7.4-P7</w:t>
+              <w:t>3.7.4-P6</w:t>
             </w:r>
           </w:p>
         </w:tc>
@@ -5797,7 +5797,7 @@
           </w:tcPr>
           <w:p>
             <w:r>
-              <w:t>State the gap between cadaveric and clinical evidence when the double bundle question arises.</w:t>
+              <w:t>Place the graft in the native footprint centre rather than aiming at a bundle.</w:t>
             </w:r>
           </w:p>
         </w:tc>
@@ -5833,7 +5833,7 @@
           </w:tcPr>
           <w:p>
             <w:r>
-              <w:t>3.7.5-P1</w:t>
+              <w:t>3.7.4-P7</w:t>
             </w:r>
           </w:p>
         </w:tc>
@@ -5843,7 +5843,7 @@
           </w:tcPr>
           <w:p>
             <w:r>
-              <w:t>3.7.5</w:t>
+              <w:t>3.7.4</w:t>
             </w:r>
           </w:p>
         </w:tc>
@@ -5853,7 +5853,7 @@
           </w:tcPr>
           <w:p>
             <w:r>
-              <w:t>mrcs</w:t>
+              <w:t>frcs</w:t>
             </w:r>
           </w:p>
         </w:tc>
@@ -5863,7 +5863,7 @@
           </w:tcPr>
           <w:p>
             <w:r>
-              <w:t>Read a test at 90 degrees as sampling this bundle rather than the whole ligament.</w:t>
+              <w:t>State the gap between cadaveric and clinical evidence when the double bundle question arises.</w:t>
             </w:r>
           </w:p>
         </w:tc>
@@ -5899,7 +5899,7 @@
           </w:tcPr>
           <w:p>
             <w:r>
-              <w:t>3.7.5-P2</w:t>
+              <w:t>3.7.5-P1</w:t>
             </w:r>
           </w:p>
         </w:tc>
@@ -5929,7 +5929,7 @@
           </w:tcPr>
           <w:p>
             <w:r>
-              <w:t>Expect a partial tear with an endpoint to involve this bundle commonly.</w:t>
+              <w:t>Read a test at 90 degrees as sampling this bundle rather than the whole ligament.</w:t>
             </w:r>
           </w:p>
         </w:tc>
@@ -5965,7 +5965,7 @@
           </w:tcPr>
           <w:p>
             <w:r>
-              <w:t>3.7.5-P3</w:t>
+              <w:t>3.7.5-P2</w:t>
             </w:r>
           </w:p>
         </w:tc>
@@ -5995,7 +5995,7 @@
           </w:tcPr>
           <w:p>
             <w:r>
-              <w:t>Place a single graft knowing it approximates this bundle's behaviour most closely.</w:t>
+              <w:t>Expect a partial tear with an endpoint to involve this bundle commonly.</w:t>
             </w:r>
           </w:p>
         </w:tc>
@@ -6031,7 +6031,7 @@
           </w:tcPr>
           <w:p>
             <w:r>
-              <w:t>3.7.5-P4</w:t>
+              <w:t>3.7.5-P3</w:t>
             </w:r>
           </w:p>
         </w:tc>
@@ -6051,7 +6051,7 @@
           </w:tcPr>
           <w:p>
             <w:r>
-              <w:t>frcs</w:t>
+              <w:t>mrcs</w:t>
             </w:r>
           </w:p>
         </w:tc>
@@ -6061,7 +6061,7 @@
           </w:tcPr>
           <w:p>
             <w:r>
-              <w:t>Treat the anteromedial bundle as the behaviour a single bundle reconstruction most nearly reproduces, and treat that as a partial restoration rather than a success.</w:t>
+              <w:t>Place a single graft knowing it approximates this bundle's behaviour most closely.</w:t>
             </w:r>
           </w:p>
         </w:tc>
@@ -6097,7 +6097,7 @@
           </w:tcPr>
           <w:p>
             <w:r>
-              <w:t>3.7.5-P5</w:t>
+              <w:t>3.7.5-P4</w:t>
             </w:r>
           </w:p>
         </w:tc>
@@ -6127,7 +6127,7 @@
           </w:tcPr>
           <w:p>
             <w:r>
-              <w:t>Expect a more anteromedial tunnel to restore translation and leave rotation.</w:t>
+              <w:t>Treat the anteromedial bundle as the behaviour a single bundle reconstruction most nearly reproduces, and treat that as a partial restoration rather than a success.</w:t>
             </w:r>
           </w:p>
         </w:tc>
@@ -6163,7 +6163,7 @@
           </w:tcPr>
           <w:p>
             <w:r>
-              <w:t>3.7.5-P6</w:t>
+              <w:t>3.7.5-P5</w:t>
             </w:r>
           </w:p>
         </w:tc>
@@ -6193,7 +6193,7 @@
           </w:tcPr>
           <w:p>
             <w:r>
-              <w:t>Treat a normal arthrometer reading as evidence about this bundle only.</w:t>
+              <w:t>Expect a more anteromedial tunnel to restore translation and leave rotation.</w:t>
             </w:r>
           </w:p>
         </w:tc>
@@ -6229,7 +6229,7 @@
           </w:tcPr>
           <w:p>
             <w:r>
-              <w:t>3.7.6-P1</w:t>
+              <w:t>3.7.5-P6</w:t>
             </w:r>
           </w:p>
         </w:tc>
@@ -6239,7 +6239,7 @@
           </w:tcPr>
           <w:p>
             <w:r>
-              <w:t>3.7.6</w:t>
+              <w:t>3.7.5</w:t>
             </w:r>
           </w:p>
         </w:tc>
@@ -6249,7 +6249,7 @@
           </w:tcPr>
           <w:p>
             <w:r>
-              <w:t>mrcs</w:t>
+              <w:t>frcs</w:t>
             </w:r>
           </w:p>
         </w:tc>
@@ -6259,7 +6259,7 @@
           </w:tcPr>
           <w:p>
             <w:r>
-              <w:t>Assess rotation near extension, since that is where this bundle's share is highest.</w:t>
+              <w:t>Treat a normal arthrometer reading as evidence about this bundle only.</w:t>
             </w:r>
           </w:p>
         </w:tc>
@@ -6295,7 +6295,7 @@
           </w:tcPr>
           <w:p>
             <w:r>
-              <w:t>3.7.6-P2</w:t>
+              <w:t>3.7.6-P1</w:t>
             </w:r>
           </w:p>
         </w:tc>
@@ -6325,7 +6325,7 @@
           </w:tcPr>
           <w:p>
             <w:r>
-              <w:t>Expect a near normal drawer at 90 degrees in a knee with a positive pivot shift.</w:t>
+              <w:t>Assess rotation near extension, since that is where this bundle's share is highest.</w:t>
             </w:r>
           </w:p>
         </w:tc>
@@ -6361,7 +6361,7 @@
           </w:tcPr>
           <w:p>
             <w:r>
-              <w:t>3.7.6-P3</w:t>
+              <w:t>3.7.6-P2</w:t>
             </w:r>
           </w:p>
         </w:tc>
@@ -6391,7 +6391,7 @@
           </w:tcPr>
           <w:p>
             <w:r>
-              <w:t>Compare bundles by strain rather than by force, given their different dimensions.</w:t>
+              <w:t>Expect a near normal drawer at 90 degrees in a knee with a positive pivot shift.</w:t>
             </w:r>
           </w:p>
         </w:tc>
@@ -6427,7 +6427,7 @@
           </w:tcPr>
           <w:p>
             <w:r>
-              <w:t>3.7.6-P4</w:t>
+              <w:t>3.7.6-P3</w:t>
             </w:r>
           </w:p>
         </w:tc>
@@ -6457,7 +6457,7 @@
           </w:tcPr>
           <w:p>
             <w:r>
-              <w:t>Treat isolated injury to this bundle as uncommon and the sectioning evidence as the main source.</w:t>
+              <w:t>Compare bundles by strain rather than by force, given their different dimensions.</w:t>
             </w:r>
           </w:p>
         </w:tc>
@@ -6493,7 +6493,7 @@
           </w:tcPr>
           <w:p>
             <w:r>
-              <w:t>3.7.6-P5</w:t>
+              <w:t>3.7.6-P4</w:t>
             </w:r>
           </w:p>
         </w:tc>
@@ -6513,7 +6513,7 @@
           </w:tcPr>
           <w:p>
             <w:r>
-              <w:t>frcs</w:t>
+              <w:t>mrcs</w:t>
             </w:r>
           </w:p>
         </w:tc>
@@ -6523,7 +6523,7 @@
           </w:tcPr>
           <w:p>
             <w:r>
-              <w:t>Treat this bundle's behaviour as the half a reconstruction most often fails to restore, and treat residual rotational laxity as the expected sign of it.</w:t>
+              <w:t>Treat isolated injury to this bundle as uncommon and the sectioning evidence as the main source.</w:t>
             </w:r>
           </w:p>
         </w:tc>
@@ -6559,7 +6559,7 @@
           </w:tcPr>
           <w:p>
             <w:r>
-              <w:t>3.7.6-P6</w:t>
+              <w:t>3.7.6-P5</w:t>
             </w:r>
           </w:p>
         </w:tc>
@@ -6589,7 +6589,7 @@
           </w:tcPr>
           <w:p>
             <w:r>
-              <w:t>Place the femoral tunnel to reproduce near extension rotational control.</w:t>
+              <w:t>Treat this bundle's behaviour as the half a reconstruction most often fails to restore, and treat residual rotational laxity as the expected sign of it.</w:t>
             </w:r>
           </w:p>
         </w:tc>
@@ -6625,7 +6625,7 @@
           </w:tcPr>
           <w:p>
             <w:r>
-              <w:t>3.7.6-P7</w:t>
+              <w:t>3.7.6-P6</w:t>
             </w:r>
           </w:p>
         </w:tc>
@@ -6655,7 +6655,7 @@
           </w:tcPr>
           <w:p>
             <w:r>
-              <w:t>Consider lateral augmentation where rotational laxity is high or the knee is a revision.</w:t>
+              <w:t>Place the femoral tunnel to reproduce near extension rotational control.</w:t>
             </w:r>
           </w:p>
         </w:tc>
@@ -6691,7 +6691,7 @@
           </w:tcPr>
           <w:p>
             <w:r>
-              <w:t>3.7.6-P8</w:t>
+              <w:t>3.7.6-P7</w:t>
             </w:r>
           </w:p>
         </w:tc>
@@ -6721,7 +6721,7 @@
           </w:tcPr>
           <w:p>
             <w:r>
-              <w:t>Measure slope, which raises the demand on this control.</w:t>
+              <w:t>Consider lateral augmentation where rotational laxity is high or the knee is a revision.</w:t>
             </w:r>
           </w:p>
         </w:tc>
@@ -6757,7 +6757,7 @@
           </w:tcPr>
           <w:p>
             <w:r>
-              <w:t>3.7.6-P9</w:t>
+              <w:t>3.7.6-P8</w:t>
             </w:r>
           </w:p>
         </w:tc>
@@ -6787,7 +6787,7 @@
           </w:tcPr>
           <w:p>
             <w:r>
-              <w:t>Expect residual rotational laxity to be the sign that this behaviour was not restored.</w:t>
+              <w:t>Measure slope, which raises the demand on this control.</w:t>
             </w:r>
           </w:p>
         </w:tc>
@@ -6823,7 +6823,7 @@
           </w:tcPr>
           <w:p>
             <w:r>
-              <w:t>3.7.7-P1</w:t>
+              <w:t>3.7.6-P9</w:t>
             </w:r>
           </w:p>
         </w:tc>
@@ -6833,7 +6833,7 @@
           </w:tcPr>
           <w:p>
             <w:r>
-              <w:t>3.7.7</w:t>
+              <w:t>3.7.6</w:t>
             </w:r>
           </w:p>
         </w:tc>
@@ -6843,7 +6843,7 @@
           </w:tcPr>
           <w:p>
             <w:r>
-              <w:t>mrcs</w:t>
+              <w:t>frcs</w:t>
             </w:r>
           </w:p>
         </w:tc>
@@ -6853,7 +6853,7 @@
           </w:tcPr>
           <w:p>
             <w:r>
-              <w:t>Assess rotation near extension and record the grade, accepting its modest reliability.</w:t>
+              <w:t>Expect residual rotational laxity to be the sign that this behaviour was not restored.</w:t>
             </w:r>
           </w:p>
         </w:tc>
@@ -6889,7 +6889,7 @@
           </w:tcPr>
           <w:p>
             <w:r>
-              <w:t>3.7.7-P2</w:t>
+              <w:t>3.7.7-P1</w:t>
             </w:r>
           </w:p>
         </w:tc>
@@ -6919,7 +6919,7 @@
           </w:tcPr>
           <w:p>
             <w:r>
-              <w:t>Measure slope and plateau morphology where rotatory laxity is prominent.</w:t>
+              <w:t>Assess rotation near extension and record the grade, accepting its modest reliability.</w:t>
             </w:r>
           </w:p>
         </w:tc>
@@ -6955,7 +6955,7 @@
           </w:tcPr>
           <w:p>
             <w:r>
-              <w:t>3.7.7-P3</w:t>
+              <w:t>3.7.7-P2</w:t>
             </w:r>
           </w:p>
         </w:tc>
@@ -6985,7 +6985,7 @@
           </w:tcPr>
           <w:p>
             <w:r>
-              <w:t>Treat rotatory laxity as a combined motion rather than a single measurement.</w:t>
+              <w:t>Measure slope and plateau morphology where rotatory laxity is prominent.</w:t>
             </w:r>
           </w:p>
         </w:tc>
@@ -7021,7 +7021,7 @@
           </w:tcPr>
           <w:p>
             <w:r>
-              <w:t>3.7.7-P4</w:t>
+              <w:t>3.7.7-P3</w:t>
             </w:r>
           </w:p>
         </w:tc>
@@ -7041,7 +7041,7 @@
           </w:tcPr>
           <w:p>
             <w:r>
-              <w:t>frcs</w:t>
+              <w:t>mrcs</w:t>
             </w:r>
           </w:p>
         </w:tc>
@@ -7051,7 +7051,7 @@
           </w:tcPr>
           <w:p>
             <w:r>
-              <w:t>Treat rotational control as the outcome that decides whether a pivoting athlete is satisfied, and as the one the evidence base measures least well.</w:t>
+              <w:t>Treat rotatory laxity as a combined motion rather than a single measurement.</w:t>
             </w:r>
           </w:p>
         </w:tc>
@@ -7087,7 +7087,7 @@
           </w:tcPr>
           <w:p>
             <w:r>
-              <w:t>3.7.7-P5</w:t>
+              <w:t>3.7.7-P4</w:t>
             </w:r>
           </w:p>
         </w:tc>
@@ -7117,7 +7117,7 @@
           </w:tcPr>
           <w:p>
             <w:r>
-              <w:t>Consider lateral augmentation by rotational demand and laxity grade rather than by translation.</w:t>
+              <w:t>Treat rotational control as the outcome that decides whether a pivoting athlete is satisfied, and as the one the evidence base measures least well.</w:t>
             </w:r>
           </w:p>
         </w:tc>
@@ -7153,7 +7153,7 @@
           </w:tcPr>
           <w:p>
             <w:r>
-              <w:t>3.7.7-P6</w:t>
+              <w:t>3.7.7-P5</w:t>
             </w:r>
           </w:p>
         </w:tc>
@@ -7183,7 +7183,7 @@
           </w:tcPr>
           <w:p>
             <w:r>
-              <w:t>Repair the lateral posterior horn where it is torn, on rotational grounds.</w:t>
+              <w:t>Consider lateral augmentation by rotational demand and laxity grade rather than by translation.</w:t>
             </w:r>
           </w:p>
         </w:tc>
@@ -7219,7 +7219,7 @@
           </w:tcPr>
           <w:p>
             <w:r>
-              <w:t>3.7.7-P7</w:t>
+              <w:t>3.7.7-P6</w:t>
             </w:r>
           </w:p>
         </w:tc>
@@ -7249,7 +7249,7 @@
           </w:tcPr>
           <w:p>
             <w:r>
-              <w:t>Measure slope in a pivoting athlete, particularly before revision.</w:t>
+              <w:t>Repair the lateral posterior horn where it is torn, on rotational grounds.</w:t>
             </w:r>
           </w:p>
         </w:tc>
@@ -7285,7 +7285,7 @@
           </w:tcPr>
           <w:p>
             <w:r>
-              <w:t>3.7.8-P1</w:t>
+              <w:t>3.7.7-P7</w:t>
             </w:r>
           </w:p>
         </w:tc>
@@ -7295,7 +7295,7 @@
           </w:tcPr>
           <w:p>
             <w:r>
-              <w:t>3.7.8</w:t>
+              <w:t>3.7.7</w:t>
             </w:r>
           </w:p>
         </w:tc>
@@ -7305,7 +7305,7 @@
           </w:tcPr>
           <w:p>
             <w:r>
-              <w:t>mrcs</w:t>
+              <w:t>frcs</w:t>
             </w:r>
           </w:p>
         </w:tc>
@@ -7315,7 +7315,7 @@
           </w:tcPr>
           <w:p>
             <w:r>
-              <w:t>Applied load and flexion angle, both of which must be stated.</w:t>
+              <w:t>Measure slope in a pivoting athlete, particularly before revision.</w:t>
             </w:r>
           </w:p>
         </w:tc>
@@ -7351,7 +7351,7 @@
           </w:tcPr>
           <w:p>
             <w:r>
-              <w:t>3.7.8-P2</w:t>
+              <w:t>3.7.8-P1</w:t>
             </w:r>
           </w:p>
         </w:tc>
@@ -7381,7 +7381,7 @@
           </w:tcPr>
           <w:p>
             <w:r>
-              <w:t>State load, angle and the instrument's limit of agreement with any figure.</w:t>
+              <w:t>Applied load and flexion angle, both of which must be stated.</w:t>
             </w:r>
           </w:p>
         </w:tc>
@@ -7417,7 +7417,7 @@
           </w:tcPr>
           <w:p>
             <w:r>
-              <w:t>3.7.8-P3</w:t>
+              <w:t>3.7.8-P2</w:t>
             </w:r>
           </w:p>
         </w:tc>
@@ -7447,7 +7447,7 @@
           </w:tcPr>
           <w:p>
             <w:r>
-              <w:t>Treat the 3 millimetre threshold as a convention rather than a boundary.</w:t>
+              <w:t>State load, angle and the instrument's limit of agreement with any figure.</w:t>
             </w:r>
           </w:p>
         </w:tc>
@@ -7483,7 +7483,7 @@
           </w:tcPr>
           <w:p>
             <w:r>
-              <w:t>3.7.8-P4</w:t>
+              <w:t>3.7.8-P3</w:t>
             </w:r>
           </w:p>
         </w:tc>
@@ -7513,7 +7513,7 @@
           </w:tcPr>
           <w:p>
             <w:r>
-              <w:t>Read the curve shape and the endpoint rather than the number alone.</w:t>
+              <w:t>Treat the 3 millimetre threshold as a convention rather than a boundary.</w:t>
             </w:r>
           </w:p>
         </w:tc>
@@ -7549,7 +7549,7 @@
           </w:tcPr>
           <w:p>
             <w:r>
-              <w:t>3.7.8-P5</w:t>
+              <w:t>3.7.8-P4</w:t>
             </w:r>
           </w:p>
         </w:tc>
@@ -7579,7 +7579,7 @@
           </w:tcPr>
           <w:p>
             <w:r>
-              <w:t>Recognise that translation dominates the literature because it is measurable, not because it matters most.</w:t>
+              <w:t>Read the curve shape and the endpoint rather than the number alone.</w:t>
             </w:r>
           </w:p>
         </w:tc>
@@ -7615,7 +7615,7 @@
           </w:tcPr>
           <w:p>
             <w:r>
-              <w:t>3.7.8-P6</w:t>
+              <w:t>3.7.8-P5</w:t>
             </w:r>
           </w:p>
         </w:tc>
@@ -7635,7 +7635,7 @@
           </w:tcPr>
           <w:p>
             <w:r>
-              <w:t>frcs</w:t>
+              <w:t>mrcs</w:t>
             </w:r>
           </w:p>
         </w:tc>
@@ -7645,7 +7645,7 @@
           </w:tcPr>
           <w:p>
             <w:r>
-              <w:t>Treat restored anterior translation as a necessary and insufficient result.</w:t>
+              <w:t>Recognise that translation dominates the literature because it is measurable, not because it matters most.</w:t>
             </w:r>
           </w:p>
         </w:tc>
@@ -7681,7 +7681,7 @@
           </w:tcPr>
           <w:p>
             <w:r>
-              <w:t>3.7.8-P7</w:t>
+              <w:t>3.7.8-P6</w:t>
             </w:r>
           </w:p>
         </w:tc>
@@ -7711,7 +7711,7 @@
           </w:tcPr>
           <w:p>
             <w:r>
-              <w:t>Treat restored translation as the threshold rather than the goal.</w:t>
+              <w:t>Treat restored anterior translation as a necessary and insufficient result.</w:t>
             </w:r>
           </w:p>
         </w:tc>
@@ -7747,7 +7747,7 @@
           </w:tcPr>
           <w:p>
             <w:r>
-              <w:t>3.7.8-P8</w:t>
+              <w:t>3.7.8-P7</w:t>
             </w:r>
           </w:p>
         </w:tc>
@@ -7777,7 +7777,7 @@
           </w:tcPr>
           <w:p>
             <w:r>
-              <w:t>Measure serially where progressive laxity is suspected, rather than once.</w:t>
+              <w:t>Treat restored translation as the threshold rather than the goal.</w:t>
             </w:r>
           </w:p>
         </w:tc>
@@ -7813,7 +7813,7 @@
           </w:tcPr>
           <w:p>
             <w:r>
-              <w:t>3.7.9-P1</w:t>
+              <w:t>3.7.8-P8</w:t>
             </w:r>
           </w:p>
         </w:tc>
@@ -7823,7 +7823,7 @@
           </w:tcPr>
           <w:p>
             <w:r>
-              <w:t>3.7.9</w:t>
+              <w:t>3.7.8</w:t>
             </w:r>
           </w:p>
         </w:tc>
@@ -7833,7 +7833,7 @@
           </w:tcPr>
           <w:p>
             <w:r>
-              <w:t>mrcs</w:t>
+              <w:t>frcs</w:t>
             </w:r>
           </w:p>
         </w:tc>
@@ -7843,7 +7843,7 @@
           </w:tcPr>
           <w:p>
             <w:r>
-              <w:t>Grade under anaesthetic where the grade will change the operation.</w:t>
+              <w:t>Measure serially where progressive laxity is suspected, rather than once.</w:t>
             </w:r>
           </w:p>
         </w:tc>
@@ -7879,7 +7879,7 @@
           </w:tcPr>
           <w:p>
             <w:r>
-              <w:t>3.7.9-P2</w:t>
+              <w:t>3.7.8-P9</w:t>
             </w:r>
           </w:p>
         </w:tc>
@@ -7889,7 +7889,7 @@
           </w:tcPr>
           <w:p>
             <w:r>
-              <w:t>3.7.9</w:t>
+              <w:t>3.7.8</w:t>
             </w:r>
           </w:p>
         </w:tc>
@@ -7899,7 +7899,7 @@
           </w:tcPr>
           <w:p>
             <w:r>
-              <w:t>mrcs</w:t>
+              <w:t>frcs</w:t>
             </w:r>
           </w:p>
         </w:tc>
@@ -7909,7 +7909,7 @@
           </w:tcPr>
           <w:p>
             <w:r>
-              <w:t>Read a high grade as suggesting injury beyond the cruciate alone.</w:t>
+              <w:t>Counsel using the weak correlation between laxity and outcome rather than against it.</w:t>
             </w:r>
           </w:p>
         </w:tc>
@@ -7945,7 +7945,7 @@
           </w:tcPr>
           <w:p>
             <w:r>
-              <w:t>3.7.9-P3</w:t>
+              <w:t>3.7.9-P1</w:t>
             </w:r>
           </w:p>
         </w:tc>
@@ -7975,7 +7975,7 @@
           </w:tcPr>
           <w:p>
             <w:r>
-              <w:t>Treat instrumented measures as research tools without a clinical threshold.</w:t>
+              <w:t>Grade under anaesthetic where the grade will change the operation.</w:t>
             </w:r>
           </w:p>
         </w:tc>
@@ -8011,7 +8011,7 @@
           </w:tcPr>
           <w:p>
             <w:r>
-              <w:t>3.7.9-P4</w:t>
+              <w:t>3.7.9-P2</w:t>
             </w:r>
           </w:p>
         </w:tc>
@@ -8031,7 +8031,7 @@
           </w:tcPr>
           <w:p>
             <w:r>
-              <w:t>frcs</w:t>
+              <w:t>mrcs</w:t>
             </w:r>
           </w:p>
         </w:tc>
@@ -8041,7 +8041,7 @@
           </w:tcPr>
           <w:p>
             <w:r>
-              <w:t>Treat the pivot shift as the clinical sign that corresponds to what the patient reports, and treat its measurement as the weakest link in the whole chapter.</w:t>
+              <w:t>Read a high grade as suggesting injury beyond the cruciate alone.</w:t>
             </w:r>
           </w:p>
         </w:tc>
@@ -8077,7 +8077,7 @@
           </w:tcPr>
           <w:p>
             <w:r>
-              <w:t>3.7.9-P5</w:t>
+              <w:t>3.7.9-P3</w:t>
             </w:r>
           </w:p>
         </w:tc>
@@ -8097,7 +8097,7 @@
           </w:tcPr>
           <w:p>
             <w:r>
-              <w:t>frcs</w:t>
+              <w:t>mrcs</w:t>
             </w:r>
           </w:p>
         </w:tc>
@@ -8107,7 +8107,7 @@
           </w:tcPr>
           <w:p>
             <w:r>
-              <w:t>Check the pivot shift under anaesthetic after fixation, before leaving theatre.</w:t>
+              <w:t>Treat instrumented measures as research tools without a clinical threshold.</w:t>
             </w:r>
           </w:p>
         </w:tc>
@@ -8143,7 +8143,7 @@
           </w:tcPr>
           <w:p>
             <w:r>
-              <w:t>3.7.9-P6</w:t>
+              <w:t>3.7.9-P4</w:t>
             </w:r>
           </w:p>
         </w:tc>
@@ -8173,7 +8173,7 @@
           </w:tcPr>
           <w:p>
             <w:r>
-              <w:t>Add a lateral procedure where a residual shift is anticipated or demonstrated.</w:t>
+              <w:t>Treat the pivot shift as the clinical sign that corresponds to what the patient reports, and treat its measurement as the weakest link in the whole chapter.</w:t>
             </w:r>
           </w:p>
         </w:tc>
@@ -8209,7 +8209,7 @@
           </w:tcPr>
           <w:p>
             <w:r>
-              <w:t>3.7.9-P7</w:t>
+              <w:t>3.7.9-P5</w:t>
             </w:r>
           </w:p>
         </w:tc>
@@ -8239,7 +8239,7 @@
           </w:tcPr>
           <w:p>
             <w:r>
-              <w:t>Address slope and lateral meniscal pathology as part of abolishing the sign.</w:t>
+              <w:t>Check the pivot shift under anaesthetic after fixation, before leaving theatre.</w:t>
             </w:r>
           </w:p>
         </w:tc>
@@ -8275,7 +8275,7 @@
           </w:tcPr>
           <w:p>
             <w:r>
-              <w:t>3.7.9-P8</w:t>
+              <w:t>3.7.9-P6</w:t>
             </w:r>
           </w:p>
         </w:tc>
@@ -8305,7 +8305,7 @@
           </w:tcPr>
           <w:p>
             <w:r>
-              <w:t>State the sign's reliability limits when it is used to compare treatments.</w:t>
+              <w:t>Add a lateral procedure where a residual shift is anticipated or demonstrated.</w:t>
             </w:r>
           </w:p>
         </w:tc>
@@ -8341,7 +8341,7 @@
           </w:tcPr>
           <w:p>
             <w:r>
-              <w:t>3.7.10-P1</w:t>
+              <w:t>3.7.9-P7</w:t>
             </w:r>
           </w:p>
         </w:tc>
@@ -8351,7 +8351,7 @@
           </w:tcPr>
           <w:p>
             <w:r>
-              <w:t>3.7.10</w:t>
+              <w:t>3.7.9</w:t>
             </w:r>
           </w:p>
         </w:tc>
@@ -8361,7 +8361,7 @@
           </w:tcPr>
           <w:p>
             <w:r>
-              <w:t>mrcs</w:t>
+              <w:t>frcs</w:t>
             </w:r>
           </w:p>
         </w:tc>
@@ -8371,7 +8371,7 @@
           </w:tcPr>
           <w:p>
             <w:r>
-              <w:t>Stage rehabilitation by flexion angle, since strain is angle dependent.</w:t>
+              <w:t>Address slope and lateral meniscal pathology as part of abolishing the sign.</w:t>
             </w:r>
           </w:p>
         </w:tc>
@@ -8407,7 +8407,7 @@
           </w:tcPr>
           <w:p>
             <w:r>
-              <w:t>3.7.10-P2</w:t>
+              <w:t>3.7.9-P8</w:t>
             </w:r>
           </w:p>
         </w:tc>
@@ -8417,7 +8417,7 @@
           </w:tcPr>
           <w:p>
             <w:r>
-              <w:t>3.7.10</w:t>
+              <w:t>3.7.9</w:t>
             </w:r>
           </w:p>
         </w:tc>
@@ -8437,7 +8437,7 @@
           </w:tcPr>
           <w:p>
             <w:r>
-              <w:t>Treat the strain data as the mechanical basis of rehabilitation protocols, and treat the protocols as having outrun the data.</w:t>
+              <w:t>State the sign's reliability limits when it is used to compare treatments.</w:t>
             </w:r>
           </w:p>
         </w:tc>
@@ -8473,7 +8473,7 @@
           </w:tcPr>
           <w:p>
             <w:r>
-              <w:t>3.7.10-P3</w:t>
+              <w:t>3.7.10-P1</w:t>
             </w:r>
           </w:p>
         </w:tc>
@@ -8493,7 +8493,7 @@
           </w:tcPr>
           <w:p>
             <w:r>
-              <w:t>frcs</w:t>
+              <w:t>mrcs</w:t>
             </w:r>
           </w:p>
         </w:tc>
@@ -8503,7 +8503,7 @@
           </w:tcPr>
           <w:p>
             <w:r>
-              <w:t>Protect the graft in the first months by angle and by loading mode.</w:t>
+              <w:t>Stage rehabilitation by flexion angle, since strain is angle dependent.</w:t>
             </w:r>
           </w:p>
         </w:tc>
@@ -8539,7 +8539,7 @@
           </w:tcPr>
           <w:p>
             <w:r>
-              <w:t>3.7.10-P4</w:t>
+              <w:t>3.7.10-P2</w:t>
             </w:r>
           </w:p>
         </w:tc>
@@ -8569,7 +8569,7 @@
           </w:tcPr>
           <w:p>
             <w:r>
-              <w:t>Follow outcome based protocols rather than strain based ones where they differ.</w:t>
+              <w:t>Treat the strain data as the mechanical basis of rehabilitation protocols, and treat the protocols as having outrun the data.</w:t>
             </w:r>
           </w:p>
         </w:tc>
@@ -8605,7 +8605,7 @@
           </w:tcPr>
           <w:p>
             <w:r>
-              <w:t>3.7.10-P5</w:t>
+              <w:t>3.7.10-P3</w:t>
             </w:r>
           </w:p>
         </w:tc>
@@ -8635,7 +8635,7 @@
           </w:tcPr>
           <w:p>
             <w:r>
-              <w:t>State that graft strain in a patient is not measured when discussing protocol choices.</w:t>
+              <w:t>Protect the graft in the first months by angle and by loading mode.</w:t>
             </w:r>
           </w:p>
         </w:tc>
@@ -8671,7 +8671,7 @@
           </w:tcPr>
           <w:p>
             <w:r>
-              <w:t>3.7.11-P1</w:t>
+              <w:t>3.7.10-P4</w:t>
             </w:r>
           </w:p>
         </w:tc>
@@ -8681,7 +8681,7 @@
           </w:tcPr>
           <w:p>
             <w:r>
-              <w:t>3.7.11</w:t>
+              <w:t>3.7.10</w:t>
             </w:r>
           </w:p>
         </w:tc>
@@ -8691,7 +8691,7 @@
           </w:tcPr>
           <w:p>
             <w:r>
-              <w:t>mrcs</w:t>
+              <w:t>frcs</w:t>
             </w:r>
           </w:p>
         </w:tc>
@@ -8701,7 +8701,7 @@
           </w:tcPr>
           <w:p>
             <w:r>
-              <w:t>Compare activities by peak strain and by direction rather than by force.</w:t>
+              <w:t>Follow outcome based protocols rather than strain based ones where they differ.</w:t>
             </w:r>
           </w:p>
         </w:tc>
@@ -8737,7 +8737,7 @@
           </w:tcPr>
           <w:p>
             <w:r>
-              <w:t>3.7.11-P2</w:t>
+              <w:t>3.7.10-P5</w:t>
             </w:r>
           </w:p>
         </w:tc>
@@ -8747,7 +8747,7 @@
           </w:tcPr>
           <w:p>
             <w:r>
-              <w:t>3.7.11</w:t>
+              <w:t>3.7.10</w:t>
             </w:r>
           </w:p>
         </w:tc>
@@ -8757,7 +8757,7 @@
           </w:tcPr>
           <w:p>
             <w:r>
-              <w:t>mrcs</w:t>
+              <w:t>frcs</w:t>
             </w:r>
           </w:p>
         </w:tc>
@@ -8767,7 +8767,7 @@
           </w:tcPr>
           <w:p>
             <w:r>
-              <w:t>Expect downhill running to load the ligament more than level running.</w:t>
+              <w:t>State that graft strain in a patient is not measured when discussing protocol choices.</w:t>
             </w:r>
           </w:p>
         </w:tc>
@@ -8803,7 +8803,7 @@
           </w:tcPr>
           <w:p>
             <w:r>
-              <w:t>3.7.11-P3</w:t>
+              <w:t>3.7.11-P1</w:t>
             </w:r>
           </w:p>
         </w:tc>
@@ -8833,7 +8833,7 @@
           </w:tcPr>
           <w:p>
             <w:r>
-              <w:t>Treat fatigue as a loading variable rather than only a performance one.</w:t>
+              <w:t>Compare activities by peak strain and by direction rather than by force.</w:t>
             </w:r>
           </w:p>
         </w:tc>
@@ -8869,7 +8869,7 @@
           </w:tcPr>
           <w:p>
             <w:r>
-              <w:t>3.7.11-P4</w:t>
+              <w:t>3.7.11-P2</w:t>
             </w:r>
           </w:p>
         </w:tc>
@@ -8899,7 +8899,7 @@
           </w:tcPr>
           <w:p>
             <w:r>
-              <w:t>Read running loading estimates as modelled rather than measured.</w:t>
+              <w:t>Expect downhill running to load the ligament more than level running.</w:t>
             </w:r>
           </w:p>
         </w:tc>
@@ -8935,7 +8935,7 @@
           </w:tcPr>
           <w:p>
             <w:r>
-              <w:t>3.7.11-P5</w:t>
+              <w:t>3.7.11-P3</w:t>
             </w:r>
           </w:p>
         </w:tc>
@@ -8965,7 +8965,7 @@
           </w:tcPr>
           <w:p>
             <w:r>
-              <w:t>Compare activities by peak strain, not peak force.</w:t>
+              <w:t>Treat fatigue as a loading variable rather than only a performance one.</w:t>
             </w:r>
           </w:p>
         </w:tc>
@@ -9001,7 +9001,7 @@
           </w:tcPr>
           <w:p>
             <w:r>
-              <w:t>3.7.11-P6</w:t>
+              <w:t>3.7.11-P4</w:t>
             </w:r>
           </w:p>
         </w:tc>
@@ -9021,7 +9021,7 @@
           </w:tcPr>
           <w:p>
             <w:r>
-              <w:t>frcs</w:t>
+              <w:t>mrcs</w:t>
             </w:r>
           </w:p>
         </w:tc>
@@ -9031,7 +9031,7 @@
           </w:tcPr>
           <w:p>
             <w:r>
-              <w:t>Treat running as the benchmark the other activities are read against, and as the milestone whose safety is mechanically defensible rather than conventional.</w:t>
+              <w:t>Read running loading estimates as modelled rather than measured.</w:t>
             </w:r>
           </w:p>
         </w:tc>
@@ -9067,7 +9067,7 @@
           </w:tcPr>
           <w:p>
             <w:r>
-              <w:t>3.7.11-P7</w:t>
+              <w:t>3.7.11-P5</w:t>
             </w:r>
           </w:p>
         </w:tc>
@@ -9087,7 +9087,7 @@
           </w:tcPr>
           <w:p>
             <w:r>
-              <w:t>frcs</w:t>
+              <w:t>mrcs</w:t>
             </w:r>
           </w:p>
         </w:tc>
@@ -9097,7 +9097,7 @@
           </w:tcPr>
           <w:p>
             <w:r>
-              <w:t>Stage return to running by criteria rather than by interval.</w:t>
+              <w:t>Compare activities by peak strain, not peak force.</w:t>
             </w:r>
           </w:p>
         </w:tc>
@@ -9133,7 +9133,7 @@
           </w:tcPr>
           <w:p>
             <w:r>
-              <w:t>3.7.11-P8</w:t>
+              <w:t>3.7.11-P6</w:t>
             </w:r>
           </w:p>
         </w:tc>
@@ -9163,7 +9163,7 @@
           </w:tcPr>
           <w:p>
             <w:r>
-              <w:t>Delay for a concurrent meniscal repair on its own grounds rather than the graft's.</w:t>
+              <w:t>Treat running as the benchmark the other activities are read against, and as the milestone whose safety is mechanically defensible rather than conventional.</w:t>
             </w:r>
           </w:p>
         </w:tc>
@@ -9199,7 +9199,7 @@
           </w:tcPr>
           <w:p>
             <w:r>
-              <w:t>3.7.11-P9</w:t>
+              <w:t>3.7.11-P7</w:t>
             </w:r>
           </w:p>
         </w:tc>
@@ -9229,7 +9229,7 @@
           </w:tcPr>
           <w:p>
             <w:r>
-              <w:t>Treat gradient and surface as part of the prescription.</w:t>
+              <w:t>Stage return to running by criteria rather than by interval.</w:t>
             </w:r>
           </w:p>
         </w:tc>
@@ -9265,7 +9265,7 @@
           </w:tcPr>
           <w:p>
             <w:r>
-              <w:t>3.7.11-P10</w:t>
+              <w:t>3.7.11-P8</w:t>
             </w:r>
           </w:p>
         </w:tc>
@@ -9295,7 +9295,7 @@
           </w:tcPr>
           <w:p>
             <w:r>
-              <w:t>State that graft load during running is not measured in patients.</w:t>
+              <w:t>Delay for a concurrent meniscal repair on its own grounds rather than the graft's.</w:t>
             </w:r>
           </w:p>
         </w:tc>
@@ -9331,7 +9331,7 @@
           </w:tcPr>
           <w:p>
             <w:r>
-              <w:t>3.7.12-P1</w:t>
+              <w:t>3.7.11-P9</w:t>
             </w:r>
           </w:p>
         </w:tc>
@@ -9341,7 +9341,7 @@
           </w:tcPr>
           <w:p>
             <w:r>
-              <w:t>3.7.12</w:t>
+              <w:t>3.7.11</w:t>
             </w:r>
           </w:p>
         </w:tc>
@@ -9351,7 +9351,7 @@
           </w:tcPr>
           <w:p>
             <w:r>
-              <w:t>mrcs</w:t>
+              <w:t>frcs</w:t>
             </w:r>
           </w:p>
         </w:tc>
@@ -9361,7 +9361,7 @@
           </w:tcPr>
           <w:p>
             <w:r>
-              <w:t>Address hip and trunk control, which set the position the knee lands in.</w:t>
+              <w:t>Treat gradient and surface as part of the prescription.</w:t>
             </w:r>
           </w:p>
         </w:tc>
@@ -9397,7 +9397,7 @@
           </w:tcPr>
           <w:p>
             <w:r>
-              <w:t>3.7.12-P2</w:t>
+              <w:t>3.7.11-P10</w:t>
             </w:r>
           </w:p>
         </w:tc>
@@ -9407,7 +9407,7 @@
           </w:tcPr>
           <w:p>
             <w:r>
-              <w:t>3.7.12</w:t>
+              <w:t>3.7.11</w:t>
             </w:r>
           </w:p>
         </w:tc>
@@ -9417,7 +9417,7 @@
           </w:tcPr>
           <w:p>
             <w:r>
-              <w:t>mrcs</w:t>
+              <w:t>frcs</w:t>
             </w:r>
           </w:p>
         </w:tc>
@@ -9427,7 +9427,7 @@
           </w:tcPr>
           <w:p>
             <w:r>
-              <w:t>Read landing ligament loading as modelled rather than measured.</w:t>
+              <w:t>State that graft load during running is not measured in patients.</w:t>
             </w:r>
           </w:p>
         </w:tc>
@@ -9463,7 +9463,7 @@
           </w:tcPr>
           <w:p>
             <w:r>
-              <w:t>3.7.12-P3</w:t>
+              <w:t>3.7.12-P1</w:t>
             </w:r>
           </w:p>
         </w:tc>
@@ -9483,7 +9483,7 @@
           </w:tcPr>
           <w:p>
             <w:r>
-              <w:t>frcs</w:t>
+              <w:t>mrcs</w:t>
             </w:r>
           </w:p>
         </w:tc>
@@ -9493,7 +9493,7 @@
           </w:tcPr>
           <w:p>
             <w:r>
-              <w:t>Treat landing mechanics as modifiable risk with modest predictive value for an individual, which is the honest position the prevention literature supports.</w:t>
+              <w:t>Address hip and trunk control, which set the position the knee lands in.</w:t>
             </w:r>
           </w:p>
         </w:tc>
@@ -9529,7 +9529,7 @@
           </w:tcPr>
           <w:p>
             <w:r>
-              <w:t>3.7.12-P4</w:t>
+              <w:t>3.7.12-P2</w:t>
             </w:r>
           </w:p>
         </w:tc>
@@ -9549,7 +9549,7 @@
           </w:tcPr>
           <w:p>
             <w:r>
-              <w:t>frcs</w:t>
+              <w:t>mrcs</w:t>
             </w:r>
           </w:p>
         </w:tc>
@@ -9559,7 +9559,7 @@
           </w:tcPr>
           <w:p>
             <w:r>
-              <w:t>Expect landing asymmetry to persist after reconstruction with normal laxity.</w:t>
+              <w:t>Read landing ligament loading as modelled rather than measured.</w:t>
             </w:r>
           </w:p>
         </w:tc>
@@ -9595,7 +9595,7 @@
           </w:tcPr>
           <w:p>
             <w:r>
-              <w:t>3.7.12-P5</w:t>
+              <w:t>3.7.12-P3</w:t>
             </w:r>
           </w:p>
         </w:tc>
@@ -9625,7 +9625,7 @@
           </w:tcPr>
           <w:p>
             <w:r>
-              <w:t>Measure slope where loading risk seems disproportionate to the injury.</w:t>
+              <w:t>Treat landing mechanics as modifiable risk with modest predictive value for an individual, which is the honest position the prevention literature supports.</w:t>
             </w:r>
           </w:p>
         </w:tc>
@@ -9661,7 +9661,7 @@
           </w:tcPr>
           <w:p>
             <w:r>
-              <w:t>3.7.12-P6</w:t>
+              <w:t>3.7.12-P4</w:t>
             </w:r>
           </w:p>
         </w:tc>
@@ -9691,7 +9691,7 @@
           </w:tcPr>
           <w:p>
             <w:r>
-              <w:t>Keep population risk reduction and individual prediction apart when counselling.</w:t>
+              <w:t>Expect landing asymmetry to persist after reconstruction with normal laxity.</w:t>
             </w:r>
           </w:p>
         </w:tc>
@@ -9727,7 +9727,7 @@
           </w:tcPr>
           <w:p>
             <w:r>
-              <w:t>3.7.13-P1</w:t>
+              <w:t>3.7.12-P5</w:t>
             </w:r>
           </w:p>
         </w:tc>
@@ -9737,7 +9737,7 @@
           </w:tcPr>
           <w:p>
             <w:r>
-              <w:t>3.7.13</w:t>
+              <w:t>3.7.12</w:t>
             </w:r>
           </w:p>
         </w:tc>
@@ -9747,7 +9747,7 @@
           </w:tcPr>
           <w:p>
             <w:r>
-              <w:t>mrcs</w:t>
+              <w:t>frcs</w:t>
             </w:r>
           </w:p>
         </w:tc>
@@ -9757,7 +9757,7 @@
           </w:tcPr>
           <w:p>
             <w:r>
-              <w:t>Expect combined loading to reduce the failure load in each direction.</w:t>
+              <w:t>Measure slope where loading risk seems disproportionate to the injury.</w:t>
             </w:r>
           </w:p>
         </w:tc>
@@ -9793,7 +9793,7 @@
           </w:tcPr>
           <w:p>
             <w:r>
-              <w:t>3.7.13-P2</w:t>
+              <w:t>3.7.12-P6</w:t>
             </w:r>
           </w:p>
         </w:tc>
@@ -9803,7 +9803,7 @@
           </w:tcPr>
           <w:p>
             <w:r>
-              <w:t>3.7.13</w:t>
+              <w:t>3.7.12</w:t>
             </w:r>
           </w:p>
         </w:tc>
@@ -9823,7 +9823,7 @@
           </w:tcPr>
           <w:p>
             <w:r>
-              <w:t>Treat cutting as the activity that defines the reconstruction's job.</w:t>
+              <w:t>Keep population risk reduction and individual prediction apart when counselling.</w:t>
             </w:r>
           </w:p>
         </w:tc>
@@ -9859,7 +9859,7 @@
           </w:tcPr>
           <w:p>
             <w:r>
-              <w:t>3.7.13-P3</w:t>
+              <w:t>3.7.13-P1</w:t>
             </w:r>
           </w:p>
         </w:tc>
@@ -9879,7 +9879,7 @@
           </w:tcPr>
           <w:p>
             <w:r>
-              <w:t>frcs</w:t>
+              <w:t>mrcs</w:t>
             </w:r>
           </w:p>
         </w:tc>
@@ -9889,7 +9889,7 @@
           </w:tcPr>
           <w:p>
             <w:r>
-              <w:t>Consider lateral augmentation in a pivoting athlete, on this activity's mechanics.</w:t>
+              <w:t>Expect combined loading to reduce the failure load in each direction.</w:t>
             </w:r>
           </w:p>
         </w:tc>
@@ -9925,7 +9925,7 @@
           </w:tcPr>
           <w:p>
             <w:r>
-              <w:t>3.7.13-P4</w:t>
+              <w:t>3.7.13-P2</w:t>
             </w:r>
           </w:p>
         </w:tc>
@@ -9955,7 +9955,7 @@
           </w:tcPr>
           <w:p>
             <w:r>
-              <w:t>Measure slope before revising a graft that failed without a new injury.</w:t>
+              <w:t>Treat cutting as the activity that defines the reconstruction's job.</w:t>
             </w:r>
           </w:p>
         </w:tc>
@@ -9991,7 +9991,7 @@
           </w:tcPr>
           <w:p>
             <w:r>
-              <w:t>3.7.13-P5</w:t>
+              <w:t>3.7.13-P3</w:t>
             </w:r>
           </w:p>
         </w:tc>
@@ -10021,7 +10021,7 @@
           </w:tcPr>
           <w:p>
             <w:r>
-              <w:t>Repair the lateral posterior horn where torn.</w:t>
+              <w:t>Consider lateral augmentation in a pivoting athlete, on this activity's mechanics.</w:t>
             </w:r>
           </w:p>
         </w:tc>
@@ -10057,7 +10057,7 @@
           </w:tcPr>
           <w:p>
             <w:r>
-              <w:t>3.7.13-P6</w:t>
+              <w:t>3.7.13-P4</w:t>
             </w:r>
           </w:p>
         </w:tc>
@@ -10087,7 +10087,7 @@
           </w:tcPr>
           <w:p>
             <w:r>
-              <w:t>State that no assessment reproduces an unanticipated cut when discussing return to sport.</w:t>
+              <w:t>Measure slope before revising a graft that failed without a new injury.</w:t>
             </w:r>
           </w:p>
         </w:tc>
@@ -10123,7 +10123,7 @@
           </w:tcPr>
           <w:p>
             <w:r>
-              <w:t>3.7.14-P1</w:t>
+              <w:t>3.7.13-P5</w:t>
             </w:r>
           </w:p>
         </w:tc>
@@ -10133,7 +10133,7 @@
           </w:tcPr>
           <w:p>
             <w:r>
-              <w:t>3.7.14</w:t>
+              <w:t>3.7.13</w:t>
             </w:r>
           </w:p>
         </w:tc>
@@ -10143,7 +10143,7 @@
           </w:tcPr>
           <w:p>
             <w:r>
-              <w:t>mrcs</w:t>
+              <w:t>frcs</w:t>
             </w:r>
           </w:p>
         </w:tc>
@@ -10153,7 +10153,7 @@
           </w:tcPr>
           <w:p>
             <w:r>
-              <w:t>Expect the associated injuries the mechanism predicts and look for them.</w:t>
+              <w:t>Repair the lateral posterior horn where torn.</w:t>
             </w:r>
           </w:p>
         </w:tc>
@@ -10189,7 +10189,7 @@
           </w:tcPr>
           <w:p>
             <w:r>
-              <w:t>3.7.14-P2</w:t>
+              <w:t>3.7.13-P6</w:t>
             </w:r>
           </w:p>
         </w:tc>
@@ -10199,7 +10199,7 @@
           </w:tcPr>
           <w:p>
             <w:r>
-              <w:t>3.7.14</w:t>
+              <w:t>3.7.13</w:t>
             </w:r>
           </w:p>
         </w:tc>
@@ -10209,7 +10209,7 @@
           </w:tcPr>
           <w:p>
             <w:r>
-              <w:t>mrcs</w:t>
+              <w:t>frcs</w:t>
             </w:r>
           </w:p>
         </w:tc>
@@ -10219,7 +10219,7 @@
           </w:tcPr>
           <w:p>
             <w:r>
-              <w:t>Read bone bruise patterns as evidence about the position at injury.</w:t>
+              <w:t>State that no assessment reproduces an unanticipated cut when discussing return to sport.</w:t>
             </w:r>
           </w:p>
         </w:tc>
@@ -10255,7 +10255,7 @@
           </w:tcPr>
           <w:p>
             <w:r>
-              <w:t>3.7.14-P3</w:t>
+              <w:t>3.7.14-P1</w:t>
             </w:r>
           </w:p>
         </w:tc>
@@ -10285,7 +10285,7 @@
           </w:tcPr>
           <w:p>
             <w:r>
-              <w:t>Treat screening as measuring risk factors rather than establishing mechanism.</w:t>
+              <w:t>Take the mechanism from the history, since it is usually diagnostic.</w:t>
             </w:r>
           </w:p>
         </w:tc>
@@ -10321,7 +10321,7 @@
           </w:tcPr>
           <w:p>
             <w:r>
-              <w:t>3.7.14-P4</w:t>
+              <w:t>3.7.14-P2</w:t>
             </w:r>
           </w:p>
         </w:tc>
@@ -10341,7 +10341,7 @@
           </w:tcPr>
           <w:p>
             <w:r>
-              <w:t>frcs</w:t>
+              <w:t>mrcs</w:t>
             </w:r>
           </w:p>
         </w:tc>
@@ -10351,7 +10351,7 @@
           </w:tcPr>
           <w:p>
             <w:r>
-              <w:t>Treat the mechanism as settled in outline and unsettled in detail.</w:t>
+              <w:t>Expect the associated injuries the mechanism predicts and look for them.</w:t>
             </w:r>
           </w:p>
         </w:tc>
@@ -10387,7 +10387,7 @@
           </w:tcPr>
           <w:p>
             <w:r>
-              <w:t>3.7.14-P5</w:t>
+              <w:t>3.7.14-P3</w:t>
             </w:r>
           </w:p>
         </w:tc>
@@ -10407,7 +10407,7 @@
           </w:tcPr>
           <w:p>
             <w:r>
-              <w:t>frcs</w:t>
+              <w:t>mrcs</w:t>
             </w:r>
           </w:p>
         </w:tc>
@@ -10417,7 +10417,7 @@
           </w:tcPr>
           <w:p>
             <w:r>
-              <w:t>Measure slope in a young pivoting athlete, particularly before revision.</w:t>
+              <w:t>Read bone bruise patterns as evidence about the position at injury.</w:t>
             </w:r>
           </w:p>
         </w:tc>
@@ -10453,7 +10453,7 @@
           </w:tcPr>
           <w:p>
             <w:r>
-              <w:t>3.7.14-P6</w:t>
+              <w:t>3.7.14-P4</w:t>
             </w:r>
           </w:p>
         </w:tc>
@@ -10473,7 +10473,7 @@
           </w:tcPr>
           <w:p>
             <w:r>
-              <w:t>frcs</w:t>
+              <w:t>mrcs</w:t>
             </w:r>
           </w:p>
         </w:tc>
@@ -10483,7 +10483,7 @@
           </w:tcPr>
           <w:p>
             <w:r>
-              <w:t>Treat previous injury as the strongest risk factor when counselling.</w:t>
+              <w:t>Treat screening as measuring risk factors rather than establishing mechanism.</w:t>
             </w:r>
           </w:p>
         </w:tc>
@@ -10519,7 +10519,7 @@
           </w:tcPr>
           <w:p>
             <w:r>
-              <w:t>3.7.14-P7</w:t>
+              <w:t>3.7.14-P5</w:t>
             </w:r>
           </w:p>
         </w:tc>
@@ -10549,7 +10549,7 @@
           </w:tcPr>
           <w:p>
             <w:r>
-              <w:t>State that no measurement predicts an individual injury.</w:t>
+              <w:t>Treat the mechanism as settled in outline and unsettled in detail.</w:t>
             </w:r>
           </w:p>
         </w:tc>
@@ -10585,7 +10585,7 @@
           </w:tcPr>
           <w:p>
             <w:r>
-              <w:t>3.7.15-P1</w:t>
+              <w:t>3.7.14-P6</w:t>
             </w:r>
           </w:p>
         </w:tc>
@@ -10595,7 +10595,7 @@
           </w:tcPr>
           <w:p>
             <w:r>
-              <w:t>3.7.15</w:t>
+              <w:t>3.7.14</w:t>
             </w:r>
           </w:p>
         </w:tc>
@@ -10605,7 +10605,7 @@
           </w:tcPr>
           <w:p>
             <w:r>
-              <w:t>mrcs</w:t>
+              <w:t>frcs</w:t>
             </w:r>
           </w:p>
         </w:tc>
@@ -10615,7 +10615,7 @@
           </w:tcPr>
           <w:p>
             <w:r>
-              <w:t>Treat the hormonal evidence as inconsistent rather than established.</w:t>
+              <w:t>Measure slope in a young pivoting athlete, particularly before revision.</w:t>
             </w:r>
           </w:p>
         </w:tc>
@@ -10651,7 +10651,7 @@
           </w:tcPr>
           <w:p>
             <w:r>
-              <w:t>3.7.15-P2</w:t>
+              <w:t>3.7.14-P7</w:t>
             </w:r>
           </w:p>
         </w:tc>
@@ -10661,7 +10661,7 @@
           </w:tcPr>
           <w:p>
             <w:r>
-              <w:t>3.7.15</w:t>
+              <w:t>3.7.14</w:t>
             </w:r>
           </w:p>
         </w:tc>
@@ -10681,7 +10681,7 @@
           </w:tcPr>
           <w:p>
             <w:r>
-              <w:t>Treat the rate difference as established and the mechanism as partly explained, and treat that as the basis for prevention rather than for prognosis.</w:t>
+              <w:t>Treat previous injury as the strongest risk factor when counselling.</w:t>
             </w:r>
           </w:p>
         </w:tc>
@@ -10717,7 +10717,7 @@
           </w:tcPr>
           <w:p>
             <w:r>
-              <w:t>3.7.15-P3</w:t>
+              <w:t>3.7.14-P8</w:t>
             </w:r>
           </w:p>
         </w:tc>
@@ -10727,7 +10727,7 @@
           </w:tcPr>
           <w:p>
             <w:r>
-              <w:t>3.7.15</w:t>
+              <w:t>3.7.14</w:t>
             </w:r>
           </w:p>
         </w:tc>
@@ -10747,7 +10747,7 @@
           </w:tcPr>
           <w:p>
             <w:r>
-              <w:t>Consider lateral augmentation in a young female pivoting athlete, on registry reinjury data.</w:t>
+              <w:t>State that no measurement predicts an individual injury.</w:t>
             </w:r>
           </w:p>
         </w:tc>
@@ -10783,7 +10783,7 @@
           </w:tcPr>
           <w:p>
             <w:r>
-              <w:t>3.7.15-P4</w:t>
+              <w:t>3.7.15-P1</w:t>
             </w:r>
           </w:p>
         </w:tc>
@@ -10803,7 +10803,7 @@
           </w:tcPr>
           <w:p>
             <w:r>
-              <w:t>frcs</w:t>
+              <w:t>mrcs</w:t>
             </w:r>
           </w:p>
         </w:tc>
@@ -10813,7 +10813,7 @@
           </w:tcPr>
           <w:p>
             <w:r>
-              <w:t>Measure slope where a graft failed without a new injury.</w:t>
+              <w:t>Treat the hormonal evidence as inconsistent rather than established.</w:t>
             </w:r>
           </w:p>
         </w:tc>
@@ -10849,7 +10849,7 @@
           </w:tcPr>
           <w:p>
             <w:r>
-              <w:t>3.7.16-P1</w:t>
+              <w:t>3.7.15-P2</w:t>
             </w:r>
           </w:p>
         </w:tc>
@@ -10859,7 +10859,7 @@
           </w:tcPr>
           <w:p>
             <w:r>
-              <w:t>3.7.16</w:t>
+              <w:t>3.7.15</w:t>
             </w:r>
           </w:p>
         </w:tc>
@@ -10869,7 +10869,7 @@
           </w:tcPr>
           <w:p>
             <w:r>
-              <w:t>mrcs</w:t>
+              <w:t>frcs</w:t>
             </w:r>
           </w:p>
         </w:tc>
@@ -10879,7 +10879,7 @@
           </w:tcPr>
           <w:p>
             <w:r>
-              <w:t>Expect fixation to be the limiting factor early and the graft later.</w:t>
+              <w:t>Treat the rate difference as established and the mechanism as partly explained, and treat that as the basis for prevention rather than for prognosis.</w:t>
             </w:r>
           </w:p>
         </w:tc>
@@ -10915,7 +10915,7 @@
           </w:tcPr>
           <w:p>
             <w:r>
-              <w:t>3.7.16-P2</w:t>
+              <w:t>3.7.15-P3</w:t>
             </w:r>
           </w:p>
         </w:tc>
@@ -10925,7 +10925,7 @@
           </w:tcPr>
           <w:p>
             <w:r>
-              <w:t>3.7.16</w:t>
+              <w:t>3.7.15</w:t>
             </w:r>
           </w:p>
         </w:tc>
@@ -10935,7 +10935,7 @@
           </w:tcPr>
           <w:p>
             <w:r>
-              <w:t>mrcs</w:t>
+              <w:t>frcs</w:t>
             </w:r>
           </w:p>
         </w:tc>
@@ -10945,7 +10945,7 @@
           </w:tcPr>
           <w:p>
             <w:r>
-              <w:t>Read time zero testing as describing the day of surgery only.</w:t>
+              <w:t>Consider lateral augmentation in a young female pivoting athlete, on registry reinjury data.</w:t>
             </w:r>
           </w:p>
         </w:tc>
@@ -10981,7 +10981,7 @@
           </w:tcPr>
           <w:p>
             <w:r>
-              <w:t>3.7.16-P3</w:t>
+              <w:t>3.7.15-P4</w:t>
             </w:r>
           </w:p>
         </w:tc>
@@ -10991,7 +10991,7 @@
           </w:tcPr>
           <w:p>
             <w:r>
-              <w:t>3.7.16</w:t>
+              <w:t>3.7.15</w:t>
             </w:r>
           </w:p>
         </w:tc>
@@ -11011,7 +11011,7 @@
           </w:tcPr>
           <w:p>
             <w:r>
-              <w:t>Treat graft choice as a trade rather than a ranking.</w:t>
+              <w:t>Measure slope where a graft failed without a new injury.</w:t>
             </w:r>
           </w:p>
         </w:tc>
@@ -11047,7 +11047,7 @@
           </w:tcPr>
           <w:p>
             <w:r>
-              <w:t>3.7.16-P4</w:t>
+              <w:t>3.7.15-P5</w:t>
             </w:r>
           </w:p>
         </w:tc>
@@ -11057,7 +11057,7 @@
           </w:tcPr>
           <w:p>
             <w:r>
-              <w:t>3.7.16</w:t>
+              <w:t>3.7.15</w:t>
             </w:r>
           </w:p>
         </w:tc>
@@ -11077,7 +11077,7 @@
           </w:tcPr>
           <w:p>
             <w:r>
-              <w:t>Avoid allograft in young active patients, on registry failure data.</w:t>
+              <w:t>Counsel on contralateral injury risk as well as graft failure.</w:t>
             </w:r>
           </w:p>
         </w:tc>
@@ -11113,7 +11113,7 @@
           </w:tcPr>
           <w:p>
             <w:r>
-              <w:t>3.7.16-P5</w:t>
+              <w:t>3.7.16-P1</w:t>
             </w:r>
           </w:p>
         </w:tc>
@@ -11133,7 +11133,7 @@
           </w:tcPr>
           <w:p>
             <w:r>
-              <w:t>frcs</w:t>
+              <w:t>mrcs</w:t>
             </w:r>
           </w:p>
         </w:tc>
@@ -11143,7 +11143,7 @@
           </w:tcPr>
           <w:p>
             <w:r>
-              <w:t>Read time zero comparisons as a small part of the clinical choice.</w:t>
+              <w:t>Expect fixation to be the limiting factor early and the graft later.</w:t>
             </w:r>
           </w:p>
         </w:tc>
@@ -11179,7 +11179,7 @@
           </w:tcPr>
           <w:p>
             <w:r>
-              <w:t>3.7.16-P6</w:t>
+              <w:t>3.7.16-P2</w:t>
             </w:r>
           </w:p>
         </w:tc>
@@ -11199,7 +11199,7 @@
           </w:tcPr>
           <w:p>
             <w:r>
-              <w:t>fellowship</w:t>
+              <w:t>mrcs</w:t>
             </w:r>
           </w:p>
         </w:tc>
@@ -11209,7 +11209,7 @@
           </w:tcPr>
           <w:p>
             <w:r>
-              <w:t>Plan revision graft choice from tunnel condition and available autograft rather than from the primary algorithm.</w:t>
+              <w:t>Read time zero testing as describing the day of surgery only.</w:t>
             </w:r>
           </w:p>
         </w:tc>
@@ -11245,7 +11245,7 @@
           </w:tcPr>
           <w:p>
             <w:r>
-              <w:t>3.7.16-P7</w:t>
+              <w:t>3.7.16-P3</w:t>
             </w:r>
           </w:p>
         </w:tc>
@@ -11265,7 +11265,7 @@
           </w:tcPr>
           <w:p>
             <w:r>
-              <w:t>fellowship</w:t>
+              <w:t>frcs</w:t>
             </w:r>
           </w:p>
         </w:tc>
@@ -11275,7 +11275,7 @@
           </w:tcPr>
           <w:p>
             <w:r>
-              <w:t>Stage with bone grafting where tunnels are wide or confluent.</w:t>
+              <w:t>Treat graft choice as a trade rather than a ranking.</w:t>
             </w:r>
           </w:p>
         </w:tc>
@@ -11311,7 +11311,7 @@
           </w:tcPr>
           <w:p>
             <w:r>
-              <w:t>3.7.16-P8</w:t>
+              <w:t>3.7.16-P4</w:t>
             </w:r>
           </w:p>
         </w:tc>
@@ -11331,7 +11331,7 @@
           </w:tcPr>
           <w:p>
             <w:r>
-              <w:t>fellowship</w:t>
+              <w:t>frcs</w:t>
             </w:r>
           </w:p>
         </w:tc>
@@ -11341,7 +11341,7 @@
           </w:tcPr>
           <w:p>
             <w:r>
-              <w:t>Accept allograft more readily in revision and in multiligament reconstruction.</w:t>
+              <w:t>Avoid allograft in young active patients, on registry failure data.</w:t>
             </w:r>
           </w:p>
         </w:tc>
@@ -11377,7 +11377,7 @@
           </w:tcPr>
           <w:p>
             <w:r>
-              <w:t>3.7.16-P9</w:t>
+              <w:t>3.7.16-P5</w:t>
             </w:r>
           </w:p>
         </w:tc>
@@ -11397,7 +11397,7 @@
           </w:tcPr>
           <w:p>
             <w:r>
-              <w:t>fellowship</w:t>
+              <w:t>frcs</w:t>
             </w:r>
           </w:p>
         </w:tc>
@@ -11407,7 +11407,7 @@
           </w:tcPr>
           <w:p>
             <w:r>
-              <w:t>State that fixation choice in compromised bone rests on principle rather than data.</w:t>
+              <w:t>Read time zero comparisons as a small part of the clinical choice.</w:t>
             </w:r>
           </w:p>
         </w:tc>
@@ -11443,7 +11443,7 @@
           </w:tcPr>
           <w:p>
             <w:r>
-              <w:t>3.7.17-P1</w:t>
+              <w:t>3.7.16-P6</w:t>
             </w:r>
           </w:p>
         </w:tc>
@@ -11453,7 +11453,7 @@
           </w:tcPr>
           <w:p>
             <w:r>
-              <w:t>3.7.17</w:t>
+              <w:t>3.7.16</w:t>
             </w:r>
           </w:p>
         </w:tc>
@@ -11463,7 +11463,7 @@
           </w:tcPr>
           <w:p>
             <w:r>
-              <w:t>mrcs</w:t>
+              <w:t>fellowship</w:t>
             </w:r>
           </w:p>
         </w:tc>
@@ -11473,7 +11473,7 @@
           </w:tcPr>
           <w:p>
             <w:r>
-              <w:t>Place fixation close to the joint line where the technique allows, to reduce graft motion.</w:t>
+              <w:t>Plan revision graft choice from tunnel condition and available autograft rather than from the primary algorithm.</w:t>
             </w:r>
           </w:p>
         </w:tc>
@@ -11509,7 +11509,7 @@
           </w:tcPr>
           <w:p>
             <w:r>
-              <w:t>3.7.17-P2</w:t>
+              <w:t>3.7.16-P7</w:t>
             </w:r>
           </w:p>
         </w:tc>
@@ -11519,7 +11519,7 @@
           </w:tcPr>
           <w:p>
             <w:r>
-              <w:t>3.7.17</w:t>
+              <w:t>3.7.16</w:t>
             </w:r>
           </w:p>
         </w:tc>
@@ -11529,7 +11529,7 @@
           </w:tcPr>
           <w:p>
             <w:r>
-              <w:t>mrcs</w:t>
+              <w:t>fellowship</w:t>
             </w:r>
           </w:p>
         </w:tc>
@@ -11539,7 +11539,7 @@
           </w:tcPr>
           <w:p>
             <w:r>
-              <w:t>Expect a deep flexion strength deficit after harvest and rehabilitate it.</w:t>
+              <w:t>Stage with bone grafting where tunnels are wide or confluent.</w:t>
             </w:r>
           </w:p>
         </w:tc>
@@ -11575,7 +11575,7 @@
           </w:tcPr>
           <w:p>
             <w:r>
-              <w:t>3.7.17-P3</w:t>
+              <w:t>3.7.16-P8</w:t>
             </w:r>
           </w:p>
         </w:tc>
@@ -11585,7 +11585,7 @@
           </w:tcPr>
           <w:p>
             <w:r>
-              <w:t>3.7.17</w:t>
+              <w:t>3.7.16</w:t>
             </w:r>
           </w:p>
         </w:tc>
@@ -11595,7 +11595,7 @@
           </w:tcPr>
           <w:p>
             <w:r>
-              <w:t>mrcs</w:t>
+              <w:t>fellowship</w:t>
             </w:r>
           </w:p>
         </w:tc>
@@ -11605,7 +11605,7 @@
           </w:tcPr>
           <w:p>
             <w:r>
-              <w:t>Expect slower healing at the interface than with a bone to bone graft.</w:t>
+              <w:t>Accept allograft more readily in revision and in multiligament reconstruction.</w:t>
             </w:r>
           </w:p>
         </w:tc>
@@ -11641,7 +11641,7 @@
           </w:tcPr>
           <w:p>
             <w:r>
-              <w:t>3.7.17-P4</w:t>
+              <w:t>3.7.16-P9</w:t>
             </w:r>
           </w:p>
         </w:tc>
@@ -11651,7 +11651,7 @@
           </w:tcPr>
           <w:p>
             <w:r>
-              <w:t>3.7.17</w:t>
+              <w:t>3.7.16</w:t>
             </w:r>
           </w:p>
         </w:tc>
@@ -11661,7 +11661,7 @@
           </w:tcPr>
           <w:p>
             <w:r>
-              <w:t>frcs</w:t>
+              <w:t>fellowship</w:t>
             </w:r>
           </w:p>
         </w:tc>
@@ -11671,7 +11671,7 @@
           </w:tcPr>
           <w:p>
             <w:r>
-              <w:t>Treat diameter as the variable that matters most and the one the donor tendon may not allow.</w:t>
+              <w:t>State that fixation choice in compromised bone rests on principle rather than data.</w:t>
             </w:r>
           </w:p>
         </w:tc>
@@ -11707,7 +11707,7 @@
           </w:tcPr>
           <w:p>
             <w:r>
-              <w:t>3.7.17-P5</w:t>
+              <w:t>3.7.17-P1</w:t>
             </w:r>
           </w:p>
         </w:tc>
@@ -11727,7 +11727,7 @@
           </w:tcPr>
           <w:p>
             <w:r>
-              <w:t>frcs</w:t>
+              <w:t>mrcs</w:t>
             </w:r>
           </w:p>
         </w:tc>
@@ -11737,7 +11737,7 @@
           </w:tcPr>
           <w:p>
             <w:r>
-              <w:t>Assess tendon size before surgery rather than discovering it during.</w:t>
+              <w:t>Place fixation close to the joint line where the technique allows, to reduce graft motion.</w:t>
             </w:r>
           </w:p>
         </w:tc>
@@ -11773,7 +11773,7 @@
           </w:tcPr>
           <w:p>
             <w:r>
-              <w:t>3.7.17-P6</w:t>
+              <w:t>3.7.17-P2</w:t>
             </w:r>
           </w:p>
         </w:tc>
@@ -11793,7 +11793,7 @@
           </w:tcPr>
           <w:p>
             <w:r>
-              <w:t>fellowship</w:t>
+              <w:t>mrcs</w:t>
             </w:r>
           </w:p>
         </w:tc>
@@ -11803,7 +11803,7 @@
           </w:tcPr>
           <w:p>
             <w:r>
-              <w:t>Treat a regenerated tendon as unreliable graft material.</w:t>
+              <w:t>Expect a deep flexion strength deficit after harvest and rehabilitate it.</w:t>
             </w:r>
           </w:p>
         </w:tc>
@@ -11839,7 +11839,7 @@
           </w:tcPr>
           <w:p>
             <w:r>
-              <w:t>3.7.17-P7</w:t>
+              <w:t>3.7.17-P3</w:t>
             </w:r>
           </w:p>
         </w:tc>
@@ -11859,7 +11859,7 @@
           </w:tcPr>
           <w:p>
             <w:r>
-              <w:t>fellowship</w:t>
+              <w:t>mrcs</w:t>
             </w:r>
           </w:p>
         </w:tc>
@@ -11869,7 +11869,7 @@
           </w:tcPr>
           <w:p>
             <w:r>
-              <w:t>Measure tunnel width before planning a single stage revision.</w:t>
+              <w:t>Expect slower healing at the interface than with a bone to bone graft.</w:t>
             </w:r>
           </w:p>
         </w:tc>
@@ -11905,7 +11905,7 @@
           </w:tcPr>
           <w:p>
             <w:r>
-              <w:t>3.7.17-P8</w:t>
+              <w:t>3.7.17-P4</w:t>
             </w:r>
           </w:p>
         </w:tc>
@@ -11925,7 +11925,7 @@
           </w:tcPr>
           <w:p>
             <w:r>
-              <w:t>fellowship</w:t>
+              <w:t>frcs</w:t>
             </w:r>
           </w:p>
         </w:tc>
@@ -11935,7 +11935,7 @@
           </w:tcPr>
           <w:p>
             <w:r>
-              <w:t>Consider lateral augmentation to share load where diameter is inadequate.</w:t>
+              <w:t>Treat diameter as the variable that matters most and the one the donor tendon may not allow.</w:t>
             </w:r>
           </w:p>
         </w:tc>
@@ -11971,7 +11971,7 @@
           </w:tcPr>
           <w:p>
             <w:r>
-              <w:t>3.7.17-P9</w:t>
+              <w:t>3.7.17-P5</w:t>
             </w:r>
           </w:p>
         </w:tc>
@@ -11991,7 +11991,7 @@
           </w:tcPr>
           <w:p>
             <w:r>
-              <w:t>fellowship</w:t>
+              <w:t>frcs</w:t>
             </w:r>
           </w:p>
         </w:tc>
@@ -12001,7 +12001,7 @@
           </w:tcPr>
           <w:p>
             <w:r>
-              <w:t>Plan the graft source before theatre in any revision.</w:t>
+              <w:t>Assess tendon size before surgery rather than discovering it during.</w:t>
             </w:r>
           </w:p>
         </w:tc>
@@ -12037,7 +12037,7 @@
           </w:tcPr>
           <w:p>
             <w:r>
-              <w:t>3.7.18-P1</w:t>
+              <w:t>3.7.17-P6</w:t>
             </w:r>
           </w:p>
         </w:tc>
@@ -12047,7 +12047,7 @@
           </w:tcPr>
           <w:p>
             <w:r>
-              <w:t>3.7.18</w:t>
+              <w:t>3.7.17</w:t>
             </w:r>
           </w:p>
         </w:tc>
@@ -12057,7 +12057,7 @@
           </w:tcPr>
           <w:p>
             <w:r>
-              <w:t>mrcs</w:t>
+              <w:t>frcs</w:t>
             </w:r>
           </w:p>
         </w:tc>
@@ -12067,7 +12067,7 @@
           </w:tcPr>
           <w:p>
             <w:r>
-              <w:t>Expect marginally lower measured laxity and a small effect size.</w:t>
+              <w:t>Counsel younger patients on the diameter association with failure.</w:t>
             </w:r>
           </w:p>
         </w:tc>
@@ -12103,7 +12103,7 @@
           </w:tcPr>
           <w:p>
             <w:r>
-              <w:t>3.7.18-P2</w:t>
+              <w:t>3.7.17-P7</w:t>
             </w:r>
           </w:p>
         </w:tc>
@@ -12113,7 +12113,7 @@
           </w:tcPr>
           <w:p>
             <w:r>
-              <w:t>3.7.18</w:t>
+              <w:t>3.7.17</w:t>
             </w:r>
           </w:p>
         </w:tc>
@@ -12123,7 +12123,7 @@
           </w:tcPr>
           <w:p>
             <w:r>
-              <w:t>mrcs</w:t>
+              <w:t>fellowship</w:t>
             </w:r>
           </w:p>
         </w:tc>
@@ -12133,7 +12133,7 @@
           </w:tcPr>
           <w:p>
             <w:r>
-              <w:t>Measure patellar height after harvest where extensor symptoms persist.</w:t>
+              <w:t>Treat a regenerated tendon as unreliable graft material.</w:t>
             </w:r>
           </w:p>
         </w:tc>
@@ -12169,7 +12169,7 @@
           </w:tcPr>
           <w:p>
             <w:r>
-              <w:t>3.7.18-P3</w:t>
+              <w:t>3.7.17-P8</w:t>
             </w:r>
           </w:p>
         </w:tc>
@@ -12179,7 +12179,7 @@
           </w:tcPr>
           <w:p>
             <w:r>
-              <w:t>3.7.18</w:t>
+              <w:t>3.7.17</w:t>
             </w:r>
           </w:p>
         </w:tc>
@@ -12189,7 +12189,7 @@
           </w:tcPr>
           <w:p>
             <w:r>
-              <w:t>mrcs</w:t>
+              <w:t>fellowship</w:t>
             </w:r>
           </w:p>
         </w:tc>
@@ -12199,7 +12199,7 @@
           </w:tcPr>
           <w:p>
             <w:r>
-              <w:t>Expect less tunnel widening, which matters if revision is later needed.</w:t>
+              <w:t>Measure tunnel width before planning a single stage revision.</w:t>
             </w:r>
           </w:p>
         </w:tc>
@@ -12235,7 +12235,7 @@
           </w:tcPr>
           <w:p>
             <w:r>
-              <w:t>3.7.18-P4</w:t>
+              <w:t>3.7.17-P9</w:t>
             </w:r>
           </w:p>
         </w:tc>
@@ -12245,7 +12245,7 @@
           </w:tcPr>
           <w:p>
             <w:r>
-              <w:t>3.7.18</w:t>
+              <w:t>3.7.17</w:t>
             </w:r>
           </w:p>
         </w:tc>
@@ -12255,7 +12255,7 @@
           </w:tcPr>
           <w:p>
             <w:r>
-              <w:t>frcs</w:t>
+              <w:t>fellowship</w:t>
             </w:r>
           </w:p>
         </w:tc>
@@ -12265,7 +12265,7 @@
           </w:tcPr>
           <w:p>
             <w:r>
-              <w:t>Treat this graft as the choice where failure rate matters more than donor site, and the hamstring graft as the reverse.</w:t>
+              <w:t>Consider lateral augmentation to share load where diameter is inadequate.</w:t>
             </w:r>
           </w:p>
         </w:tc>
@@ -12301,7 +12301,7 @@
           </w:tcPr>
           <w:p>
             <w:r>
-              <w:t>3.7.18-P5</w:t>
+              <w:t>3.7.17-P10</w:t>
             </w:r>
           </w:p>
         </w:tc>
@@ -12311,7 +12311,7 @@
           </w:tcPr>
           <w:p>
             <w:r>
-              <w:t>3.7.18</w:t>
+              <w:t>3.7.17</w:t>
             </w:r>
           </w:p>
         </w:tc>
@@ -12321,7 +12321,7 @@
           </w:tcPr>
           <w:p>
             <w:r>
-              <w:t>frcs</w:t>
+              <w:t>fellowship</w:t>
             </w:r>
           </w:p>
         </w:tc>
@@ -12331,7 +12331,7 @@
           </w:tcPr>
           <w:p>
             <w:r>
-              <w:t>Consider it where revision is foreseeable, for tunnel preservation.</w:t>
+              <w:t>Plan the graft source before theatre in any revision.</w:t>
             </w:r>
           </w:p>
         </w:tc>
@@ -12367,7 +12367,7 @@
           </w:tcPr>
           <w:p>
             <w:r>
-              <w:t>3.7.18-P6</w:t>
+              <w:t>3.7.18-P1</w:t>
             </w:r>
           </w:p>
         </w:tc>
@@ -12387,7 +12387,7 @@
           </w:tcPr>
           <w:p>
             <w:r>
-              <w:t>frcs</w:t>
+              <w:t>mrcs</w:t>
             </w:r>
           </w:p>
         </w:tc>
@@ -12397,7 +12397,7 @@
           </w:tcPr>
           <w:p>
             <w:r>
-              <w:t>Assess occupation and kneeling demand before choosing.</w:t>
+              <w:t>Expect marginally lower measured laxity and a small effect size.</w:t>
             </w:r>
           </w:p>
         </w:tc>
@@ -12433,7 +12433,7 @@
           </w:tcPr>
           <w:p>
             <w:r>
-              <w:t>3.7.18-P7</w:t>
+              <w:t>3.7.18-P2</w:t>
             </w:r>
           </w:p>
         </w:tc>
@@ -12453,7 +12453,7 @@
           </w:tcPr>
           <w:p>
             <w:r>
-              <w:t>fellowship</w:t>
+              <w:t>mrcs</w:t>
             </w:r>
           </w:p>
         </w:tc>
@@ -12463,7 +12463,7 @@
           </w:tcPr>
           <w:p>
             <w:r>
-              <w:t>Consider bone plugs where a tunnel defect will not hold a soft tissue graft.</w:t>
+              <w:t>Measure patellar height after harvest where extensor symptoms persist.</w:t>
             </w:r>
           </w:p>
         </w:tc>
@@ -12499,7 +12499,7 @@
           </w:tcPr>
           <w:p>
             <w:r>
-              <w:t>3.7.19-P1</w:t>
+              <w:t>3.7.18-P3</w:t>
             </w:r>
           </w:p>
         </w:tc>
@@ -12509,7 +12509,7 @@
           </w:tcPr>
           <w:p>
             <w:r>
-              <w:t>3.7.19</w:t>
+              <w:t>3.7.18</w:t>
             </w:r>
           </w:p>
         </w:tc>
@@ -12529,7 +12529,7 @@
           </w:tcPr>
           <w:p>
             <w:r>
-              <w:t>Expect tendon to bone healing at the soft tissue end.</w:t>
+              <w:t>Expect less tunnel widening, which matters if revision is later needed.</w:t>
             </w:r>
           </w:p>
         </w:tc>
@@ -12565,7 +12565,7 @@
           </w:tcPr>
           <w:p>
             <w:r>
-              <w:t>3.7.19-P2</w:t>
+              <w:t>3.7.18-P4</w:t>
             </w:r>
           </w:p>
         </w:tc>
@@ -12575,7 +12575,7 @@
           </w:tcPr>
           <w:p>
             <w:r>
-              <w:t>3.7.19</w:t>
+              <w:t>3.7.18</w:t>
             </w:r>
           </w:p>
         </w:tc>
@@ -12585,7 +12585,7 @@
           </w:tcPr>
           <w:p>
             <w:r>
-              <w:t>mrcs</w:t>
+              <w:t>frcs</w:t>
             </w:r>
           </w:p>
         </w:tc>
@@ -12595,7 +12595,7 @@
           </w:tcPr>
           <w:p>
             <w:r>
-              <w:t>Read the clinical evidence as shorter and smaller than for the other autografts.</w:t>
+              <w:t>Treat this graft as the choice where failure rate matters more than donor site, and the hamstring graft as the reverse.</w:t>
             </w:r>
           </w:p>
         </w:tc>
@@ -12631,7 +12631,7 @@
           </w:tcPr>
           <w:p>
             <w:r>
-              <w:t>3.7.19-P3</w:t>
+              <w:t>3.7.18-P5</w:t>
             </w:r>
           </w:p>
         </w:tc>
@@ -12641,7 +12641,7 @@
           </w:tcPr>
           <w:p>
             <w:r>
-              <w:t>3.7.19</w:t>
+              <w:t>3.7.18</w:t>
             </w:r>
           </w:p>
         </w:tc>
@@ -12661,7 +12661,7 @@
           </w:tcPr>
           <w:p>
             <w:r>
-              <w:t>Treat this graft as the answer to a diameter problem and as the graft whose long term evidence is still accumulating.</w:t>
+              <w:t>Consider it where revision is foreseeable, for tunnel preservation.</w:t>
             </w:r>
           </w:p>
         </w:tc>
@@ -12697,7 +12697,7 @@
           </w:tcPr>
           <w:p>
             <w:r>
-              <w:t>3.7.19-P4</w:t>
+              <w:t>3.7.18-P6</w:t>
             </w:r>
           </w:p>
         </w:tc>
@@ -12707,7 +12707,7 @@
           </w:tcPr>
           <w:p>
             <w:r>
-              <w:t>3.7.19</w:t>
+              <w:t>3.7.18</w:t>
             </w:r>
           </w:p>
         </w:tc>
@@ -12727,7 +12727,7 @@
           </w:tcPr>
           <w:p>
             <w:r>
-              <w:t>Use it where diameter cannot be achieved from the hamstrings.</w:t>
+              <w:t>Assess occupation and kneeling demand before choosing.</w:t>
             </w:r>
           </w:p>
         </w:tc>
@@ -12763,7 +12763,7 @@
           </w:tcPr>
           <w:p>
             <w:r>
-              <w:t>3.7.19-P5</w:t>
+              <w:t>3.7.18-P7</w:t>
             </w:r>
           </w:p>
         </w:tc>
@@ -12773,7 +12773,7 @@
           </w:tcPr>
           <w:p>
             <w:r>
-              <w:t>3.7.19</w:t>
+              <w:t>3.7.18</w:t>
             </w:r>
           </w:p>
         </w:tc>
@@ -12783,7 +12783,7 @@
           </w:tcPr>
           <w:p>
             <w:r>
-              <w:t>frcs</w:t>
+              <w:t>fellowship</w:t>
             </w:r>
           </w:p>
         </w:tc>
@@ -12793,7 +12793,7 @@
           </w:tcPr>
           <w:p>
             <w:r>
-              <w:t>Expect harvest quality to depend on familiarity more than for a simpler harvest.</w:t>
+              <w:t>Record patellar height, since it affects later arthroplasty.</w:t>
             </w:r>
           </w:p>
         </w:tc>
@@ -12829,7 +12829,7 @@
           </w:tcPr>
           <w:p>
             <w:r>
-              <w:t>3.7.19-P6</w:t>
+              <w:t>3.7.18-P8</w:t>
             </w:r>
           </w:p>
         </w:tc>
@@ -12839,7 +12839,7 @@
           </w:tcPr>
           <w:p>
             <w:r>
-              <w:t>3.7.19</w:t>
+              <w:t>3.7.18</w:t>
             </w:r>
           </w:p>
         </w:tc>
@@ -12859,7 +12859,7 @@
           </w:tcPr>
           <w:p>
             <w:r>
-              <w:t>Measure tendon thickness on imaging before planning the harvest.</w:t>
+              <w:t>Consider bone plugs where a tunnel defect will not hold a soft tissue graft.</w:t>
             </w:r>
           </w:p>
         </w:tc>
@@ -12895,7 +12895,7 @@
           </w:tcPr>
           <w:p>
             <w:r>
-              <w:t>3.7.19-P7</w:t>
+              <w:t>3.7.18-P9</w:t>
             </w:r>
           </w:p>
         </w:tc>
@@ -12905,7 +12905,7 @@
           </w:tcPr>
           <w:p>
             <w:r>
-              <w:t>3.7.19</w:t>
+              <w:t>3.7.18</w:t>
             </w:r>
           </w:p>
         </w:tc>
@@ -12925,7 +12925,7 @@
           </w:tcPr>
           <w:p>
             <w:r>
-              <w:t>Consider it first in revision where other donor sites are used.</w:t>
+              <w:t>Counsel that a reharvested tendon is feasible and less predictable.</w:t>
             </w:r>
           </w:p>
         </w:tc>
@@ -12961,7 +12961,7 @@
           </w:tcPr>
           <w:p>
             <w:r>
-              <w:t>3.7.19-P8</w:t>
+              <w:t>3.7.19-P1</w:t>
             </w:r>
           </w:p>
         </w:tc>
@@ -12981,7 +12981,7 @@
           </w:tcPr>
           <w:p>
             <w:r>
-              <w:t>fellowship</w:t>
+              <w:t>mrcs</w:t>
             </w:r>
           </w:p>
         </w:tc>
@@ -12991,7 +12991,7 @@
           </w:tcPr>
           <w:p>
             <w:r>
-              <w:t>Expect small numbers in the revision evidence for this graft.</w:t>
+              <w:t>Expect tendon to bone healing at the soft tissue end.</w:t>
             </w:r>
           </w:p>
         </w:tc>
@@ -13027,7 +13027,7 @@
           </w:tcPr>
           <w:p>
             <w:r>
-              <w:t>3.7.20-P1</w:t>
+              <w:t>3.7.19-P2</w:t>
             </w:r>
           </w:p>
         </w:tc>
@@ -13037,7 +13037,7 @@
           </w:tcPr>
           <w:p>
             <w:r>
-              <w:t>3.7.20</w:t>
+              <w:t>3.7.19</w:t>
             </w:r>
           </w:p>
         </w:tc>
@@ -13057,7 +13057,7 @@
           </w:tcPr>
           <w:p>
             <w:r>
-              <w:t>Place tunnels anatomically, since position dominates every other variable.</w:t>
+              <w:t>Read the clinical evidence as shorter and smaller than for the other autografts.</w:t>
             </w:r>
           </w:p>
         </w:tc>
@@ -13093,7 +13093,7 @@
           </w:tcPr>
           <w:p>
             <w:r>
-              <w:t>3.7.20-P2</w:t>
+              <w:t>3.7.19-P3</w:t>
             </w:r>
           </w:p>
         </w:tc>
@@ -13103,7 +13103,7 @@
           </w:tcPr>
           <w:p>
             <w:r>
-              <w:t>3.7.20</w:t>
+              <w:t>3.7.19</w:t>
             </w:r>
           </w:p>
         </w:tc>
@@ -13113,7 +13113,7 @@
           </w:tcPr>
           <w:p>
             <w:r>
-              <w:t>mrcs</w:t>
+              <w:t>frcs</w:t>
             </w:r>
           </w:p>
         </w:tc>
@@ -13123,7 +13123,7 @@
           </w:tcPr>
           <w:p>
             <w:r>
-              <w:t>Expect measured laxity to change over the first year without a new injury.</w:t>
+              <w:t>Treat this graft as the answer to a diameter problem and as the graft whose long term evidence is still accumulating.</w:t>
             </w:r>
           </w:p>
         </w:tc>
@@ -13159,7 +13159,7 @@
           </w:tcPr>
           <w:p>
             <w:r>
-              <w:t>3.7.20-P3</w:t>
+              <w:t>3.7.19-P4</w:t>
             </w:r>
           </w:p>
         </w:tc>
@@ -13169,7 +13169,7 @@
           </w:tcPr>
           <w:p>
             <w:r>
-              <w:t>3.7.20</w:t>
+              <w:t>3.7.19</w:t>
             </w:r>
           </w:p>
         </w:tc>
@@ -13189,7 +13189,7 @@
           </w:tcPr>
           <w:p>
             <w:r>
-              <w:t>Treat the reconstruction as a construct in an environment rather than as an operation.</w:t>
+              <w:t>Use it where diameter cannot be achieved from the hamstrings.</w:t>
             </w:r>
           </w:p>
         </w:tc>
@@ -13225,7 +13225,7 @@
           </w:tcPr>
           <w:p>
             <w:r>
-              <w:t>3.7.20-P4</w:t>
+              <w:t>3.7.19-P5</w:t>
             </w:r>
           </w:p>
         </w:tc>
@@ -13235,7 +13235,7 @@
           </w:tcPr>
           <w:p>
             <w:r>
-              <w:t>3.7.20</w:t>
+              <w:t>3.7.19</w:t>
             </w:r>
           </w:p>
         </w:tc>
@@ -13255,7 +13255,7 @@
           </w:tcPr>
           <w:p>
             <w:r>
-              <w:t>Measure slope in every revision, since it is the commonest unaddressed factor.</w:t>
+              <w:t>Counsel that its long term comparative evidence is still accumulating.</w:t>
             </w:r>
           </w:p>
         </w:tc>
@@ -13291,7 +13291,7 @@
           </w:tcPr>
           <w:p>
             <w:r>
-              <w:t>3.7.20-P5</w:t>
+              <w:t>3.7.19-P6</w:t>
             </w:r>
           </w:p>
         </w:tc>
@@ -13301,7 +13301,7 @@
           </w:tcPr>
           <w:p>
             <w:r>
-              <w:t>3.7.20</w:t>
+              <w:t>3.7.19</w:t>
             </w:r>
           </w:p>
         </w:tc>
@@ -13321,7 +13321,7 @@
           </w:tcPr>
           <w:p>
             <w:r>
-              <w:t>Correct the environment as part of the revision rather than afterwards.</w:t>
+              <w:t>Expect harvest quality to depend on familiarity more than for a simpler harvest.</w:t>
             </w:r>
           </w:p>
         </w:tc>
@@ -13357,7 +13357,7 @@
           </w:tcPr>
           <w:p>
             <w:r>
-              <w:t>3.7.20-P6</w:t>
+              <w:t>3.7.19-P7</w:t>
             </w:r>
           </w:p>
         </w:tc>
@@ -13367,7 +13367,7 @@
           </w:tcPr>
           <w:p>
             <w:r>
-              <w:t>3.7.20</w:t>
+              <w:t>3.7.19</w:t>
             </w:r>
           </w:p>
         </w:tc>
@@ -13387,7 +13387,7 @@
           </w:tcPr>
           <w:p>
             <w:r>
-              <w:t>Plan single or two stage revision from tunnel imaging rather than from preference.</w:t>
+              <w:t>Measure tendon thickness on imaging before planning the harvest.</w:t>
             </w:r>
           </w:p>
         </w:tc>
@@ -13423,6 +13423,534 @@
           </w:tcPr>
           <w:p>
             <w:r>
+              <w:t>3.7.19-P8</w:t>
+            </w:r>
+          </w:p>
+        </w:tc>
+        <w:tc>
+          <w:tcPr>
+            <w:tcW w:type="dxa" w:w="706"/>
+          </w:tcPr>
+          <w:p>
+            <w:r>
+              <w:t>3.7.19</w:t>
+            </w:r>
+          </w:p>
+        </w:tc>
+        <w:tc>
+          <w:tcPr>
+            <w:tcW w:type="dxa" w:w="988"/>
+          </w:tcPr>
+          <w:p>
+            <w:r>
+              <w:t>fellowship</w:t>
+            </w:r>
+          </w:p>
+        </w:tc>
+        <w:tc>
+          <w:tcPr>
+            <w:tcW w:type="dxa" w:w="5927"/>
+          </w:tcPr>
+          <w:p>
+            <w:r>
+              <w:t>Consider it first in revision where other donor sites are used.</w:t>
+            </w:r>
+          </w:p>
+        </w:tc>
+        <w:tc>
+          <w:tcPr>
+            <w:tcW w:type="dxa" w:w="1411"/>
+          </w:tcPr>
+          <w:p>
+            <w:r/>
+          </w:p>
+        </w:tc>
+        <w:tc>
+          <w:tcPr>
+            <w:tcW w:type="dxa" w:w="1835"/>
+          </w:tcPr>
+          <w:p>
+            <w:r/>
+          </w:p>
+        </w:tc>
+        <w:tc>
+          <w:tcPr>
+            <w:tcW w:type="dxa" w:w="2258"/>
+          </w:tcPr>
+          <w:p>
+            <w:r/>
+          </w:p>
+        </w:tc>
+      </w:tr>
+      <w:tr>
+        <w:tc>
+          <w:tcPr>
+            <w:tcW w:type="dxa" w:w="988"/>
+          </w:tcPr>
+          <w:p>
+            <w:r>
+              <w:t>3.7.19-P9</w:t>
+            </w:r>
+          </w:p>
+        </w:tc>
+        <w:tc>
+          <w:tcPr>
+            <w:tcW w:type="dxa" w:w="706"/>
+          </w:tcPr>
+          <w:p>
+            <w:r>
+              <w:t>3.7.19</w:t>
+            </w:r>
+          </w:p>
+        </w:tc>
+        <w:tc>
+          <w:tcPr>
+            <w:tcW w:type="dxa" w:w="988"/>
+          </w:tcPr>
+          <w:p>
+            <w:r>
+              <w:t>fellowship</w:t>
+            </w:r>
+          </w:p>
+        </w:tc>
+        <w:tc>
+          <w:tcPr>
+            <w:tcW w:type="dxa" w:w="5927"/>
+          </w:tcPr>
+          <w:p>
+            <w:r>
+              <w:t>Expect small numbers in the revision evidence for this graft.</w:t>
+            </w:r>
+          </w:p>
+        </w:tc>
+        <w:tc>
+          <w:tcPr>
+            <w:tcW w:type="dxa" w:w="1411"/>
+          </w:tcPr>
+          <w:p>
+            <w:r/>
+          </w:p>
+        </w:tc>
+        <w:tc>
+          <w:tcPr>
+            <w:tcW w:type="dxa" w:w="1835"/>
+          </w:tcPr>
+          <w:p>
+            <w:r/>
+          </w:p>
+        </w:tc>
+        <w:tc>
+          <w:tcPr>
+            <w:tcW w:type="dxa" w:w="2258"/>
+          </w:tcPr>
+          <w:p>
+            <w:r/>
+          </w:p>
+        </w:tc>
+      </w:tr>
+      <w:tr>
+        <w:tc>
+          <w:tcPr>
+            <w:tcW w:type="dxa" w:w="988"/>
+          </w:tcPr>
+          <w:p>
+            <w:r>
+              <w:t>3.7.20-P1</w:t>
+            </w:r>
+          </w:p>
+        </w:tc>
+        <w:tc>
+          <w:tcPr>
+            <w:tcW w:type="dxa" w:w="706"/>
+          </w:tcPr>
+          <w:p>
+            <w:r>
+              <w:t>3.7.20</w:t>
+            </w:r>
+          </w:p>
+        </w:tc>
+        <w:tc>
+          <w:tcPr>
+            <w:tcW w:type="dxa" w:w="988"/>
+          </w:tcPr>
+          <w:p>
+            <w:r>
+              <w:t>mrcs</w:t>
+            </w:r>
+          </w:p>
+        </w:tc>
+        <w:tc>
+          <w:tcPr>
+            <w:tcW w:type="dxa" w:w="5927"/>
+          </w:tcPr>
+          <w:p>
+            <w:r>
+              <w:t>Place tunnels anatomically, since position dominates every other variable.</w:t>
+            </w:r>
+          </w:p>
+        </w:tc>
+        <w:tc>
+          <w:tcPr>
+            <w:tcW w:type="dxa" w:w="1411"/>
+          </w:tcPr>
+          <w:p>
+            <w:r/>
+          </w:p>
+        </w:tc>
+        <w:tc>
+          <w:tcPr>
+            <w:tcW w:type="dxa" w:w="1835"/>
+          </w:tcPr>
+          <w:p>
+            <w:r/>
+          </w:p>
+        </w:tc>
+        <w:tc>
+          <w:tcPr>
+            <w:tcW w:type="dxa" w:w="2258"/>
+          </w:tcPr>
+          <w:p>
+            <w:r/>
+          </w:p>
+        </w:tc>
+      </w:tr>
+      <w:tr>
+        <w:tc>
+          <w:tcPr>
+            <w:tcW w:type="dxa" w:w="988"/>
+          </w:tcPr>
+          <w:p>
+            <w:r>
+              <w:t>3.7.20-P2</w:t>
+            </w:r>
+          </w:p>
+        </w:tc>
+        <w:tc>
+          <w:tcPr>
+            <w:tcW w:type="dxa" w:w="706"/>
+          </w:tcPr>
+          <w:p>
+            <w:r>
+              <w:t>3.7.20</w:t>
+            </w:r>
+          </w:p>
+        </w:tc>
+        <w:tc>
+          <w:tcPr>
+            <w:tcW w:type="dxa" w:w="988"/>
+          </w:tcPr>
+          <w:p>
+            <w:r>
+              <w:t>mrcs</w:t>
+            </w:r>
+          </w:p>
+        </w:tc>
+        <w:tc>
+          <w:tcPr>
+            <w:tcW w:type="dxa" w:w="5927"/>
+          </w:tcPr>
+          <w:p>
+            <w:r>
+              <w:t>Expect measured laxity to change over the first year without a new injury.</w:t>
+            </w:r>
+          </w:p>
+        </w:tc>
+        <w:tc>
+          <w:tcPr>
+            <w:tcW w:type="dxa" w:w="1411"/>
+          </w:tcPr>
+          <w:p>
+            <w:r/>
+          </w:p>
+        </w:tc>
+        <w:tc>
+          <w:tcPr>
+            <w:tcW w:type="dxa" w:w="1835"/>
+          </w:tcPr>
+          <w:p>
+            <w:r/>
+          </w:p>
+        </w:tc>
+        <w:tc>
+          <w:tcPr>
+            <w:tcW w:type="dxa" w:w="2258"/>
+          </w:tcPr>
+          <w:p>
+            <w:r/>
+          </w:p>
+        </w:tc>
+      </w:tr>
+      <w:tr>
+        <w:tc>
+          <w:tcPr>
+            <w:tcW w:type="dxa" w:w="988"/>
+          </w:tcPr>
+          <w:p>
+            <w:r>
+              <w:t>3.7.20-P3</w:t>
+            </w:r>
+          </w:p>
+        </w:tc>
+        <w:tc>
+          <w:tcPr>
+            <w:tcW w:type="dxa" w:w="706"/>
+          </w:tcPr>
+          <w:p>
+            <w:r>
+              <w:t>3.7.20</w:t>
+            </w:r>
+          </w:p>
+        </w:tc>
+        <w:tc>
+          <w:tcPr>
+            <w:tcW w:type="dxa" w:w="988"/>
+          </w:tcPr>
+          <w:p>
+            <w:r>
+              <w:t>frcs</w:t>
+            </w:r>
+          </w:p>
+        </w:tc>
+        <w:tc>
+          <w:tcPr>
+            <w:tcW w:type="dxa" w:w="5927"/>
+          </w:tcPr>
+          <w:p>
+            <w:r>
+              <w:t>Treat the reconstruction as a construct in an environment rather than as an operation.</w:t>
+            </w:r>
+          </w:p>
+        </w:tc>
+        <w:tc>
+          <w:tcPr>
+            <w:tcW w:type="dxa" w:w="1411"/>
+          </w:tcPr>
+          <w:p>
+            <w:r/>
+          </w:p>
+        </w:tc>
+        <w:tc>
+          <w:tcPr>
+            <w:tcW w:type="dxa" w:w="1835"/>
+          </w:tcPr>
+          <w:p>
+            <w:r/>
+          </w:p>
+        </w:tc>
+        <w:tc>
+          <w:tcPr>
+            <w:tcW w:type="dxa" w:w="2258"/>
+          </w:tcPr>
+          <w:p>
+            <w:r/>
+          </w:p>
+        </w:tc>
+      </w:tr>
+      <w:tr>
+        <w:tc>
+          <w:tcPr>
+            <w:tcW w:type="dxa" w:w="988"/>
+          </w:tcPr>
+          <w:p>
+            <w:r>
+              <w:t>3.7.20-P4</w:t>
+            </w:r>
+          </w:p>
+        </w:tc>
+        <w:tc>
+          <w:tcPr>
+            <w:tcW w:type="dxa" w:w="706"/>
+          </w:tcPr>
+          <w:p>
+            <w:r>
+              <w:t>3.7.20</w:t>
+            </w:r>
+          </w:p>
+        </w:tc>
+        <w:tc>
+          <w:tcPr>
+            <w:tcW w:type="dxa" w:w="988"/>
+          </w:tcPr>
+          <w:p>
+            <w:r>
+              <w:t>frcs</w:t>
+            </w:r>
+          </w:p>
+        </w:tc>
+        <w:tc>
+          <w:tcPr>
+            <w:tcW w:type="dxa" w:w="5927"/>
+          </w:tcPr>
+          <w:p>
+            <w:r>
+              <w:t>Measure slope in every revision, since it is the commonest unaddressed factor.</w:t>
+            </w:r>
+          </w:p>
+        </w:tc>
+        <w:tc>
+          <w:tcPr>
+            <w:tcW w:type="dxa" w:w="1411"/>
+          </w:tcPr>
+          <w:p>
+            <w:r/>
+          </w:p>
+        </w:tc>
+        <w:tc>
+          <w:tcPr>
+            <w:tcW w:type="dxa" w:w="1835"/>
+          </w:tcPr>
+          <w:p>
+            <w:r/>
+          </w:p>
+        </w:tc>
+        <w:tc>
+          <w:tcPr>
+            <w:tcW w:type="dxa" w:w="2258"/>
+          </w:tcPr>
+          <w:p>
+            <w:r/>
+          </w:p>
+        </w:tc>
+      </w:tr>
+      <w:tr>
+        <w:tc>
+          <w:tcPr>
+            <w:tcW w:type="dxa" w:w="988"/>
+          </w:tcPr>
+          <w:p>
+            <w:r>
+              <w:t>3.7.20-P5</w:t>
+            </w:r>
+          </w:p>
+        </w:tc>
+        <w:tc>
+          <w:tcPr>
+            <w:tcW w:type="dxa" w:w="706"/>
+          </w:tcPr>
+          <w:p>
+            <w:r>
+              <w:t>3.7.20</w:t>
+            </w:r>
+          </w:p>
+        </w:tc>
+        <w:tc>
+          <w:tcPr>
+            <w:tcW w:type="dxa" w:w="988"/>
+          </w:tcPr>
+          <w:p>
+            <w:r>
+              <w:t>frcs</w:t>
+            </w:r>
+          </w:p>
+        </w:tc>
+        <w:tc>
+          <w:tcPr>
+            <w:tcW w:type="dxa" w:w="5927"/>
+          </w:tcPr>
+          <w:p>
+            <w:r>
+              <w:t>Correct the environment as part of the revision rather than afterwards.</w:t>
+            </w:r>
+          </w:p>
+        </w:tc>
+        <w:tc>
+          <w:tcPr>
+            <w:tcW w:type="dxa" w:w="1411"/>
+          </w:tcPr>
+          <w:p>
+            <w:r/>
+          </w:p>
+        </w:tc>
+        <w:tc>
+          <w:tcPr>
+            <w:tcW w:type="dxa" w:w="1835"/>
+          </w:tcPr>
+          <w:p>
+            <w:r/>
+          </w:p>
+        </w:tc>
+        <w:tc>
+          <w:tcPr>
+            <w:tcW w:type="dxa" w:w="2258"/>
+          </w:tcPr>
+          <w:p>
+            <w:r/>
+          </w:p>
+        </w:tc>
+      </w:tr>
+      <w:tr>
+        <w:tc>
+          <w:tcPr>
+            <w:tcW w:type="dxa" w:w="988"/>
+          </w:tcPr>
+          <w:p>
+            <w:r>
+              <w:t>3.7.20-P6</w:t>
+            </w:r>
+          </w:p>
+        </w:tc>
+        <w:tc>
+          <w:tcPr>
+            <w:tcW w:type="dxa" w:w="706"/>
+          </w:tcPr>
+          <w:p>
+            <w:r>
+              <w:t>3.7.20</w:t>
+            </w:r>
+          </w:p>
+        </w:tc>
+        <w:tc>
+          <w:tcPr>
+            <w:tcW w:type="dxa" w:w="988"/>
+          </w:tcPr>
+          <w:p>
+            <w:r>
+              <w:t>frcs</w:t>
+            </w:r>
+          </w:p>
+        </w:tc>
+        <w:tc>
+          <w:tcPr>
+            <w:tcW w:type="dxa" w:w="5927"/>
+          </w:tcPr>
+          <w:p>
+            <w:r>
+              <w:t>Counsel that revision outcomes are worse than primary.</w:t>
+            </w:r>
+          </w:p>
+        </w:tc>
+        <w:tc>
+          <w:tcPr>
+            <w:tcW w:type="dxa" w:w="1411"/>
+          </w:tcPr>
+          <w:p>
+            <w:r/>
+          </w:p>
+        </w:tc>
+        <w:tc>
+          <w:tcPr>
+            <w:tcW w:type="dxa" w:w="1835"/>
+          </w:tcPr>
+          <w:p>
+            <w:r/>
+          </w:p>
+        </w:tc>
+        <w:tc>
+          <w:tcPr>
+            <w:tcW w:type="dxa" w:w="2258"/>
+          </w:tcPr>
+          <w:p>
+            <w:r/>
+          </w:p>
+        </w:tc>
+      </w:tr>
+      <w:tr>
+        <w:tc>
+          <w:tcPr>
+            <w:tcW w:type="dxa" w:w="988"/>
+          </w:tcPr>
+          <w:p>
+            <w:r>
               <w:t>3.7.20-P7</w:t>
             </w:r>
           </w:p>
@@ -13453,7 +13981,139 @@
           </w:tcPr>
           <w:p>
             <w:r>
+              <w:t>Plan single or two stage revision from tunnel imaging rather than from preference.</w:t>
+            </w:r>
+          </w:p>
+        </w:tc>
+        <w:tc>
+          <w:tcPr>
+            <w:tcW w:type="dxa" w:w="1411"/>
+          </w:tcPr>
+          <w:p>
+            <w:r/>
+          </w:p>
+        </w:tc>
+        <w:tc>
+          <w:tcPr>
+            <w:tcW w:type="dxa" w:w="1835"/>
+          </w:tcPr>
+          <w:p>
+            <w:r/>
+          </w:p>
+        </w:tc>
+        <w:tc>
+          <w:tcPr>
+            <w:tcW w:type="dxa" w:w="2258"/>
+          </w:tcPr>
+          <w:p>
+            <w:r/>
+          </w:p>
+        </w:tc>
+      </w:tr>
+      <w:tr>
+        <w:tc>
+          <w:tcPr>
+            <w:tcW w:type="dxa" w:w="988"/>
+          </w:tcPr>
+          <w:p>
+            <w:r>
+              <w:t>3.7.20-P8</w:t>
+            </w:r>
+          </w:p>
+        </w:tc>
+        <w:tc>
+          <w:tcPr>
+            <w:tcW w:type="dxa" w:w="706"/>
+          </w:tcPr>
+          <w:p>
+            <w:r>
+              <w:t>3.7.20</w:t>
+            </w:r>
+          </w:p>
+        </w:tc>
+        <w:tc>
+          <w:tcPr>
+            <w:tcW w:type="dxa" w:w="988"/>
+          </w:tcPr>
+          <w:p>
+            <w:r>
+              <w:t>fellowship</w:t>
+            </w:r>
+          </w:p>
+        </w:tc>
+        <w:tc>
+          <w:tcPr>
+            <w:tcW w:type="dxa" w:w="5927"/>
+          </w:tcPr>
+          <w:p>
+            <w:r>
               <w:t>Correct slope in a knee that has failed a conventional revision.</w:t>
+            </w:r>
+          </w:p>
+        </w:tc>
+        <w:tc>
+          <w:tcPr>
+            <w:tcW w:type="dxa" w:w="1411"/>
+          </w:tcPr>
+          <w:p>
+            <w:r/>
+          </w:p>
+        </w:tc>
+        <w:tc>
+          <w:tcPr>
+            <w:tcW w:type="dxa" w:w="1835"/>
+          </w:tcPr>
+          <w:p>
+            <w:r/>
+          </w:p>
+        </w:tc>
+        <w:tc>
+          <w:tcPr>
+            <w:tcW w:type="dxa" w:w="2258"/>
+          </w:tcPr>
+          <w:p>
+            <w:r/>
+          </w:p>
+        </w:tc>
+      </w:tr>
+      <w:tr>
+        <w:tc>
+          <w:tcPr>
+            <w:tcW w:type="dxa" w:w="988"/>
+          </w:tcPr>
+          <w:p>
+            <w:r>
+              <w:t>3.7.20-P9</w:t>
+            </w:r>
+          </w:p>
+        </w:tc>
+        <w:tc>
+          <w:tcPr>
+            <w:tcW w:type="dxa" w:w="706"/>
+          </w:tcPr>
+          <w:p>
+            <w:r>
+              <w:t>3.7.20</w:t>
+            </w:r>
+          </w:p>
+        </w:tc>
+        <w:tc>
+          <w:tcPr>
+            <w:tcW w:type="dxa" w:w="988"/>
+          </w:tcPr>
+          <w:p>
+            <w:r>
+              <w:t>fellowship</w:t>
+            </w:r>
+          </w:p>
+        </w:tc>
+        <w:tc>
+          <w:tcPr>
+            <w:tcW w:type="dxa" w:w="5927"/>
+          </w:tcPr>
+          <w:p>
+            <w:r>
+              <w:t>Share the uncertainty, since no measurement predicts a compromised construct's result.</w:t>
             </w:r>
           </w:p>
         </w:tc>
